--- a/Writing.docx
+++ b/Writing.docx
@@ -373,6 +373,26 @@
     <w:p>
       <w:r>
         <w:t>Nadya Nabahi</w:t>
+      </w:r>
+    </w:p>
+    <w:p>
+      <w:r>
+        <w:br w:type="page"/>
+      </w:r>
+    </w:p>
+    <w:p>
+      <w:r>
+        <w:lastRenderedPageBreak/>
+        <w:t xml:space="preserve">This model studies the dynamics of </w:t>
+      </w:r>
+      <w:r>
+        <w:t>non-interacting</w:t>
+      </w:r>
+      <w:r>
+        <w:t xml:space="preserve"> random walks</w:t>
+      </w:r>
+      <w:r>
+        <w:t xml:space="preserve">. </w:t>
       </w:r>
     </w:p>
     <w:sectPr>

--- a/Writing.docx
+++ b/Writing.docx
@@ -34,15 +34,7 @@
         <w:t xml:space="preserve"> overview of myself, as well as</w:t>
       </w:r>
       <w:r>
-        <w:t xml:space="preserve"> the </w:t>
-      </w:r>
-      <w:proofErr w:type="gramStart"/>
-      <w:r>
-        <w:t>research</w:t>
-      </w:r>
-      <w:proofErr w:type="gramEnd"/>
-      <w:r>
-        <w:t xml:space="preserve"> I’ve engaged in</w:t>
+        <w:t xml:space="preserve"> the research I’ve engaged in</w:t>
       </w:r>
       <w:r>
         <w:t>, i.e.</w:t>
@@ -108,28 +100,12 @@
         <w:t>,</w:t>
       </w:r>
       <w:r>
-        <w:t xml:space="preserve"> probability theory, </w:t>
-      </w:r>
-      <w:proofErr w:type="gramStart"/>
-      <w:r>
-        <w:t>all</w:t>
-      </w:r>
-      <w:proofErr w:type="gramEnd"/>
-      <w:r>
-        <w:t xml:space="preserve"> animated and interactive.</w:t>
+        <w:t xml:space="preserve"> probability theory, all animated and interactive.</w:t>
       </w:r>
     </w:p>
     <w:p>
       <w:r>
-        <w:t xml:space="preserve">My whole life I’ve been drawing on graphs, and </w:t>
-      </w:r>
-      <w:proofErr w:type="gramStart"/>
-      <w:r>
-        <w:t>in an effort to</w:t>
-      </w:r>
-      <w:proofErr w:type="gramEnd"/>
-      <w:r>
-        <w:t xml:space="preserve"> save the trees, I’ve implemented an online alternative. The graph </w:t>
+        <w:t xml:space="preserve">My whole life I’ve been drawing on graphs, and in an effort to save the trees, I’ve implemented an online alternative. The graph </w:t>
       </w:r>
       <w:r>
         <w:t>drawing</w:t>
@@ -284,15 +260,7 @@
         <w:t xml:space="preserve"> pure</w:t>
       </w:r>
       <w:r>
-        <w:t xml:space="preserve"> written </w:t>
-      </w:r>
-      <w:proofErr w:type="gramStart"/>
-      <w:r>
-        <w:t>word</w:t>
-      </w:r>
-      <w:proofErr w:type="gramEnd"/>
-      <w:r>
-        <w:t xml:space="preserve"> and more to engaging directly with</w:t>
+        <w:t xml:space="preserve"> written word and more to engaging directly with</w:t>
       </w:r>
       <w:r>
         <w:t>, say</w:t>
@@ -327,15 +295,7 @@
     </w:p>
     <w:p>
       <w:r>
-        <w:t xml:space="preserve">For </w:t>
-      </w:r>
-      <w:proofErr w:type="gramStart"/>
-      <w:r>
-        <w:t>now</w:t>
-      </w:r>
-      <w:proofErr w:type="gramEnd"/>
-      <w:r>
-        <w:t xml:space="preserve"> I</w:t>
+        <w:t>For now I</w:t>
       </w:r>
       <w:r>
         <w:t xml:space="preserve"> won’t spiel </w:t>
@@ -383,16 +343,205 @@
     <w:p>
       <w:r>
         <w:lastRenderedPageBreak/>
+        <w:t>Random Walk Coloring</w:t>
+      </w:r>
+    </w:p>
+    <w:p>
+      <w:r>
         <w:t xml:space="preserve">This model studies the dynamics of </w:t>
       </w:r>
       <w:r>
         <w:t>non-interacting</w:t>
       </w:r>
       <w:r>
+        <w:t>, competing</w:t>
+      </w:r>
+      <w:r>
         <w:t xml:space="preserve"> random walks</w:t>
       </w:r>
       <w:r>
+        <w:t>&lt;link to random walk sim&gt;</w:t>
+      </w:r>
+      <w:r>
         <w:t xml:space="preserve">. </w:t>
+      </w:r>
+    </w:p>
+    <w:p/>
+    <w:p>
+      <w:r>
+        <w:t>Sandpiles</w:t>
+      </w:r>
+      <w:r>
+        <w:br/>
+      </w:r>
+      <w:r>
+        <w:t xml:space="preserve">Each cell contains some number of grains of </w:t>
+      </w:r>
+      <w:r>
+        <w:t xml:space="preserve">sand. </w:t>
+      </w:r>
+      <w:r>
+        <w:t>A cell is called bold{</w:t>
+      </w:r>
+      <w:r>
+        <w:t>un</w:t>
+      </w:r>
+      <w:r>
+        <w:t>stable</w:t>
+      </w:r>
+      <w:r>
+        <w:t>}</w:t>
+      </w:r>
+      <w:r>
+        <w:t xml:space="preserve"> if </w:t>
+      </w:r>
+      <w:r>
+        <w:t xml:space="preserve">it </w:t>
+      </w:r>
+      <w:r>
+        <w:t xml:space="preserve">contains </w:t>
+      </w:r>
+      <w:r>
+        <w:t>at least as many</w:t>
+      </w:r>
+      <w:r>
+        <w:t xml:space="preserve"> grains of sand </w:t>
+      </w:r>
+      <w:r>
+        <w:t>as the</w:t>
+      </w:r>
+      <w:r>
+        <w:t xml:space="preserve"> number of neighbors it has</w:t>
+      </w:r>
+      <w:r>
+        <w:t xml:space="preserve">, so for a regular grid, that means at least </w:t>
+      </w:r>
+      <w:r>
+        <w:t>4.</w:t>
+      </w:r>
+      <w:r>
+        <w:t xml:space="preserve"> Unstable cells then bold{topple}, giving 1 grain of sand to each of its neighbors.</w:t>
+      </w:r>
+      <w:r>
+        <w:t xml:space="preserve"> If </w:t>
+      </w:r>
+      <w:r>
+        <w:t xml:space="preserve">the cell is </w:t>
+      </w:r>
+      <w:r>
+        <w:t>right on the edge</w:t>
+      </w:r>
+      <w:r>
+        <w:t>, its missing neighbors are called bold{sinks}</w:t>
+      </w:r>
+      <w:r>
+        <w:t>,</w:t>
+      </w:r>
+      <w:r>
+        <w:t xml:space="preserve"> imagine the grains fall off the table, never to return</w:t>
+      </w:r>
+      <w:r>
+        <w:t>. The cell is</w:t>
+      </w:r>
+      <w:r>
+        <w:t xml:space="preserve"> stable again once it </w:t>
+      </w:r>
+      <w:r>
+        <w:t>has</w:t>
+      </w:r>
+      <w:r>
+        <w:t xml:space="preserve"> fewer than 4 grains</w:t>
+      </w:r>
+      <w:r>
+        <w:t xml:space="preserve"> again.</w:t>
+      </w:r>
+      <w:r>
+        <w:t xml:space="preserve"> Note that </w:t>
+      </w:r>
+    </w:p>
+    <w:p>
+      <w:r>
+        <w:t>However, this can cause neighboring cells to become</w:t>
+      </w:r>
+      <w:r>
+        <w:t xml:space="preserve"> </w:t>
+      </w:r>
+      <w:r>
+        <w:t xml:space="preserve">unstable, which </w:t>
+      </w:r>
+      <w:r>
+        <w:t>will</w:t>
+      </w:r>
+      <w:r>
+        <w:t xml:space="preserve"> also have to topple. </w:t>
+      </w:r>
+      <w:r>
+        <w:t>These</w:t>
+      </w:r>
+      <w:r>
+        <w:t xml:space="preserve"> toppling chains</w:t>
+      </w:r>
+      <w:r>
+        <w:t xml:space="preserve"> are called bold{avalanches}</w:t>
+      </w:r>
+      <w:r>
+        <w:t xml:space="preserve">, and can </w:t>
+      </w:r>
+      <w:r>
+        <w:t>be small, spreading to only a few of the original cell’s neighbors, or can span the entire</w:t>
+      </w:r>
+      <w:r>
+        <w:t xml:space="preserve"> grid!</w:t>
+      </w:r>
+      <w:r>
+        <w:t xml:space="preserve"> Once all cells are stable, the model stops, having reached a stable </w:t>
+      </w:r>
+      <w:r>
+        <w:t>sandpile</w:t>
+      </w:r>
+      <w:r>
+        <w:t xml:space="preserve">. Importantly, the ordering of the topples </w:t>
+      </w:r>
+      <w:r>
+        <w:t xml:space="preserve">does not matter, the same final stable </w:t>
+      </w:r>
+      <w:r>
+        <w:t>sandpile</w:t>
+      </w:r>
+      <w:r>
+        <w:t xml:space="preserve"> is</w:t>
+      </w:r>
+      <w:r>
+        <w:t xml:space="preserve"> always</w:t>
+      </w:r>
+      <w:r>
+        <w:t xml:space="preserve"> reached</w:t>
+      </w:r>
+      <w:r>
+        <w:t>.</w:t>
+      </w:r>
+    </w:p>
+    <w:p>
+      <w:r>
+        <w:t xml:space="preserve">The {bold} identity is a special sandpile: if you </w:t>
+      </w:r>
+      <w:r>
+        <w:t>add that number of grains</w:t>
+      </w:r>
+      <w:r>
+        <w:t xml:space="preserve"> to any </w:t>
+      </w:r>
+      <w:r>
+        <w:t xml:space="preserve">sandpile </w:t>
+      </w:r>
+      <w:r>
+        <w:t xml:space="preserve">and let it topple, it will come back to the </w:t>
+      </w:r>
+      <w:r>
+        <w:t>original</w:t>
+      </w:r>
+      <w:r>
+        <w:t xml:space="preserve">, or at least one of its relatives. </w:t>
       </w:r>
     </w:p>
     <w:sectPr>

--- a/Writing.docx
+++ b/Writing.docx
@@ -11,6 +11,8 @@
       </w:r>
       <w:r>
         <w:br/>
+      </w:r>
+      <w:r>
         <w:t>Hi everyone!</w:t>
       </w:r>
     </w:p>
@@ -342,7 +344,6 @@
     </w:p>
     <w:p>
       <w:r>
-        <w:lastRenderedPageBreak/>
         <w:t>Random Walk Coloring</w:t>
       </w:r>
     </w:p>
@@ -369,183 +370,1421 @@
     <w:p/>
     <w:p>
       <w:r>
+        <w:rPr/>
         <w:t>Sandpiles</w:t>
-      </w:r>
-      <w:r>
-        <w:br/>
-      </w:r>
-      <w:r>
-        <w:t xml:space="preserve">Each cell contains some number of grains of </w:t>
-      </w:r>
-      <w:r>
-        <w:t xml:space="preserve">sand. </w:t>
-      </w:r>
-      <w:r>
-        <w:t>A cell is called bold{</w:t>
-      </w:r>
-      <w:r>
-        <w:t>un</w:t>
-      </w:r>
-      <w:r>
-        <w:t>stable</w:t>
-      </w:r>
-      <w:r>
-        <w:t>}</w:t>
-      </w:r>
-      <w:r>
-        <w:t xml:space="preserve"> if </w:t>
-      </w:r>
-      <w:r>
-        <w:t xml:space="preserve">it </w:t>
-      </w:r>
-      <w:r>
-        <w:t xml:space="preserve">contains </w:t>
-      </w:r>
-      <w:r>
-        <w:t>at least as many</w:t>
-      </w:r>
-      <w:r>
-        <w:t xml:space="preserve"> grains of sand </w:t>
-      </w:r>
-      <w:r>
-        <w:t>as the</w:t>
-      </w:r>
-      <w:r>
-        <w:t xml:space="preserve"> number of neighbors it has</w:t>
-      </w:r>
-      <w:r>
-        <w:t xml:space="preserve">, so for a regular grid, that means at least </w:t>
-      </w:r>
-      <w:r>
-        <w:t>4.</w:t>
-      </w:r>
-      <w:r>
-        <w:t xml:space="preserve"> Unstable cells then bold{topple}, giving 1 grain of sand to each of its neighbors.</w:t>
-      </w:r>
-      <w:r>
-        <w:t xml:space="preserve"> If </w:t>
-      </w:r>
-      <w:r>
-        <w:t xml:space="preserve">the cell is </w:t>
-      </w:r>
-      <w:r>
-        <w:t>right on the edge</w:t>
-      </w:r>
-      <w:r>
-        <w:t>, its missing neighbors are called bold{sinks}</w:t>
-      </w:r>
-      <w:r>
-        <w:t>,</w:t>
-      </w:r>
-      <w:r>
-        <w:t xml:space="preserve"> imagine the grains fall off the table, never to return</w:t>
-      </w:r>
-      <w:r>
-        <w:t>. The cell is</w:t>
-      </w:r>
-      <w:r>
-        <w:t xml:space="preserve"> stable again once it </w:t>
-      </w:r>
-      <w:r>
-        <w:t>has</w:t>
-      </w:r>
-      <w:r>
-        <w:t xml:space="preserve"> fewer than 4 grains</w:t>
-      </w:r>
-      <w:r>
-        <w:t xml:space="preserve"> again.</w:t>
-      </w:r>
-      <w:r>
-        <w:t xml:space="preserve"> Note that </w:t>
       </w:r>
     </w:p>
     <w:p>
       <w:r>
-        <w:t>However, this can cause neighboring cells to become</w:t>
-      </w:r>
-      <w:r>
-        <w:t xml:space="preserve"> </w:t>
-      </w:r>
-      <w:r>
-        <w:t xml:space="preserve">unstable, which </w:t>
-      </w:r>
-      <w:r>
-        <w:t>will</w:t>
-      </w:r>
-      <w:r>
-        <w:t xml:space="preserve"> also have to topple. </w:t>
-      </w:r>
-      <w:r>
-        <w:t>These</w:t>
-      </w:r>
-      <w:r>
-        <w:t xml:space="preserve"> toppling chains</w:t>
-      </w:r>
-      <w:r>
-        <w:t xml:space="preserve"> are called bold{avalanches}</w:t>
-      </w:r>
-      <w:r>
-        <w:t xml:space="preserve">, and can </w:t>
-      </w:r>
-      <w:r>
-        <w:t>be small, spreading to only a few of the original cell’s neighbors, or can span the entire</w:t>
-      </w:r>
-      <w:r>
-        <w:t xml:space="preserve"> grid!</w:t>
-      </w:r>
-      <w:r>
-        <w:t xml:space="preserve"> Once all cells are stable, the model stops, having reached a stable </w:t>
-      </w:r>
-      <w:r>
-        <w:t>sandpile</w:t>
-      </w:r>
-      <w:r>
-        <w:t xml:space="preserve">. Importantly, the ordering of the topples </w:t>
-      </w:r>
-      <w:r>
-        <w:t xml:space="preserve">does not matter, the same final stable </w:t>
-      </w:r>
-      <w:r>
-        <w:t>sandpile</w:t>
-      </w:r>
-      <w:r>
-        <w:t xml:space="preserve"> is</w:t>
-      </w:r>
-      <w:r>
-        <w:t xml:space="preserve"> always</w:t>
-      </w:r>
-      <w:r>
-        <w:t xml:space="preserve"> reached</w:t>
-      </w:r>
-      <w:r>
+        <w:rPr/>
+        <w:t>&lt;p&gt;</w:t>
+      </w:r>
+      <w:r>
+        <w:br/>
+      </w:r>
+      <w:r>
+        <w:rPr/>
+        <w:t xml:space="preserve">We imagine a table, divided into cells, each </w:t>
+      </w:r>
+      <w:r>
+        <w:rPr/>
+        <w:t>contain</w:t>
+      </w:r>
+      <w:r>
+        <w:rPr/>
+        <w:t>ing</w:t>
+      </w:r>
+      <w:r>
+        <w:rPr/>
+        <w:t xml:space="preserve"> </w:t>
+      </w:r>
+      <w:r>
+        <w:rPr/>
+        <w:t>some number of</w:t>
+      </w:r>
+      <w:r>
+        <w:rPr/>
+        <w:t xml:space="preserve"> grains of </w:t>
+      </w:r>
+      <w:r>
+        <w:rPr/>
+        <w:t xml:space="preserve">sand. </w:t>
+      </w:r>
+      <w:r>
+        <w:rPr/>
+        <w:t xml:space="preserve">A cell is called </w:t>
+      </w:r>
+      <w:r>
+        <w:rPr/>
+        <w:t>&lt;strong&gt;unstable&lt;/strong&gt;</w:t>
+      </w:r>
+      <w:r>
+        <w:rPr/>
+        <w:t xml:space="preserve"> if </w:t>
+      </w:r>
+      <w:r>
+        <w:rPr/>
+        <w:t xml:space="preserve">it </w:t>
+      </w:r>
+      <w:r>
+        <w:rPr/>
+        <w:t>contains</w:t>
+      </w:r>
+      <w:r>
+        <w:rPr/>
+        <w:t xml:space="preserve"> </w:t>
+      </w:r>
+      <w:r>
+        <w:rPr/>
+        <w:t>at least as many</w:t>
+      </w:r>
+      <w:r>
+        <w:rPr/>
+        <w:t xml:space="preserve"> grains of sand </w:t>
+      </w:r>
+      <w:r>
+        <w:rPr/>
+        <w:t xml:space="preserve">as </w:t>
+      </w:r>
+      <w:r>
+        <w:rPr/>
+        <w:t xml:space="preserve">it </w:t>
+      </w:r>
+      <w:r>
+        <w:rPr/>
+        <w:t>has neighbors. On a</w:t>
+      </w:r>
+      <w:r>
+        <w:rPr/>
+        <w:t xml:space="preserve"> regular grid, th</w:t>
+      </w:r>
+      <w:r>
+        <w:rPr/>
+        <w:t xml:space="preserve">is </w:t>
+      </w:r>
+      <w:r>
+        <w:rPr/>
+        <w:t xml:space="preserve">means </w:t>
+      </w:r>
+      <w:r>
+        <w:rPr/>
+        <w:t>4</w:t>
+      </w:r>
+      <w:r>
+        <w:rPr/>
+        <w:t xml:space="preserve"> or more</w:t>
+      </w:r>
+      <w:r>
+        <w:rPr/>
+        <w:t>.</w:t>
+      </w:r>
+      <w:r>
+        <w:rPr/>
+        <w:t xml:space="preserve"> </w:t>
+      </w:r>
+      <w:r>
+        <w:rPr/>
+        <w:t>An u</w:t>
+      </w:r>
+      <w:r>
+        <w:rPr/>
+        <w:t xml:space="preserve">nstable cell then </w:t>
+      </w:r>
+      <w:r>
+        <w:rPr/>
+        <w:t>&lt;strong&gt;topples&lt;/strong&gt;</w:t>
+      </w:r>
+      <w:r>
+        <w:rPr/>
+        <w:t>, giving 1</w:t>
+      </w:r>
+      <w:r>
+        <w:rPr/>
+        <w:t xml:space="preserve"> of its</w:t>
+      </w:r>
+      <w:r>
+        <w:rPr/>
+        <w:t xml:space="preserve"> </w:t>
+      </w:r>
+      <w:r>
+        <w:rPr/>
+        <w:t>grain</w:t>
+      </w:r>
+      <w:r>
+        <w:rPr/>
+        <w:t>s</w:t>
+      </w:r>
+      <w:r>
+        <w:rPr/>
+        <w:t xml:space="preserve"> </w:t>
+      </w:r>
+      <w:r>
+        <w:rPr/>
+        <w:t>of sand to each of its neighbors.</w:t>
+      </w:r>
+      <w:r>
+        <w:rPr/>
+        <w:t xml:space="preserve"> </w:t>
+      </w:r>
+      <w:r>
+        <w:rPr/>
+        <w:t xml:space="preserve">If </w:t>
+      </w:r>
+      <w:r>
+        <w:rPr/>
+        <w:t>a</w:t>
+      </w:r>
+      <w:r>
+        <w:rPr/>
+        <w:t xml:space="preserve"> cell is </w:t>
+      </w:r>
+      <w:r>
+        <w:rPr/>
+        <w:t>on the edge</w:t>
+      </w:r>
+      <w:r>
+        <w:rPr/>
+        <w:t xml:space="preserve">, </w:t>
+      </w:r>
+      <w:r>
+        <w:rPr/>
+        <w:t>then</w:t>
+      </w:r>
+      <w:r>
+        <w:rPr/>
+        <w:t xml:space="preserve"> </w:t>
+      </w:r>
+      <w:r>
+        <w:rPr/>
+        <w:t xml:space="preserve">some of its neighbors </w:t>
+      </w:r>
+      <w:r>
+        <w:rPr/>
+        <w:t>li</w:t>
+      </w:r>
+      <w:r>
+        <w:rPr/>
+        <w:t>e outside the table</w:t>
+      </w:r>
+      <w:r>
+        <w:rPr/>
+        <w:t>.</w:t>
+      </w:r>
+      <w:r>
+        <w:rPr/>
+        <w:t xml:space="preserve"> These missing neighbors a</w:t>
+      </w:r>
+      <w:r>
+        <w:rPr/>
+        <w:t xml:space="preserve">ct as </w:t>
+      </w:r>
+      <w:r>
+        <w:rPr/>
+        <w:t>&lt;strong&gt;sinks&lt;/strong&gt;</w:t>
+      </w:r>
+      <w:r>
+        <w:rPr/>
+        <w:t>:</w:t>
+      </w:r>
+      <w:r>
+        <w:rPr/>
+        <w:t xml:space="preserve"> imagine</w:t>
+      </w:r>
+      <w:r>
+        <w:rPr/>
+        <w:t xml:space="preserve"> the grains fall off the table, never to return</w:t>
+      </w:r>
+      <w:r>
+        <w:rPr/>
+        <w:t xml:space="preserve">. </w:t>
+      </w:r>
+      <w:r>
+        <w:rPr/>
+        <w:t>A</w:t>
+      </w:r>
+      <w:r>
+        <w:rPr/>
+        <w:t xml:space="preserve"> </w:t>
+      </w:r>
+      <w:r>
+        <w:rPr/>
+        <w:t>cell is</w:t>
+      </w:r>
+      <w:r>
+        <w:rPr/>
+        <w:t xml:space="preserve"> </w:t>
+      </w:r>
+      <w:r>
+        <w:rPr/>
+        <w:t>&lt;strong&gt;stable&lt;/strong&gt;</w:t>
+      </w:r>
+      <w:r>
+        <w:rPr/>
+        <w:t xml:space="preserve"> </w:t>
+      </w:r>
+      <w:r>
+        <w:rPr/>
+        <w:t xml:space="preserve">once it </w:t>
+      </w:r>
+      <w:r>
+        <w:rPr/>
+        <w:t>has</w:t>
+      </w:r>
+      <w:r>
+        <w:rPr/>
+        <w:t xml:space="preserve"> fewer grains</w:t>
+      </w:r>
+      <w:r>
+        <w:rPr/>
+        <w:t xml:space="preserve"> than it has neighbors</w:t>
+      </w:r>
+      <w:r>
+        <w:rPr/>
         <w:t>.</w:t>
       </w:r>
     </w:p>
     <w:p>
       <w:r>
-        <w:t xml:space="preserve">The {bold} identity is a special sandpile: if you </w:t>
-      </w:r>
-      <w:r>
-        <w:t>add that number of grains</w:t>
-      </w:r>
-      <w:r>
-        <w:t xml:space="preserve"> to any </w:t>
-      </w:r>
-      <w:r>
-        <w:t xml:space="preserve">sandpile </w:t>
-      </w:r>
-      <w:r>
-        <w:t xml:space="preserve">and let it topple, it will come back to the </w:t>
-      </w:r>
-      <w:r>
-        <w:t>original</w:t>
-      </w:r>
-      <w:r>
-        <w:t xml:space="preserve">, or at least one of its relatives. </w:t>
+        <w:rPr/>
+        <w:t>&lt;/p&gt;</w:t>
+      </w:r>
+    </w:p>
+    <w:p>
+      <w:r>
+        <w:rPr/>
+        <w:t>&lt;p&gt;</w:t>
+      </w:r>
+    </w:p>
+    <w:p>
+      <w:pPr>
+        <w:pStyle w:val="Normal"/>
+        <w:suppressLineNumbers w:val="0"/>
+        <w:bidi w:val="0"/>
+        <w:spacing w:before="0" w:beforeAutospacing="off" w:after="160" w:afterAutospacing="off" w:line="278" w:lineRule="auto"/>
+        <w:ind w:left="0" w:right="0"/>
+        <w:jc w:val="left"/>
+      </w:pPr>
+      <w:r>
+        <w:rPr/>
+        <w:t>T</w:t>
+      </w:r>
+      <w:r>
+        <w:rPr/>
+        <w:t xml:space="preserve">oppling one cell </w:t>
+      </w:r>
+      <w:r>
+        <w:rPr/>
+        <w:t xml:space="preserve">can cause </w:t>
+      </w:r>
+      <w:r>
+        <w:rPr/>
+        <w:t xml:space="preserve">some of its </w:t>
+      </w:r>
+      <w:r>
+        <w:rPr/>
+        <w:t>neighbor</w:t>
+      </w:r>
+      <w:r>
+        <w:rPr/>
+        <w:t xml:space="preserve">s </w:t>
+      </w:r>
+      <w:r>
+        <w:rPr/>
+        <w:t>to become</w:t>
+      </w:r>
+      <w:r>
+        <w:rPr/>
+        <w:t xml:space="preserve"> </w:t>
+      </w:r>
+      <w:r>
+        <w:rPr/>
+        <w:t xml:space="preserve">unstable, which </w:t>
+      </w:r>
+      <w:r>
+        <w:rPr/>
+        <w:t xml:space="preserve">will </w:t>
+      </w:r>
+      <w:r>
+        <w:rPr/>
+        <w:t>also have to topple</w:t>
+      </w:r>
+      <w:r>
+        <w:rPr/>
+        <w:t xml:space="preserve"> in turn</w:t>
+      </w:r>
+      <w:r>
+        <w:rPr/>
+        <w:t xml:space="preserve">. </w:t>
+      </w:r>
+      <w:r>
+        <w:rPr/>
+        <w:t>These</w:t>
+      </w:r>
+      <w:r>
+        <w:rPr/>
+        <w:t xml:space="preserve"> toppling chains</w:t>
+      </w:r>
+      <w:r>
+        <w:rPr/>
+        <w:t xml:space="preserve"> are called</w:t>
+      </w:r>
+      <w:r>
+        <w:rPr/>
+        <w:t xml:space="preserve"> &lt;strong&gt;avalanches&lt;/strong&gt;</w:t>
+      </w:r>
+      <w:r>
+        <w:rPr/>
+        <w:t>. They c</w:t>
+      </w:r>
+      <w:r>
+        <w:rPr/>
+        <w:t xml:space="preserve">an </w:t>
+      </w:r>
+      <w:r>
+        <w:rPr/>
+        <w:t xml:space="preserve">be small, spreading to only a few </w:t>
+      </w:r>
+      <w:r>
+        <w:rPr/>
+        <w:t>cells</w:t>
+      </w:r>
+      <w:r>
+        <w:rPr/>
+        <w:t xml:space="preserve">, or </w:t>
+      </w:r>
+      <w:r>
+        <w:rPr/>
+        <w:t xml:space="preserve">they </w:t>
+      </w:r>
+      <w:r>
+        <w:rPr/>
+        <w:t>can span the entire</w:t>
+      </w:r>
+      <w:r>
+        <w:rPr/>
+        <w:t xml:space="preserve"> </w:t>
+      </w:r>
+      <w:r>
+        <w:rPr/>
+        <w:t>table</w:t>
+      </w:r>
+      <w:r>
+        <w:rPr/>
+        <w:t>!</w:t>
+      </w:r>
+      <w:r>
+        <w:rPr/>
+        <w:t xml:space="preserve"> </w:t>
+      </w:r>
+      <w:r>
+        <w:rPr/>
+        <w:t xml:space="preserve">If all cells eventually </w:t>
+      </w:r>
+      <w:r>
+        <w:rPr/>
+        <w:t xml:space="preserve">become </w:t>
+      </w:r>
+      <w:r>
+        <w:rPr/>
+        <w:t>stable, t</w:t>
+      </w:r>
+      <w:r>
+        <w:rPr/>
+        <w:t>he model stops</w:t>
+      </w:r>
+      <w:r>
+        <w:rPr/>
+        <w:t>;</w:t>
+      </w:r>
+      <w:r>
+        <w:rPr/>
+        <w:t xml:space="preserve"> </w:t>
+      </w:r>
+      <w:r>
+        <w:rPr/>
+        <w:t xml:space="preserve">the whole </w:t>
+      </w:r>
+      <w:r>
+        <w:rPr/>
+        <w:t>sandpile</w:t>
+      </w:r>
+      <w:r>
+        <w:rPr/>
+        <w:t xml:space="preserve"> is then called stable</w:t>
+      </w:r>
+      <w:r>
+        <w:rPr/>
+        <w:t>.</w:t>
+      </w:r>
+      <w:r>
+        <w:rPr/>
+        <w:t xml:space="preserve"> </w:t>
+      </w:r>
+      <w:r>
+        <w:rPr/>
+        <w:t>Remarkably</w:t>
+      </w:r>
+      <w:r>
+        <w:rPr/>
+        <w:t>, the order</w:t>
+      </w:r>
+      <w:r>
+        <w:rPr/>
+        <w:t xml:space="preserve"> in</w:t>
+      </w:r>
+      <w:r>
+        <w:rPr/>
+        <w:t xml:space="preserve"> which each cell</w:t>
+      </w:r>
+      <w:r>
+        <w:rPr/>
+        <w:t xml:space="preserve"> </w:t>
+      </w:r>
+      <w:r>
+        <w:rPr/>
+        <w:t xml:space="preserve">topple </w:t>
+      </w:r>
+      <w:r>
+        <w:rPr/>
+        <w:t>does not matter</w:t>
+      </w:r>
+      <w:r>
+        <w:rPr/>
+        <w:t>: t</w:t>
+      </w:r>
+      <w:r>
+        <w:rPr/>
+        <w:t>he</w:t>
+      </w:r>
+      <w:r>
+        <w:rPr/>
+        <w:t xml:space="preserve"> exact</w:t>
+      </w:r>
+      <w:r>
+        <w:rPr/>
+        <w:t xml:space="preserve"> same final stable </w:t>
+      </w:r>
+      <w:r>
+        <w:rPr/>
+        <w:t>sandpile</w:t>
+      </w:r>
+      <w:r>
+        <w:rPr/>
+        <w:t xml:space="preserve"> is</w:t>
+      </w:r>
+      <w:r>
+        <w:rPr/>
+        <w:t xml:space="preserve"> always</w:t>
+      </w:r>
+      <w:r>
+        <w:rPr/>
+        <w:t xml:space="preserve"> reached</w:t>
+      </w:r>
+      <w:r>
+        <w:rPr/>
+        <w:t>.</w:t>
+      </w:r>
+      <w:r>
+        <w:rPr/>
+        <w:t xml:space="preserve"> This is why </w:t>
+      </w:r>
+      <w:r>
+        <w:rPr/>
+        <w:t xml:space="preserve">clicking </w:t>
+      </w:r>
+      <w:r>
+        <w:rPr/>
+        <w:t>&lt;strong&gt;Jump to the end&lt;/strong&gt;</w:t>
+      </w:r>
+      <w:r>
+        <w:rPr/>
+        <w:t xml:space="preserve"> can </w:t>
+      </w:r>
+      <w:r>
+        <w:rPr/>
+        <w:t>safely</w:t>
+      </w:r>
+      <w:r>
+        <w:rPr/>
+        <w:t xml:space="preserve"> skip</w:t>
+      </w:r>
+      <w:r>
+        <w:rPr/>
+        <w:t xml:space="preserve"> </w:t>
+      </w:r>
+      <w:r>
+        <w:rPr/>
+        <w:t xml:space="preserve">straight to </w:t>
+      </w:r>
+      <w:r>
+        <w:rPr/>
+        <w:t>the final state</w:t>
+      </w:r>
+      <w:r>
+        <w:rPr/>
+        <w:t>.</w:t>
+      </w:r>
+    </w:p>
+    <w:p>
+      <w:pPr>
+        <w:pStyle w:val="Normal"/>
+        <w:spacing w:before="0" w:beforeAutospacing="off" w:after="160" w:afterAutospacing="off" w:line="278" w:lineRule="auto"/>
+        <w:ind w:left="0" w:right="0"/>
+        <w:jc w:val="left"/>
+      </w:pPr>
+      <w:r>
+        <w:rPr/>
+        <w:t>&lt;/p&gt;</w:t>
+      </w:r>
+    </w:p>
+    <w:p>
+      <w:pPr>
+        <w:pStyle w:val="Normal"/>
+        <w:spacing w:before="0" w:beforeAutospacing="off" w:after="160" w:afterAutospacing="off" w:line="278" w:lineRule="auto"/>
+        <w:ind w:left="0" w:right="0"/>
+        <w:jc w:val="left"/>
+      </w:pPr>
+      <w:r>
+        <w:rPr/>
+        <w:t>&lt;p&gt;</w:t>
+      </w:r>
+    </w:p>
+    <w:p>
+      <w:pPr>
+        <w:pStyle w:val="Normal"/>
+        <w:suppressLineNumbers w:val="0"/>
+        <w:bidi w:val="0"/>
+        <w:spacing w:before="0" w:beforeAutospacing="off" w:after="160" w:afterAutospacing="off" w:line="278" w:lineRule="auto"/>
+        <w:ind w:left="0" w:right="0"/>
+        <w:jc w:val="left"/>
+      </w:pPr>
+      <w:r>
+        <w:rPr/>
+        <w:t xml:space="preserve">Notice that what happens on the </w:t>
+      </w:r>
+      <w:r>
+        <w:rPr/>
+        <w:t>boundaries</w:t>
+      </w:r>
+      <w:r>
+        <w:rPr/>
+        <w:t xml:space="preserve"> matters! </w:t>
+      </w:r>
+      <w:r>
+        <w:rPr/>
+        <w:t>O</w:t>
+      </w:r>
+      <w:r>
+        <w:rPr/>
+        <w:t>n the torus, where each side wraps around, there is no</w:t>
+      </w:r>
+      <w:r>
+        <w:rPr/>
+        <w:t xml:space="preserve"> edge and therefore no</w:t>
+      </w:r>
+      <w:r>
+        <w:rPr/>
+        <w:t xml:space="preserve"> </w:t>
+      </w:r>
+      <w:r>
+        <w:rPr/>
+        <w:t>sink</w:t>
+      </w:r>
+      <w:r>
+        <w:rPr/>
+        <w:t xml:space="preserve"> </w:t>
+      </w:r>
+      <w:r>
+        <w:rPr/>
+        <w:t>for grains to escape through</w:t>
+      </w:r>
+      <w:r>
+        <w:rPr/>
+        <w:t>.</w:t>
+      </w:r>
+      <w:r>
+        <w:rPr/>
+        <w:t xml:space="preserve"> </w:t>
+      </w:r>
+      <w:r>
+        <w:rPr/>
+        <w:t>Without a sink, the sand accumulates</w:t>
+      </w:r>
+      <w:r>
+        <w:rPr/>
+        <w:t xml:space="preserve"> everywhere, and</w:t>
+      </w:r>
+      <w:r>
+        <w:rPr/>
+        <w:t xml:space="preserve"> with enough grains on the table, </w:t>
+      </w:r>
+      <w:r>
+        <w:rPr/>
+        <w:t>you’ll</w:t>
+      </w:r>
+      <w:r>
+        <w:rPr/>
+        <w:t xml:space="preserve"> </w:t>
+      </w:r>
+      <w:r>
+        <w:rPr/>
+        <w:t>develop</w:t>
+      </w:r>
+      <w:r>
+        <w:rPr/>
+        <w:t xml:space="preserve"> a forever </w:t>
+      </w:r>
+      <w:r>
+        <w:rPr/>
+        <w:t>avalanche</w:t>
+      </w:r>
+      <w:r>
+        <w:rPr/>
+        <w:t xml:space="preserve">, </w:t>
+      </w:r>
+      <w:r>
+        <w:rPr/>
+        <w:t xml:space="preserve">endlessly </w:t>
+      </w:r>
+      <w:r>
+        <w:rPr/>
+        <w:t xml:space="preserve">passing </w:t>
+      </w:r>
+      <w:r>
+        <w:rPr/>
+        <w:t xml:space="preserve">grains of </w:t>
+      </w:r>
+      <w:r>
+        <w:rPr/>
+        <w:t xml:space="preserve">sand </w:t>
+      </w:r>
+      <w:r>
+        <w:rPr/>
+        <w:t>around</w:t>
+      </w:r>
+      <w:r>
+        <w:rPr/>
+        <w:t>, unable to relax</w:t>
+      </w:r>
+      <w:r>
+        <w:rPr/>
+        <w:t xml:space="preserve">. You can </w:t>
+      </w:r>
+      <w:r>
+        <w:rPr/>
+        <w:t>turn</w:t>
+      </w:r>
+      <w:r>
+        <w:rPr/>
+        <w:t xml:space="preserve"> some cells </w:t>
+      </w:r>
+      <w:r>
+        <w:rPr/>
+        <w:t xml:space="preserve">into </w:t>
+      </w:r>
+      <w:r>
+        <w:rPr/>
+        <w:t>sinks</w:t>
+      </w:r>
+      <w:r>
+        <w:rPr/>
+        <w:t xml:space="preserve">, which </w:t>
+      </w:r>
+      <w:r>
+        <w:rPr/>
+        <w:t xml:space="preserve">allows </w:t>
+      </w:r>
+      <w:r>
+        <w:rPr/>
+        <w:t xml:space="preserve">the sandpile </w:t>
+      </w:r>
+      <w:r>
+        <w:rPr/>
+        <w:t>to stabilize</w:t>
+      </w:r>
+      <w:r>
+        <w:rPr/>
+        <w:t>.</w:t>
+      </w:r>
+    </w:p>
+    <w:p>
+      <w:pPr>
+        <w:pStyle w:val="Normal"/>
+        <w:suppressLineNumbers w:val="0"/>
+        <w:bidi w:val="0"/>
+        <w:spacing w:before="0" w:beforeAutospacing="off" w:after="160" w:afterAutospacing="off" w:line="278" w:lineRule="auto"/>
+        <w:ind w:left="0" w:right="0"/>
+        <w:jc w:val="left"/>
+      </w:pPr>
+      <w:r>
+        <w:rPr/>
+        <w:t>&lt;/p&gt;</w:t>
+      </w:r>
+    </w:p>
+    <w:p>
+      <w:pPr>
+        <w:pStyle w:val="Normal"/>
+        <w:suppressLineNumbers w:val="0"/>
+        <w:bidi w:val="0"/>
+        <w:spacing w:before="0" w:beforeAutospacing="off" w:after="160" w:afterAutospacing="off" w:line="278" w:lineRule="auto"/>
+        <w:ind w:left="0" w:right="0"/>
+        <w:jc w:val="left"/>
+      </w:pPr>
+      <w:r>
+        <w:rPr/>
+        <w:t>&lt;p&gt;</w:t>
+      </w:r>
+    </w:p>
+    <w:p>
+      <w:pPr>
+        <w:pStyle w:val="Normal"/>
+        <w:suppressLineNumbers w:val="0"/>
+        <w:bidi w:val="0"/>
+        <w:spacing w:before="0" w:beforeAutospacing="off" w:after="160" w:afterAutospacing="off" w:line="278" w:lineRule="auto"/>
+        <w:ind w:left="0" w:right="0"/>
+        <w:jc w:val="left"/>
+      </w:pPr>
+      <w:r>
+        <w:rPr/>
+        <w:t xml:space="preserve">Not every sandpile can be </w:t>
+      </w:r>
+      <w:r>
+        <w:rPr/>
+        <w:t>turned into another one</w:t>
+      </w:r>
+      <w:r>
+        <w:rPr/>
+        <w:t xml:space="preserve"> </w:t>
+      </w:r>
+      <w:r>
+        <w:rPr/>
+        <w:t xml:space="preserve">simply </w:t>
+      </w:r>
+      <w:r>
+        <w:rPr/>
+        <w:t xml:space="preserve">by </w:t>
+      </w:r>
+      <w:r>
+        <w:rPr/>
+        <w:t xml:space="preserve">adding grains and </w:t>
+      </w:r>
+      <w:r>
+        <w:rPr/>
+        <w:t>toppling</w:t>
+      </w:r>
+      <w:r>
+        <w:rPr/>
+        <w:t>.</w:t>
+      </w:r>
+      <w:r>
+        <w:rPr/>
+        <w:t xml:space="preserve"> However, </w:t>
+      </w:r>
+      <w:r>
+        <w:rPr/>
+        <w:t xml:space="preserve">there </w:t>
+      </w:r>
+      <w:r>
+        <w:rPr/>
+        <w:t xml:space="preserve">is a special </w:t>
+      </w:r>
+      <w:r>
+        <w:rPr/>
+        <w:t>family of sandpiles</w:t>
+      </w:r>
+      <w:r>
+        <w:rPr/>
+        <w:t xml:space="preserve"> (called</w:t>
+      </w:r>
+      <w:r>
+        <w:rPr/>
+        <w:t xml:space="preserve"> &lt;</w:t>
+      </w:r>
+      <w:r>
+        <w:rPr/>
+        <w:t>em</w:t>
+      </w:r>
+      <w:r>
+        <w:rPr/>
+        <w:t>&gt;recurrent configurations&lt;/</w:t>
+      </w:r>
+      <w:r>
+        <w:rPr/>
+        <w:t>em</w:t>
+      </w:r>
+      <w:r>
+        <w:rPr/>
+        <w:t>&gt;, see &lt;</w:t>
+      </w:r>
+      <w:r>
+        <w:rPr/>
+        <w:t>em</w:t>
+      </w:r>
+      <w:r>
+        <w:rPr/>
+        <w:t>&gt;All the details&lt;/</w:t>
+      </w:r>
+      <w:r>
+        <w:rPr/>
+        <w:t>em</w:t>
+      </w:r>
+      <w:r>
+        <w:rPr/>
+        <w:t>&gt;</w:t>
+      </w:r>
+      <w:r>
+        <w:rPr/>
+        <w:t>)</w:t>
+      </w:r>
+      <w:r>
+        <w:rPr/>
+        <w:t xml:space="preserve"> where every member can </w:t>
+      </w:r>
+      <w:r>
+        <w:rPr/>
+        <w:t xml:space="preserve">reach </w:t>
+      </w:r>
+      <w:r>
+        <w:rPr/>
+        <w:t xml:space="preserve">any other in </w:t>
+      </w:r>
+      <w:r>
+        <w:rPr/>
+        <w:t>this way.</w:t>
+      </w:r>
+      <w:r>
+        <w:rPr/>
+        <w:t xml:space="preserve"> </w:t>
+      </w:r>
+      <w:r>
+        <w:rPr/>
+        <w:t>Withi</w:t>
+      </w:r>
+      <w:r>
+        <w:rPr/>
+        <w:t>n this family is a special sandpile</w:t>
+      </w:r>
+      <w:r>
+        <w:rPr/>
+        <w:t xml:space="preserve"> called</w:t>
+      </w:r>
+      <w:r>
+        <w:rPr/>
+        <w:t xml:space="preserve"> t</w:t>
+      </w:r>
+      <w:r>
+        <w:rPr/>
+        <w:t xml:space="preserve">he </w:t>
+      </w:r>
+      <w:r>
+        <w:rPr/>
+        <w:t xml:space="preserve">&lt;strong&gt;identity&lt;/strong&gt;. </w:t>
+      </w:r>
+      <w:r>
+        <w:rPr/>
+        <w:t>A</w:t>
+      </w:r>
+      <w:r>
+        <w:rPr/>
+        <w:t>dd it to any</w:t>
+      </w:r>
+      <w:r>
+        <w:rPr/>
+        <w:t xml:space="preserve"> other</w:t>
+      </w:r>
+      <w:r>
+        <w:rPr/>
+        <w:t xml:space="preserve"> sandpile</w:t>
+      </w:r>
+      <w:r>
+        <w:rPr/>
+        <w:t xml:space="preserve"> in this family and </w:t>
+      </w:r>
+      <w:r>
+        <w:rPr/>
+        <w:t xml:space="preserve">let the </w:t>
+      </w:r>
+      <w:r>
+        <w:rPr/>
+        <w:t xml:space="preserve">result </w:t>
+      </w:r>
+      <w:r>
+        <w:rPr/>
+        <w:t>stabilize</w:t>
+      </w:r>
+      <w:r>
+        <w:rPr/>
+        <w:t xml:space="preserve">: </w:t>
+      </w:r>
+      <w:r>
+        <w:rPr/>
+        <w:t>you’ll</w:t>
+      </w:r>
+      <w:r>
+        <w:rPr/>
+        <w:t xml:space="preserve"> get </w:t>
+      </w:r>
+      <w:r>
+        <w:rPr/>
+        <w:t>back</w:t>
+      </w:r>
+      <w:r>
+        <w:rPr/>
+        <w:t xml:space="preserve"> the </w:t>
+      </w:r>
+      <w:r>
+        <w:rPr/>
+        <w:t>original sandpile</w:t>
+      </w:r>
+      <w:r>
+        <w:rPr/>
+        <w:t>!</w:t>
+      </w:r>
+      <w:r>
+        <w:rPr/>
+        <w:t xml:space="preserve"> </w:t>
+      </w:r>
+      <w:r>
+        <w:rPr/>
+        <w:t xml:space="preserve">Any table which has at least 1 sink cell will have its own </w:t>
+      </w:r>
+      <w:r>
+        <w:rPr/>
+        <w:t xml:space="preserve">unique </w:t>
+      </w:r>
+      <w:r>
+        <w:rPr/>
+        <w:t xml:space="preserve">identity. </w:t>
+      </w:r>
+      <w:r>
+        <w:rPr/>
+        <w:t xml:space="preserve">Thankfully, there is a way </w:t>
+      </w:r>
+      <w:r>
+        <w:rPr/>
+        <w:t>to calculate</w:t>
+      </w:r>
+      <w:r>
+        <w:rPr/>
+        <w:t xml:space="preserve"> </w:t>
+      </w:r>
+      <w:r>
+        <w:rPr/>
+        <w:t>it</w:t>
+      </w:r>
+      <w:r>
+        <w:rPr/>
+        <w:t>. T</w:t>
+      </w:r>
+      <w:r>
+        <w:rPr/>
+        <w:t>ry</w:t>
+      </w:r>
+      <w:r>
+        <w:rPr/>
+        <w:t xml:space="preserve"> </w:t>
+      </w:r>
+      <w:r>
+        <w:rPr/>
+        <w:t>start</w:t>
+      </w:r>
+      <w:r>
+        <w:rPr/>
+        <w:t>ing with</w:t>
+      </w:r>
+      <w:r>
+        <w:rPr/>
+        <w:t xml:space="preserve"> </w:t>
+      </w:r>
+      <w:r>
+        <w:rPr/>
+        <w:t>&lt;strong&gt;Identity&lt;/strong&gt;</w:t>
+      </w:r>
+      <w:r>
+        <w:rPr/>
+        <w:t xml:space="preserve"> </w:t>
+      </w:r>
+      <w:r>
+        <w:rPr/>
+        <w:t xml:space="preserve">to </w:t>
+      </w:r>
+      <w:r>
+        <w:rPr/>
+        <w:t xml:space="preserve">watch it </w:t>
+      </w:r>
+      <w:r>
+        <w:rPr/>
+        <w:t>topple into place</w:t>
+      </w:r>
+      <w:r>
+        <w:rPr/>
+        <w:t>!</w:t>
+      </w:r>
+    </w:p>
+    <w:p>
+      <w:pPr>
+        <w:pStyle w:val="Normal"/>
+        <w:suppressLineNumbers w:val="0"/>
+        <w:bidi w:val="0"/>
+        <w:spacing w:before="0" w:beforeAutospacing="off" w:after="160" w:afterAutospacing="off" w:line="278" w:lineRule="auto"/>
+        <w:ind w:left="0" w:right="0"/>
+        <w:jc w:val="left"/>
+      </w:pPr>
+      <w:r>
+        <w:rPr/>
+        <w:t>&lt;/p&gt;</w:t>
+      </w:r>
+    </w:p>
+    <w:p>
+      <w:pPr>
+        <w:pStyle w:val="Normal"/>
+        <w:suppressLineNumbers w:val="0"/>
+        <w:bidi w:val="0"/>
+        <w:spacing w:before="0" w:beforeAutospacing="off" w:after="160" w:afterAutospacing="off" w:line="278" w:lineRule="auto"/>
+        <w:ind w:left="0" w:right="0"/>
+        <w:jc w:val="left"/>
+      </w:pPr>
+      <w:r>
+        <w:rPr/>
+        <w:t>&lt;p&gt;</w:t>
+      </w:r>
+    </w:p>
+    <w:p>
+      <w:pPr>
+        <w:pStyle w:val="Normal"/>
+        <w:suppressLineNumbers w:val="0"/>
+        <w:bidi w:val="0"/>
+        <w:spacing w:before="0" w:beforeAutospacing="off" w:after="160" w:afterAutospacing="off" w:line="278" w:lineRule="auto"/>
+        <w:ind w:left="0" w:right="0"/>
+        <w:jc w:val="left"/>
+      </w:pPr>
+      <w:r>
+        <w:rPr/>
+        <w:t>This model was</w:t>
+      </w:r>
+      <w:r>
+        <w:rPr/>
+        <w:t xml:space="preserve"> first</w:t>
+      </w:r>
+      <w:r>
+        <w:rPr/>
+        <w:t xml:space="preserve"> introduced and studied by Per Bak, Chao Tang, and Kurt Wiesenfeld in 1987. They </w:t>
+      </w:r>
+      <w:r>
+        <w:rPr/>
+        <w:t xml:space="preserve">were </w:t>
+      </w:r>
+      <w:r>
+        <w:rPr/>
+        <w:t>interested</w:t>
+      </w:r>
+      <w:r>
+        <w:rPr/>
+        <w:t xml:space="preserve"> in a phenomenon</w:t>
+      </w:r>
+      <w:r>
+        <w:rPr/>
+        <w:t xml:space="preserve"> called </w:t>
+      </w:r>
+      <w:r>
+        <w:rPr/>
+        <w:t>&lt;strong&gt;self-organized criticality&lt;/strong&gt;</w:t>
+      </w:r>
+      <w:r>
+        <w:rPr/>
+        <w:t>:</w:t>
+      </w:r>
+      <w:r>
+        <w:rPr/>
+        <w:t xml:space="preserve"> how can a syst</w:t>
+      </w:r>
+      <w:r>
+        <w:rPr/>
+        <w:t>em naturally reach a critical state</w:t>
+      </w:r>
+      <w:r>
+        <w:rPr/>
+        <w:t>?</w:t>
+      </w:r>
+      <w:r>
+        <w:rPr/>
+        <w:t xml:space="preserve"> </w:t>
+      </w:r>
+      <w:r>
+        <w:rPr/>
+        <w:t xml:space="preserve">In </w:t>
+      </w:r>
+      <w:r>
+        <w:rPr/>
+        <w:t>the sandpile model</w:t>
+      </w:r>
+      <w:r>
+        <w:rPr/>
+        <w:t>, th</w:t>
+      </w:r>
+      <w:r>
+        <w:rPr/>
+        <w:t xml:space="preserve">is means frequent </w:t>
+      </w:r>
+      <w:r>
+        <w:rPr/>
+        <w:t>avalanches</w:t>
+      </w:r>
+      <w:r>
+        <w:rPr/>
+        <w:t xml:space="preserve"> which vary </w:t>
+      </w:r>
+      <w:r>
+        <w:rPr/>
+        <w:t>wildly in size</w:t>
+      </w:r>
+      <w:r>
+        <w:rPr/>
+        <w:t xml:space="preserve">. </w:t>
+      </w:r>
+      <w:r>
+        <w:rPr/>
+        <w:t>Also, w</w:t>
+      </w:r>
+      <w:r>
+        <w:rPr/>
+        <w:t xml:space="preserve">hen adding grains randomly, </w:t>
+      </w:r>
+      <w:r>
+        <w:rPr/>
+        <w:t>it’s</w:t>
+      </w:r>
+      <w:r>
+        <w:rPr/>
+        <w:t xml:space="preserve"> almost impossible to predict </w:t>
+      </w:r>
+      <w:r>
+        <w:rPr/>
+        <w:t xml:space="preserve">when a single grain </w:t>
+      </w:r>
+      <w:r>
+        <w:rPr/>
+        <w:t>will cause a</w:t>
+      </w:r>
+      <w:r>
+        <w:rPr/>
+        <w:t xml:space="preserve">n avalanche, let alone </w:t>
+      </w:r>
+      <w:r>
+        <w:rPr/>
+        <w:t xml:space="preserve">how </w:t>
+      </w:r>
+      <w:r>
+        <w:rPr/>
+        <w:t xml:space="preserve">large </w:t>
+      </w:r>
+      <w:r>
+        <w:rPr/>
+        <w:t>it will be</w:t>
+      </w:r>
+      <w:r>
+        <w:rPr/>
+        <w:t>.</w:t>
+      </w:r>
+      <w:r>
+        <w:rPr/>
+        <w:t xml:space="preserve"> </w:t>
+      </w:r>
+      <w:r>
+        <w:rPr/>
+        <w:t xml:space="preserve">Related </w:t>
+      </w:r>
+      <w:r>
+        <w:rPr/>
+        <w:t xml:space="preserve">types of critical behavior </w:t>
+      </w:r>
+      <w:r>
+        <w:rPr/>
+        <w:t xml:space="preserve">have </w:t>
+      </w:r>
+      <w:r>
+        <w:rPr/>
+        <w:t>been seen in m</w:t>
+      </w:r>
+      <w:r>
+        <w:rPr/>
+        <w:t xml:space="preserve">any </w:t>
+      </w:r>
+      <w:r>
+        <w:rPr/>
+        <w:t>real-world</w:t>
+      </w:r>
+      <w:r>
+        <w:rPr/>
+        <w:t xml:space="preserve"> systems</w:t>
+      </w:r>
+      <w:r>
+        <w:rPr/>
+        <w:t xml:space="preserve">, including </w:t>
+      </w:r>
+      <w:r>
+        <w:rPr/>
+        <w:t>weather systems, e</w:t>
+      </w:r>
+      <w:r>
+        <w:rPr/>
+        <w:t>arthquakes, forest fires, financial markets,</w:t>
+      </w:r>
+      <w:r>
+        <w:rPr/>
+        <w:t xml:space="preserve"> </w:t>
+      </w:r>
+      <w:r>
+        <w:rPr/>
+        <w:t>electrical activity in the brain</w:t>
+      </w:r>
+      <w:r>
+        <w:rPr/>
+        <w:t>,</w:t>
+      </w:r>
+      <w:r>
+        <w:rPr/>
+        <w:t xml:space="preserve"> and</w:t>
+      </w:r>
+      <w:r>
+        <w:rPr/>
+        <w:t xml:space="preserve"> </w:t>
+      </w:r>
+      <w:r>
+        <w:rPr/>
+        <w:t>an argument can be made that</w:t>
+      </w:r>
+      <w:r>
+        <w:rPr/>
+        <w:t xml:space="preserve"> even</w:t>
+      </w:r>
+      <w:r>
+        <w:rPr/>
+        <w:t xml:space="preserve"> </w:t>
+      </w:r>
+      <w:r>
+        <w:rPr/>
+        <w:t xml:space="preserve">culture </w:t>
+      </w:r>
+      <w:r>
+        <w:rPr/>
+        <w:t>at large</w:t>
+      </w:r>
+      <w:r>
+        <w:rPr/>
+        <w:t xml:space="preserve"> is a critical system</w:t>
+      </w:r>
+      <w:r>
+        <w:rPr/>
+        <w:t>!</w:t>
+      </w:r>
+    </w:p>
+    <w:p>
+      <w:pPr>
+        <w:pStyle w:val="Normal"/>
+        <w:suppressLineNumbers w:val="0"/>
+        <w:bidi w:val="0"/>
+        <w:spacing w:before="0" w:beforeAutospacing="off" w:after="160" w:afterAutospacing="off" w:line="278" w:lineRule="auto"/>
+        <w:ind w:left="0" w:right="0"/>
+        <w:jc w:val="left"/>
+      </w:pPr>
+      <w:r>
+        <w:rPr/>
+        <w:t>&lt;/p&gt;</w:t>
+      </w:r>
+    </w:p>
+    <w:p>
+      <w:pPr>
+        <w:pStyle w:val="Normal"/>
+        <w:suppressLineNumbers w:val="0"/>
+        <w:bidi w:val="0"/>
+        <w:spacing w:before="0" w:beforeAutospacing="off" w:after="160" w:afterAutospacing="off" w:line="278" w:lineRule="auto"/>
+        <w:ind w:left="0" w:right="0"/>
+        <w:jc w:val="left"/>
+      </w:pPr>
+      <w:r>
+        <w:rPr/>
+        <w:t>&lt;p&gt;</w:t>
+      </w:r>
+    </w:p>
+    <w:p>
+      <w:pPr>
+        <w:pStyle w:val="Normal"/>
+        <w:bidi w:val="0"/>
+      </w:pPr>
+      <w:r>
+        <w:rPr/>
+        <w:t xml:space="preserve">To watch the critical state form, start with an </w:t>
+      </w:r>
+      <w:r>
+        <w:rPr/>
+        <w:t xml:space="preserve">empty </w:t>
+      </w:r>
+      <w:r>
+        <w:rPr/>
+        <w:t xml:space="preserve">table. Then, </w:t>
+      </w:r>
+      <w:r>
+        <w:rPr/>
+        <w:t xml:space="preserve">turn the storm on by </w:t>
+      </w:r>
+      <w:r>
+        <w:rPr/>
+        <w:t>&lt;strong&gt;dropping grains on random cells&lt;/strong&gt;,</w:t>
+      </w:r>
+      <w:r>
+        <w:rPr/>
+        <w:t xml:space="preserve"> and make sure the simulation </w:t>
+      </w:r>
+      <w:r>
+        <w:rPr/>
+        <w:t xml:space="preserve">&lt;strong&gt;waits until the sandpile is stable&lt;/strong&gt; </w:t>
+      </w:r>
+      <w:r>
+        <w:rPr/>
+        <w:t xml:space="preserve">before dropping more. </w:t>
+      </w:r>
+      <w:r>
+        <w:rPr/>
+        <w:t>Early on, sand slowly accumulates, and</w:t>
+      </w:r>
+      <w:r>
+        <w:rPr/>
+        <w:t xml:space="preserve"> avalanches are </w:t>
+      </w:r>
+      <w:r>
+        <w:rPr/>
+        <w:t>small and infrequent,</w:t>
+      </w:r>
+      <w:r>
+        <w:rPr/>
+        <w:t xml:space="preserve"> but</w:t>
+      </w:r>
+      <w:r>
+        <w:rPr/>
+        <w:t xml:space="preserve"> as</w:t>
+      </w:r>
+      <w:r>
+        <w:rPr/>
+        <w:t xml:space="preserve"> the critical state </w:t>
+      </w:r>
+      <w:r>
+        <w:rPr/>
+        <w:t>approaches, avalanches come faster and larger. Watch how the behavior changes!</w:t>
+      </w:r>
+    </w:p>
+    <w:p>
+      <w:pPr>
+        <w:pStyle w:val="Normal"/>
+        <w:bidi w:val="0"/>
+      </w:pPr>
+      <w:r>
+        <w:rPr/>
+        <w:t>&lt;/p&gt;</w:t>
       </w:r>
     </w:p>
     <w:sectPr>
-      <w:pgSz w:w="12240" w:h="15840"/>
+      <w:pgSz w:w="12240" w:h="15840" w:orient="portrait"/>
       <w:pgMar w:top="1440" w:right="1440" w:bottom="1440" w:left="1440" w:header="720" w:footer="720" w:gutter="0"/>
       <w:cols w:space="720"/>
       <w:docGrid w:linePitch="360"/>
@@ -555,11 +1794,11 @@
 </file>
 
 <file path=word/styles.xml><?xml version="1.0" encoding="utf-8"?>
-<w:styles xmlns:mc="http://schemas.openxmlformats.org/markup-compatibility/2006" xmlns:r="http://schemas.openxmlformats.org/officeDocument/2006/relationships" xmlns:w="http://schemas.openxmlformats.org/wordprocessingml/2006/main" xmlns:w14="http://schemas.microsoft.com/office/word/2010/wordml" xmlns:w15="http://schemas.microsoft.com/office/word/2012/wordml" xmlns:w16cex="http://schemas.microsoft.com/office/word/2018/wordml/cex" xmlns:w16cid="http://schemas.microsoft.com/office/word/2016/wordml/cid" xmlns:w16="http://schemas.microsoft.com/office/word/2018/wordml" xmlns:w16du="http://schemas.microsoft.com/office/word/2023/wordml/word16du" xmlns:w16sdtdh="http://schemas.microsoft.com/office/word/2020/wordml/sdtdatahash" xmlns:w16sdtfl="http://schemas.microsoft.com/office/word/2024/wordml/sdtformatlock" xmlns:w16se="http://schemas.microsoft.com/office/word/2015/wordml/symex" mc:Ignorable="w14 w15 w16se w16cid w16 w16cex w16sdtdh w16sdtfl w16du">
+<w:styles xmlns:wp14="http://schemas.microsoft.com/office/word/2010/wordprocessingDrawing" xmlns:mc="http://schemas.openxmlformats.org/markup-compatibility/2006" xmlns:r="http://schemas.openxmlformats.org/officeDocument/2006/relationships" xmlns:w="http://schemas.openxmlformats.org/wordprocessingml/2006/main" xmlns:w14="http://schemas.microsoft.com/office/word/2010/wordml" xmlns:w15="http://schemas.microsoft.com/office/word/2012/wordml" xmlns:w16cex="http://schemas.microsoft.com/office/word/2018/wordml/cex" xmlns:w16cid="http://schemas.microsoft.com/office/word/2016/wordml/cid" xmlns:w16="http://schemas.microsoft.com/office/word/2018/wordml" xmlns:w16du="http://schemas.microsoft.com/office/word/2023/wordml/word16du" xmlns:w16sdtdh="http://schemas.microsoft.com/office/word/2020/wordml/sdtdatahash" xmlns:w16sdtfl="http://schemas.microsoft.com/office/word/2024/wordml/sdtformatlock" xmlns:w16se="http://schemas.microsoft.com/office/word/2015/wordml/symex" mc:Ignorable="w14 w15 w16se w16cid w16 w16cex w16sdtdh w16sdtfl w16du wp14">
   <w:docDefaults>
     <w:rPrDefault>
       <w:rPr>
-        <w:rFonts w:asciiTheme="minorHAnsi" w:eastAsiaTheme="minorHAnsi" w:hAnsiTheme="minorHAnsi" w:cstheme="minorBidi"/>
+        <w:rFonts w:asciiTheme="minorHAnsi" w:hAnsiTheme="minorHAnsi" w:eastAsiaTheme="minorHAnsi" w:cstheme="minorBidi"/>
         <w:kern w:val="2"/>
         <w:sz w:val="24"/>
         <w:szCs w:val="24"/>
@@ -576,14 +1815,14 @@
   <w:latentStyles w:defLockedState="0" w:defUIPriority="99" w:defSemiHidden="0" w:defUnhideWhenUsed="0" w:defQFormat="0" w:count="376">
     <w:lsdException w:name="Normal" w:uiPriority="0" w:qFormat="1"/>
     <w:lsdException w:name="heading 1" w:uiPriority="9" w:qFormat="1"/>
-    <w:lsdException w:name="heading 2" w:semiHidden="1" w:uiPriority="9" w:unhideWhenUsed="1" w:qFormat="1"/>
-    <w:lsdException w:name="heading 3" w:semiHidden="1" w:uiPriority="9" w:unhideWhenUsed="1" w:qFormat="1"/>
-    <w:lsdException w:name="heading 4" w:semiHidden="1" w:uiPriority="9" w:unhideWhenUsed="1" w:qFormat="1"/>
-    <w:lsdException w:name="heading 5" w:semiHidden="1" w:uiPriority="9" w:unhideWhenUsed="1" w:qFormat="1"/>
-    <w:lsdException w:name="heading 6" w:semiHidden="1" w:uiPriority="9" w:unhideWhenUsed="1" w:qFormat="1"/>
-    <w:lsdException w:name="heading 7" w:semiHidden="1" w:uiPriority="9" w:unhideWhenUsed="1" w:qFormat="1"/>
-    <w:lsdException w:name="heading 8" w:semiHidden="1" w:uiPriority="9" w:unhideWhenUsed="1" w:qFormat="1"/>
-    <w:lsdException w:name="heading 9" w:semiHidden="1" w:uiPriority="9" w:unhideWhenUsed="1" w:qFormat="1"/>
+    <w:lsdException w:name="heading 2" w:uiPriority="9" w:semiHidden="1" w:unhideWhenUsed="1" w:qFormat="1"/>
+    <w:lsdException w:name="heading 3" w:uiPriority="9" w:semiHidden="1" w:unhideWhenUsed="1" w:qFormat="1"/>
+    <w:lsdException w:name="heading 4" w:uiPriority="9" w:semiHidden="1" w:unhideWhenUsed="1" w:qFormat="1"/>
+    <w:lsdException w:name="heading 5" w:uiPriority="9" w:semiHidden="1" w:unhideWhenUsed="1" w:qFormat="1"/>
+    <w:lsdException w:name="heading 6" w:uiPriority="9" w:semiHidden="1" w:unhideWhenUsed="1" w:qFormat="1"/>
+    <w:lsdException w:name="heading 7" w:uiPriority="9" w:semiHidden="1" w:unhideWhenUsed="1" w:qFormat="1"/>
+    <w:lsdException w:name="heading 8" w:uiPriority="9" w:semiHidden="1" w:unhideWhenUsed="1" w:qFormat="1"/>
+    <w:lsdException w:name="heading 9" w:uiPriority="9" w:semiHidden="1" w:unhideWhenUsed="1" w:qFormat="1"/>
     <w:lsdException w:name="index 1" w:semiHidden="1" w:unhideWhenUsed="1"/>
     <w:lsdException w:name="index 2" w:semiHidden="1" w:unhideWhenUsed="1"/>
     <w:lsdException w:name="index 3" w:semiHidden="1" w:unhideWhenUsed="1"/>
@@ -593,22 +1832,22 @@
     <w:lsdException w:name="index 7" w:semiHidden="1" w:unhideWhenUsed="1"/>
     <w:lsdException w:name="index 8" w:semiHidden="1" w:unhideWhenUsed="1"/>
     <w:lsdException w:name="index 9" w:semiHidden="1" w:unhideWhenUsed="1"/>
-    <w:lsdException w:name="toc 1" w:semiHidden="1" w:uiPriority="39" w:unhideWhenUsed="1"/>
-    <w:lsdException w:name="toc 2" w:semiHidden="1" w:uiPriority="39" w:unhideWhenUsed="1"/>
-    <w:lsdException w:name="toc 3" w:semiHidden="1" w:uiPriority="39" w:unhideWhenUsed="1"/>
-    <w:lsdException w:name="toc 4" w:semiHidden="1" w:uiPriority="39" w:unhideWhenUsed="1"/>
-    <w:lsdException w:name="toc 5" w:semiHidden="1" w:uiPriority="39" w:unhideWhenUsed="1"/>
-    <w:lsdException w:name="toc 6" w:semiHidden="1" w:uiPriority="39" w:unhideWhenUsed="1"/>
-    <w:lsdException w:name="toc 7" w:semiHidden="1" w:uiPriority="39" w:unhideWhenUsed="1"/>
-    <w:lsdException w:name="toc 8" w:semiHidden="1" w:uiPriority="39" w:unhideWhenUsed="1"/>
-    <w:lsdException w:name="toc 9" w:semiHidden="1" w:uiPriority="39" w:unhideWhenUsed="1"/>
+    <w:lsdException w:name="toc 1" w:uiPriority="39" w:semiHidden="1" w:unhideWhenUsed="1"/>
+    <w:lsdException w:name="toc 2" w:uiPriority="39" w:semiHidden="1" w:unhideWhenUsed="1"/>
+    <w:lsdException w:name="toc 3" w:uiPriority="39" w:semiHidden="1" w:unhideWhenUsed="1"/>
+    <w:lsdException w:name="toc 4" w:uiPriority="39" w:semiHidden="1" w:unhideWhenUsed="1"/>
+    <w:lsdException w:name="toc 5" w:uiPriority="39" w:semiHidden="1" w:unhideWhenUsed="1"/>
+    <w:lsdException w:name="toc 6" w:uiPriority="39" w:semiHidden="1" w:unhideWhenUsed="1"/>
+    <w:lsdException w:name="toc 7" w:uiPriority="39" w:semiHidden="1" w:unhideWhenUsed="1"/>
+    <w:lsdException w:name="toc 8" w:uiPriority="39" w:semiHidden="1" w:unhideWhenUsed="1"/>
+    <w:lsdException w:name="toc 9" w:uiPriority="39" w:semiHidden="1" w:unhideWhenUsed="1"/>
     <w:lsdException w:name="Normal Indent" w:semiHidden="1" w:unhideWhenUsed="1"/>
     <w:lsdException w:name="footnote text" w:semiHidden="1" w:unhideWhenUsed="1"/>
     <w:lsdException w:name="annotation text" w:semiHidden="1" w:unhideWhenUsed="1"/>
     <w:lsdException w:name="header" w:semiHidden="1" w:unhideWhenUsed="1"/>
     <w:lsdException w:name="footer" w:semiHidden="1" w:unhideWhenUsed="1"/>
     <w:lsdException w:name="index heading" w:semiHidden="1" w:unhideWhenUsed="1"/>
-    <w:lsdException w:name="caption" w:semiHidden="1" w:uiPriority="35" w:unhideWhenUsed="1" w:qFormat="1"/>
+    <w:lsdException w:name="caption" w:uiPriority="35" w:semiHidden="1" w:unhideWhenUsed="1" w:qFormat="1"/>
     <w:lsdException w:name="table of figures" w:semiHidden="1" w:unhideWhenUsed="1"/>
     <w:lsdException w:name="envelope address" w:semiHidden="1" w:unhideWhenUsed="1"/>
     <w:lsdException w:name="envelope return" w:semiHidden="1" w:unhideWhenUsed="1"/>
@@ -639,7 +1878,7 @@
     <w:lsdException w:name="Title" w:uiPriority="10" w:qFormat="1"/>
     <w:lsdException w:name="Closing" w:semiHidden="1" w:unhideWhenUsed="1"/>
     <w:lsdException w:name="Signature" w:semiHidden="1" w:unhideWhenUsed="1"/>
-    <w:lsdException w:name="Default Paragraph Font" w:semiHidden="1" w:uiPriority="1" w:unhideWhenUsed="1"/>
+    <w:lsdException w:name="Default Paragraph Font" w:uiPriority="1" w:semiHidden="1" w:unhideWhenUsed="1"/>
     <w:lsdException w:name="Body Text" w:semiHidden="1" w:unhideWhenUsed="1"/>
     <w:lsdException w:name="Body Text Indent" w:semiHidden="1" w:unhideWhenUsed="1"/>
     <w:lsdException w:name="List Continue" w:semiHidden="1" w:unhideWhenUsed="1"/>
@@ -839,8 +2078,8 @@
     <w:lsdException w:name="Subtle Reference" w:uiPriority="31" w:qFormat="1"/>
     <w:lsdException w:name="Intense Reference" w:uiPriority="32" w:qFormat="1"/>
     <w:lsdException w:name="Book Title" w:uiPriority="33" w:qFormat="1"/>
-    <w:lsdException w:name="Bibliography" w:semiHidden="1" w:uiPriority="37" w:unhideWhenUsed="1"/>
-    <w:lsdException w:name="TOC Heading" w:semiHidden="1" w:uiPriority="39" w:unhideWhenUsed="1" w:qFormat="1"/>
+    <w:lsdException w:name="Bibliography" w:uiPriority="37" w:semiHidden="1" w:unhideWhenUsed="1"/>
+    <w:lsdException w:name="TOC Heading" w:uiPriority="39" w:semiHidden="1" w:unhideWhenUsed="1" w:qFormat="1"/>
     <w:lsdException w:name="Plain Table 1" w:uiPriority="41"/>
     <w:lsdException w:name="Plain Table 2" w:uiPriority="42"/>
     <w:lsdException w:name="Plain Table 3" w:uiPriority="43"/>
@@ -951,7 +2190,7 @@
     <w:lsdException w:name="Unresolved Mention" w:semiHidden="1" w:unhideWhenUsed="1"/>
     <w:lsdException w:name="Smart Link" w:semiHidden="1" w:unhideWhenUsed="1"/>
   </w:latentStyles>
-  <w:style w:type="paragraph" w:default="1" w:styleId="Normal">
+  <w:style w:type="paragraph" w:styleId="Normal" w:default="1">
     <w:name w:val="Normal"/>
     <w:qFormat/>
   </w:style>
@@ -970,7 +2209,7 @@
       <w:outlineLvl w:val="0"/>
     </w:pPr>
     <w:rPr>
-      <w:rFonts w:asciiTheme="majorHAnsi" w:eastAsiaTheme="majorEastAsia" w:hAnsiTheme="majorHAnsi" w:cstheme="majorBidi"/>
+      <w:rFonts w:asciiTheme="majorHAnsi" w:hAnsiTheme="majorHAnsi" w:eastAsiaTheme="majorEastAsia" w:cstheme="majorBidi"/>
       <w:color w:val="0F4761" w:themeColor="accent1" w:themeShade="BF"/>
       <w:sz w:val="40"/>
       <w:szCs w:val="40"/>
@@ -993,7 +2232,7 @@
       <w:outlineLvl w:val="1"/>
     </w:pPr>
     <w:rPr>
-      <w:rFonts w:asciiTheme="majorHAnsi" w:eastAsiaTheme="majorEastAsia" w:hAnsiTheme="majorHAnsi" w:cstheme="majorBidi"/>
+      <w:rFonts w:asciiTheme="majorHAnsi" w:hAnsiTheme="majorHAnsi" w:eastAsiaTheme="majorEastAsia" w:cstheme="majorBidi"/>
       <w:color w:val="0F4761" w:themeColor="accent1" w:themeShade="BF"/>
       <w:sz w:val="32"/>
       <w:szCs w:val="32"/>
@@ -1154,13 +2393,13 @@
       <w:color w:val="272727" w:themeColor="text1" w:themeTint="D8"/>
     </w:rPr>
   </w:style>
-  <w:style w:type="character" w:default="1" w:styleId="DefaultParagraphFont">
+  <w:style w:type="character" w:styleId="DefaultParagraphFont" w:default="1">
     <w:name w:val="Default Paragraph Font"/>
     <w:uiPriority w:val="1"/>
     <w:semiHidden/>
     <w:unhideWhenUsed/>
   </w:style>
-  <w:style w:type="table" w:default="1" w:styleId="TableNormal">
+  <w:style w:type="table" w:styleId="TableNormal" w:default="1">
     <w:name w:val="Normal Table"/>
     <w:uiPriority w:val="99"/>
     <w:semiHidden/>
@@ -1175,26 +2414,26 @@
       </w:tblCellMar>
     </w:tblPr>
   </w:style>
-  <w:style w:type="numbering" w:default="1" w:styleId="NoList">
+  <w:style w:type="numbering" w:styleId="NoList" w:default="1">
     <w:name w:val="No List"/>
     <w:uiPriority w:val="99"/>
     <w:semiHidden/>
     <w:unhideWhenUsed/>
   </w:style>
-  <w:style w:type="character" w:customStyle="1" w:styleId="Heading1Char">
+  <w:style w:type="character" w:styleId="Heading1Char" w:customStyle="1">
     <w:name w:val="Heading 1 Char"/>
     <w:basedOn w:val="DefaultParagraphFont"/>
     <w:link w:val="Heading1"/>
     <w:uiPriority w:val="9"/>
     <w:rsid w:val="00E020DC"/>
     <w:rPr>
-      <w:rFonts w:asciiTheme="majorHAnsi" w:eastAsiaTheme="majorEastAsia" w:hAnsiTheme="majorHAnsi" w:cstheme="majorBidi"/>
+      <w:rFonts w:asciiTheme="majorHAnsi" w:hAnsiTheme="majorHAnsi" w:eastAsiaTheme="majorEastAsia" w:cstheme="majorBidi"/>
       <w:color w:val="0F4761" w:themeColor="accent1" w:themeShade="BF"/>
       <w:sz w:val="40"/>
       <w:szCs w:val="40"/>
     </w:rPr>
   </w:style>
-  <w:style w:type="character" w:customStyle="1" w:styleId="Heading2Char">
+  <w:style w:type="character" w:styleId="Heading2Char" w:customStyle="1">
     <w:name w:val="Heading 2 Char"/>
     <w:basedOn w:val="DefaultParagraphFont"/>
     <w:link w:val="Heading2"/>
@@ -1202,13 +2441,13 @@
     <w:semiHidden/>
     <w:rsid w:val="00E020DC"/>
     <w:rPr>
-      <w:rFonts w:asciiTheme="majorHAnsi" w:eastAsiaTheme="majorEastAsia" w:hAnsiTheme="majorHAnsi" w:cstheme="majorBidi"/>
+      <w:rFonts w:asciiTheme="majorHAnsi" w:hAnsiTheme="majorHAnsi" w:eastAsiaTheme="majorEastAsia" w:cstheme="majorBidi"/>
       <w:color w:val="0F4761" w:themeColor="accent1" w:themeShade="BF"/>
       <w:sz w:val="32"/>
       <w:szCs w:val="32"/>
     </w:rPr>
   </w:style>
-  <w:style w:type="character" w:customStyle="1" w:styleId="Heading3Char">
+  <w:style w:type="character" w:styleId="Heading3Char" w:customStyle="1">
     <w:name w:val="Heading 3 Char"/>
     <w:basedOn w:val="DefaultParagraphFont"/>
     <w:link w:val="Heading3"/>
@@ -1222,7 +2461,7 @@
       <w:szCs w:val="28"/>
     </w:rPr>
   </w:style>
-  <w:style w:type="character" w:customStyle="1" w:styleId="Heading4Char">
+  <w:style w:type="character" w:styleId="Heading4Char" w:customStyle="1">
     <w:name w:val="Heading 4 Char"/>
     <w:basedOn w:val="DefaultParagraphFont"/>
     <w:link w:val="Heading4"/>
@@ -1236,7 +2475,7 @@
       <w:color w:val="0F4761" w:themeColor="accent1" w:themeShade="BF"/>
     </w:rPr>
   </w:style>
-  <w:style w:type="character" w:customStyle="1" w:styleId="Heading5Char">
+  <w:style w:type="character" w:styleId="Heading5Char" w:customStyle="1">
     <w:name w:val="Heading 5 Char"/>
     <w:basedOn w:val="DefaultParagraphFont"/>
     <w:link w:val="Heading5"/>
@@ -1248,7 +2487,7 @@
       <w:color w:val="0F4761" w:themeColor="accent1" w:themeShade="BF"/>
     </w:rPr>
   </w:style>
-  <w:style w:type="character" w:customStyle="1" w:styleId="Heading6Char">
+  <w:style w:type="character" w:styleId="Heading6Char" w:customStyle="1">
     <w:name w:val="Heading 6 Char"/>
     <w:basedOn w:val="DefaultParagraphFont"/>
     <w:link w:val="Heading6"/>
@@ -1262,7 +2501,7 @@
       <w:color w:val="595959" w:themeColor="text1" w:themeTint="A6"/>
     </w:rPr>
   </w:style>
-  <w:style w:type="character" w:customStyle="1" w:styleId="Heading7Char">
+  <w:style w:type="character" w:styleId="Heading7Char" w:customStyle="1">
     <w:name w:val="Heading 7 Char"/>
     <w:basedOn w:val="DefaultParagraphFont"/>
     <w:link w:val="Heading7"/>
@@ -1274,7 +2513,7 @@
       <w:color w:val="595959" w:themeColor="text1" w:themeTint="A6"/>
     </w:rPr>
   </w:style>
-  <w:style w:type="character" w:customStyle="1" w:styleId="Heading8Char">
+  <w:style w:type="character" w:styleId="Heading8Char" w:customStyle="1">
     <w:name w:val="Heading 8 Char"/>
     <w:basedOn w:val="DefaultParagraphFont"/>
     <w:link w:val="Heading8"/>
@@ -1288,7 +2527,7 @@
       <w:color w:val="272727" w:themeColor="text1" w:themeTint="D8"/>
     </w:rPr>
   </w:style>
-  <w:style w:type="character" w:customStyle="1" w:styleId="Heading9Char">
+  <w:style w:type="character" w:styleId="Heading9Char" w:customStyle="1">
     <w:name w:val="Heading 9 Char"/>
     <w:basedOn w:val="DefaultParagraphFont"/>
     <w:link w:val="Heading9"/>
@@ -1313,21 +2552,21 @@
       <w:contextualSpacing/>
     </w:pPr>
     <w:rPr>
-      <w:rFonts w:asciiTheme="majorHAnsi" w:eastAsiaTheme="majorEastAsia" w:hAnsiTheme="majorHAnsi" w:cstheme="majorBidi"/>
+      <w:rFonts w:asciiTheme="majorHAnsi" w:hAnsiTheme="majorHAnsi" w:eastAsiaTheme="majorEastAsia" w:cstheme="majorBidi"/>
       <w:spacing w:val="-10"/>
       <w:kern w:val="28"/>
       <w:sz w:val="56"/>
       <w:szCs w:val="56"/>
     </w:rPr>
   </w:style>
-  <w:style w:type="character" w:customStyle="1" w:styleId="TitleChar">
+  <w:style w:type="character" w:styleId="TitleChar" w:customStyle="1">
     <w:name w:val="Title Char"/>
     <w:basedOn w:val="DefaultParagraphFont"/>
     <w:link w:val="Title"/>
     <w:uiPriority w:val="10"/>
     <w:rsid w:val="00E020DC"/>
     <w:rPr>
-      <w:rFonts w:asciiTheme="majorHAnsi" w:eastAsiaTheme="majorEastAsia" w:hAnsiTheme="majorHAnsi" w:cstheme="majorBidi"/>
+      <w:rFonts w:asciiTheme="majorHAnsi" w:hAnsiTheme="majorHAnsi" w:eastAsiaTheme="majorEastAsia" w:cstheme="majorBidi"/>
       <w:spacing w:val="-10"/>
       <w:kern w:val="28"/>
       <w:sz w:val="56"/>
@@ -1355,7 +2594,7 @@
       <w:szCs w:val="28"/>
     </w:rPr>
   </w:style>
-  <w:style w:type="character" w:customStyle="1" w:styleId="SubtitleChar">
+  <w:style w:type="character" w:styleId="SubtitleChar" w:customStyle="1">
     <w:name w:val="Subtitle Char"/>
     <w:basedOn w:val="DefaultParagraphFont"/>
     <w:link w:val="Subtitle"/>
@@ -1387,7 +2626,7 @@
       <w:color w:val="404040" w:themeColor="text1" w:themeTint="BF"/>
     </w:rPr>
   </w:style>
-  <w:style w:type="character" w:customStyle="1" w:styleId="QuoteChar">
+  <w:style w:type="character" w:styleId="QuoteChar" w:customStyle="1">
     <w:name w:val="Quote Char"/>
     <w:basedOn w:val="DefaultParagraphFont"/>
     <w:link w:val="Quote"/>
@@ -1432,8 +2671,8 @@
     <w:rsid w:val="00E020DC"/>
     <w:pPr>
       <w:pBdr>
-        <w:top w:val="single" w:sz="4" w:space="10" w:color="0F4761" w:themeColor="accent1" w:themeShade="BF"/>
-        <w:bottom w:val="single" w:sz="4" w:space="10" w:color="0F4761" w:themeColor="accent1" w:themeShade="BF"/>
+        <w:top w:val="single" w:color="0F4761" w:themeColor="accent1" w:themeShade="BF" w:sz="4" w:space="10"/>
+        <w:bottom w:val="single" w:color="0F4761" w:themeColor="accent1" w:themeShade="BF" w:sz="4" w:space="10"/>
       </w:pBdr>
       <w:spacing w:before="360" w:after="360"/>
       <w:ind w:left="864" w:right="864"/>
@@ -1445,7 +2684,7 @@
       <w:color w:val="0F4761" w:themeColor="accent1" w:themeShade="BF"/>
     </w:rPr>
   </w:style>
-  <w:style w:type="character" w:customStyle="1" w:styleId="IntenseQuoteChar">
+  <w:style w:type="character" w:styleId="IntenseQuoteChar" w:customStyle="1">
     <w:name w:val="Intense Quote Char"/>
     <w:basedOn w:val="DefaultParagraphFont"/>
     <w:link w:val="IntenseQuote"/>
@@ -1475,7 +2714,7 @@
 </file>
 
 <file path=word/theme/theme1.xml><?xml version="1.0" encoding="utf-8"?>
-<a:theme xmlns:a="http://schemas.openxmlformats.org/drawingml/2006/main" name="Office Theme">
+<a:theme xmlns:a="http://schemas.openxmlformats.org/drawingml/2006/main" xmlns:thm15="http://schemas.microsoft.com/office/thememl/2012/main" name="Office Theme">
   <a:themeElements>
     <a:clrScheme name="Office">
       <a:dk1>

--- a/Writing.docx
+++ b/Writing.docx
@@ -11,8 +11,6 @@
       </w:r>
       <w:r>
         <w:br/>
-      </w:r>
-      <w:r>
         <w:t>Hi everyone!</w:t>
       </w:r>
     </w:p>
@@ -370,1421 +368,1120 @@
     <w:p/>
     <w:p>
       <w:r>
-        <w:rPr/>
         <w:t>Sandpiles</w:t>
       </w:r>
-    </w:p>
-    <w:p>
-      <w:r>
-        <w:rPr/>
+      <w:r>
+        <w:t xml:space="preserve"> simple</w:t>
+      </w:r>
+    </w:p>
+    <w:p>
+      <w:r>
         <w:t>&lt;p&gt;</w:t>
       </w:r>
       <w:r>
         <w:br/>
       </w:r>
       <w:r>
-        <w:rPr/>
         <w:t xml:space="preserve">We imagine a table, divided into cells, each </w:t>
       </w:r>
       <w:r>
-        <w:rPr/>
         <w:t>contain</w:t>
       </w:r>
       <w:r>
-        <w:rPr/>
         <w:t>ing</w:t>
       </w:r>
       <w:r>
-        <w:rPr/>
-        <w:t xml:space="preserve"> </w:t>
-      </w:r>
-      <w:r>
-        <w:rPr/>
-        <w:t>some number of</w:t>
-      </w:r>
-      <w:r>
-        <w:rPr/>
-        <w:t xml:space="preserve"> grains of </w:t>
-      </w:r>
-      <w:r>
-        <w:rPr/>
+        <w:t xml:space="preserve"> some number of grains of </w:t>
+      </w:r>
+      <w:r>
         <w:t xml:space="preserve">sand. </w:t>
       </w:r>
       <w:r>
-        <w:rPr/>
         <w:t xml:space="preserve">A cell is called </w:t>
       </w:r>
       <w:r>
-        <w:rPr/>
         <w:t>&lt;strong&gt;unstable&lt;/strong&gt;</w:t>
       </w:r>
       <w:r>
-        <w:rPr/>
         <w:t xml:space="preserve"> if </w:t>
       </w:r>
       <w:r>
-        <w:rPr/>
         <w:t xml:space="preserve">it </w:t>
       </w:r>
       <w:r>
-        <w:rPr/>
-        <w:t>contains</w:t>
-      </w:r>
-      <w:r>
-        <w:rPr/>
-        <w:t xml:space="preserve"> </w:t>
-      </w:r>
-      <w:r>
-        <w:rPr/>
+        <w:t xml:space="preserve">contains </w:t>
+      </w:r>
+      <w:r>
         <w:t>at least as many</w:t>
       </w:r>
       <w:r>
-        <w:rPr/>
         <w:t xml:space="preserve"> grains of sand </w:t>
       </w:r>
       <w:r>
-        <w:rPr/>
         <w:t xml:space="preserve">as </w:t>
       </w:r>
       <w:r>
-        <w:rPr/>
         <w:t xml:space="preserve">it </w:t>
       </w:r>
       <w:r>
-        <w:rPr/>
         <w:t>has neighbors. On a</w:t>
       </w:r>
       <w:r>
-        <w:rPr/>
         <w:t xml:space="preserve"> regular grid, th</w:t>
       </w:r>
       <w:r>
-        <w:rPr/>
         <w:t xml:space="preserve">is </w:t>
       </w:r>
       <w:r>
-        <w:rPr/>
         <w:t xml:space="preserve">means </w:t>
       </w:r>
       <w:r>
-        <w:rPr/>
         <w:t>4</w:t>
       </w:r>
       <w:r>
-        <w:rPr/>
         <w:t xml:space="preserve"> or more</w:t>
       </w:r>
       <w:r>
-        <w:rPr/>
         <w:t>.</w:t>
       </w:r>
       <w:r>
-        <w:rPr/>
-        <w:t xml:space="preserve"> </w:t>
-      </w:r>
-      <w:r>
-        <w:rPr/>
+        <w:t xml:space="preserve"> </w:t>
+      </w:r>
+      <w:r>
         <w:t>An u</w:t>
       </w:r>
       <w:r>
-        <w:rPr/>
         <w:t xml:space="preserve">nstable cell then </w:t>
       </w:r>
       <w:r>
-        <w:rPr/>
         <w:t>&lt;strong&gt;topples&lt;/strong&gt;</w:t>
       </w:r>
       <w:r>
-        <w:rPr/>
         <w:t>, giving 1</w:t>
       </w:r>
       <w:r>
-        <w:rPr/>
         <w:t xml:space="preserve"> of its</w:t>
       </w:r>
       <w:r>
-        <w:rPr/>
-        <w:t xml:space="preserve"> </w:t>
-      </w:r>
-      <w:r>
-        <w:rPr/>
+        <w:t xml:space="preserve"> </w:t>
+      </w:r>
+      <w:r>
         <w:t>grain</w:t>
       </w:r>
       <w:r>
-        <w:rPr/>
         <w:t>s</w:t>
       </w:r>
       <w:r>
-        <w:rPr/>
-        <w:t xml:space="preserve"> </w:t>
-      </w:r>
-      <w:r>
-        <w:rPr/>
+        <w:t xml:space="preserve"> </w:t>
+      </w:r>
+      <w:r>
         <w:t>of sand to each of its neighbors.</w:t>
       </w:r>
       <w:r>
-        <w:rPr/>
-        <w:t xml:space="preserve"> </w:t>
-      </w:r>
-      <w:r>
-        <w:rPr/>
-        <w:t xml:space="preserve">If </w:t>
-      </w:r>
-      <w:r>
-        <w:rPr/>
+        <w:t xml:space="preserve"> If </w:t>
+      </w:r>
+      <w:r>
         <w:t>a</w:t>
       </w:r>
       <w:r>
-        <w:rPr/>
         <w:t xml:space="preserve"> cell is </w:t>
       </w:r>
       <w:r>
-        <w:rPr/>
         <w:t>on the edge</w:t>
       </w:r>
       <w:r>
-        <w:rPr/>
         <w:t xml:space="preserve">, </w:t>
       </w:r>
       <w:r>
-        <w:rPr/>
         <w:t>then</w:t>
       </w:r>
       <w:r>
-        <w:rPr/>
-        <w:t xml:space="preserve"> </w:t>
-      </w:r>
-      <w:r>
-        <w:rPr/>
+        <w:t xml:space="preserve"> </w:t>
+      </w:r>
+      <w:r>
         <w:t xml:space="preserve">some of its neighbors </w:t>
       </w:r>
       <w:r>
-        <w:rPr/>
         <w:t>li</w:t>
       </w:r>
       <w:r>
-        <w:rPr/>
         <w:t>e outside the table</w:t>
       </w:r>
       <w:r>
-        <w:rPr/>
+        <w:t>. These missing neighbors a</w:t>
+      </w:r>
+      <w:r>
+        <w:t xml:space="preserve">ct as </w:t>
+      </w:r>
+      <w:r>
+        <w:t>&lt;strong&gt;sinks&lt;/strong&gt;</w:t>
+      </w:r>
+      <w:r>
+        <w:t>:</w:t>
+      </w:r>
+      <w:r>
+        <w:t xml:space="preserve"> imagine the grains fall off the table, never to return</w:t>
+      </w:r>
+      <w:r>
+        <w:t xml:space="preserve">. </w:t>
+      </w:r>
+      <w:r>
+        <w:t>A</w:t>
+      </w:r>
+      <w:r>
+        <w:t xml:space="preserve"> cell is</w:t>
+      </w:r>
+      <w:r>
+        <w:t xml:space="preserve"> </w:t>
+      </w:r>
+      <w:r>
+        <w:t>&lt;strong&gt;stable&lt;/strong&gt;</w:t>
+      </w:r>
+      <w:r>
+        <w:t xml:space="preserve"> </w:t>
+      </w:r>
+      <w:r>
+        <w:t xml:space="preserve">once it </w:t>
+      </w:r>
+      <w:r>
+        <w:t>has</w:t>
+      </w:r>
+      <w:r>
+        <w:t xml:space="preserve"> fewer grains</w:t>
+      </w:r>
+      <w:r>
+        <w:t xml:space="preserve"> than it has neighbors</w:t>
+      </w:r>
+      <w:r>
         <w:t>.</w:t>
       </w:r>
-      <w:r>
-        <w:rPr/>
-        <w:t xml:space="preserve"> These missing neighbors a</w:t>
-      </w:r>
-      <w:r>
-        <w:rPr/>
-        <w:t xml:space="preserve">ct as </w:t>
-      </w:r>
-      <w:r>
-        <w:rPr/>
-        <w:t>&lt;strong&gt;sinks&lt;/strong&gt;</w:t>
-      </w:r>
-      <w:r>
-        <w:rPr/>
-        <w:t>:</w:t>
-      </w:r>
-      <w:r>
-        <w:rPr/>
-        <w:t xml:space="preserve"> imagine</w:t>
-      </w:r>
-      <w:r>
-        <w:rPr/>
-        <w:t xml:space="preserve"> the grains fall off the table, never to return</w:t>
-      </w:r>
-      <w:r>
-        <w:rPr/>
+    </w:p>
+    <w:p>
+      <w:r>
+        <w:t>&lt;/p&gt;</w:t>
+      </w:r>
+    </w:p>
+    <w:p>
+      <w:r>
+        <w:t>&lt;p&gt;</w:t>
+      </w:r>
+    </w:p>
+    <w:p>
+      <w:r>
+        <w:t>T</w:t>
+      </w:r>
+      <w:r>
+        <w:t xml:space="preserve">oppling one cell </w:t>
+      </w:r>
+      <w:r>
+        <w:t xml:space="preserve">can cause </w:t>
+      </w:r>
+      <w:r>
+        <w:t xml:space="preserve">some of its </w:t>
+      </w:r>
+      <w:r>
+        <w:t>neighbor</w:t>
+      </w:r>
+      <w:r>
+        <w:t xml:space="preserve">s </w:t>
+      </w:r>
+      <w:r>
+        <w:t>to become</w:t>
+      </w:r>
+      <w:r>
+        <w:t xml:space="preserve"> </w:t>
+      </w:r>
+      <w:r>
+        <w:t xml:space="preserve">unstable, which </w:t>
+      </w:r>
+      <w:r>
+        <w:t xml:space="preserve">will </w:t>
+      </w:r>
+      <w:r>
+        <w:t>also have to topple</w:t>
+      </w:r>
+      <w:r>
+        <w:t xml:space="preserve"> in turn</w:t>
+      </w:r>
+      <w:r>
         <w:t xml:space="preserve">. </w:t>
       </w:r>
       <w:r>
-        <w:rPr/>
+        <w:t>These</w:t>
+      </w:r>
+      <w:r>
+        <w:t xml:space="preserve"> toppling chains</w:t>
+      </w:r>
+      <w:r>
+        <w:t xml:space="preserve"> are called</w:t>
+      </w:r>
+      <w:r>
+        <w:t xml:space="preserve"> &lt;strong&gt;avalanches&lt;/strong&gt;</w:t>
+      </w:r>
+      <w:r>
+        <w:t>. They c</w:t>
+      </w:r>
+      <w:r>
+        <w:t xml:space="preserve">an </w:t>
+      </w:r>
+      <w:r>
+        <w:t xml:space="preserve">be small, spreading to only a few </w:t>
+      </w:r>
+      <w:r>
+        <w:t>cells</w:t>
+      </w:r>
+      <w:r>
+        <w:t xml:space="preserve">, or </w:t>
+      </w:r>
+      <w:r>
+        <w:t xml:space="preserve">they </w:t>
+      </w:r>
+      <w:r>
+        <w:t>can span the entire</w:t>
+      </w:r>
+      <w:r>
+        <w:t xml:space="preserve"> </w:t>
+      </w:r>
+      <w:r>
+        <w:t>table</w:t>
+      </w:r>
+      <w:r>
+        <w:t>!</w:t>
+      </w:r>
+      <w:r>
+        <w:t xml:space="preserve"> </w:t>
+      </w:r>
+      <w:r>
+        <w:t xml:space="preserve">If all cells eventually </w:t>
+      </w:r>
+      <w:r>
+        <w:t xml:space="preserve">become </w:t>
+      </w:r>
+      <w:r>
+        <w:t>stable, t</w:t>
+      </w:r>
+      <w:r>
+        <w:t>he model stops</w:t>
+      </w:r>
+      <w:r>
+        <w:t>;</w:t>
+      </w:r>
+      <w:r>
+        <w:t xml:space="preserve"> </w:t>
+      </w:r>
+      <w:r>
+        <w:t xml:space="preserve">the whole </w:t>
+      </w:r>
+      <w:r>
+        <w:t>sandpile</w:t>
+      </w:r>
+      <w:r>
+        <w:t xml:space="preserve"> is then called stable</w:t>
+      </w:r>
+      <w:r>
+        <w:t xml:space="preserve">. </w:t>
+      </w:r>
+      <w:r>
+        <w:t>Remarkably</w:t>
+      </w:r>
+      <w:r>
+        <w:t>, the order</w:t>
+      </w:r>
+      <w:r>
+        <w:t xml:space="preserve"> in</w:t>
+      </w:r>
+      <w:r>
+        <w:t xml:space="preserve"> which each cell</w:t>
+      </w:r>
+      <w:r>
+        <w:t xml:space="preserve"> </w:t>
+      </w:r>
+      <w:r>
+        <w:t xml:space="preserve">topple </w:t>
+      </w:r>
+      <w:r>
+        <w:t>does not matter</w:t>
+      </w:r>
+      <w:r>
+        <w:t>: t</w:t>
+      </w:r>
+      <w:r>
+        <w:t>he</w:t>
+      </w:r>
+      <w:r>
+        <w:t xml:space="preserve"> exact</w:t>
+      </w:r>
+      <w:r>
+        <w:t xml:space="preserve"> same final stable </w:t>
+      </w:r>
+      <w:r>
+        <w:t>sandpile</w:t>
+      </w:r>
+      <w:r>
+        <w:t xml:space="preserve"> is</w:t>
+      </w:r>
+      <w:r>
+        <w:t xml:space="preserve"> always</w:t>
+      </w:r>
+      <w:r>
+        <w:t xml:space="preserve"> reached</w:t>
+      </w:r>
+      <w:r>
+        <w:t>.</w:t>
+      </w:r>
+      <w:r>
+        <w:t xml:space="preserve"> This is why </w:t>
+      </w:r>
+      <w:r>
+        <w:t xml:space="preserve">clicking </w:t>
+      </w:r>
+      <w:r>
+        <w:t>&lt;strong&gt;Jump to the end&lt;/strong&gt;</w:t>
+      </w:r>
+      <w:r>
+        <w:t xml:space="preserve"> can </w:t>
+      </w:r>
+      <w:r>
+        <w:t>safely</w:t>
+      </w:r>
+      <w:r>
+        <w:t xml:space="preserve"> skip</w:t>
+      </w:r>
+      <w:r>
+        <w:t xml:space="preserve"> </w:t>
+      </w:r>
+      <w:r>
+        <w:t xml:space="preserve">straight to </w:t>
+      </w:r>
+      <w:r>
+        <w:t>the final state</w:t>
+      </w:r>
+      <w:r>
+        <w:t>.</w:t>
+      </w:r>
+    </w:p>
+    <w:p>
+      <w:r>
+        <w:t>&lt;/p&gt;</w:t>
+      </w:r>
+    </w:p>
+    <w:p>
+      <w:r>
+        <w:t>&lt;p&gt;</w:t>
+      </w:r>
+    </w:p>
+    <w:p>
+      <w:r>
+        <w:t xml:space="preserve">Notice that what happens on the boundaries matters! </w:t>
+      </w:r>
+      <w:r>
+        <w:t>O</w:t>
+      </w:r>
+      <w:r>
+        <w:t>n the torus, where each side wraps around, there is no</w:t>
+      </w:r>
+      <w:r>
+        <w:t xml:space="preserve"> edge and therefore no</w:t>
+      </w:r>
+      <w:r>
+        <w:t xml:space="preserve"> sink</w:t>
+      </w:r>
+      <w:r>
+        <w:t xml:space="preserve"> </w:t>
+      </w:r>
+      <w:r>
+        <w:t>for grains to escape through</w:t>
+      </w:r>
+      <w:r>
+        <w:t>.</w:t>
+      </w:r>
+      <w:r>
+        <w:t xml:space="preserve"> </w:t>
+      </w:r>
+      <w:r>
+        <w:t>Without a sink, the sand accumulates</w:t>
+      </w:r>
+      <w:r>
+        <w:t xml:space="preserve"> everywhere, and</w:t>
+      </w:r>
+      <w:r>
+        <w:t xml:space="preserve"> with enough grains on the table, </w:t>
+      </w:r>
+      <w:r>
+        <w:t xml:space="preserve">you’ll </w:t>
+      </w:r>
+      <w:r>
+        <w:t>develop</w:t>
+      </w:r>
+      <w:r>
+        <w:t xml:space="preserve"> a forever </w:t>
+      </w:r>
+      <w:r>
+        <w:t>avalanche</w:t>
+      </w:r>
+      <w:r>
+        <w:t xml:space="preserve">, </w:t>
+      </w:r>
+      <w:r>
+        <w:t xml:space="preserve">endlessly </w:t>
+      </w:r>
+      <w:r>
+        <w:t xml:space="preserve">passing </w:t>
+      </w:r>
+      <w:r>
+        <w:t xml:space="preserve">grains of </w:t>
+      </w:r>
+      <w:r>
+        <w:t xml:space="preserve">sand </w:t>
+      </w:r>
+      <w:r>
+        <w:t>around</w:t>
+      </w:r>
+      <w:r>
+        <w:t>, unable to relax</w:t>
+      </w:r>
+      <w:r>
+        <w:t xml:space="preserve">. You can </w:t>
+      </w:r>
+      <w:r>
+        <w:t>turn</w:t>
+      </w:r>
+      <w:r>
+        <w:t xml:space="preserve"> some cells </w:t>
+      </w:r>
+      <w:r>
+        <w:t xml:space="preserve">into </w:t>
+      </w:r>
+      <w:r>
+        <w:t>sinks</w:t>
+      </w:r>
+      <w:r>
+        <w:t xml:space="preserve">, which </w:t>
+      </w:r>
+      <w:r>
+        <w:t xml:space="preserve">allows </w:t>
+      </w:r>
+      <w:r>
+        <w:t xml:space="preserve">the sandpile </w:t>
+      </w:r>
+      <w:r>
+        <w:t>to stabilize</w:t>
+      </w:r>
+      <w:r>
+        <w:t>.</w:t>
+      </w:r>
+    </w:p>
+    <w:p>
+      <w:r>
+        <w:t>&lt;/p&gt;</w:t>
+      </w:r>
+    </w:p>
+    <w:p>
+      <w:r>
+        <w:t>&lt;p&gt;</w:t>
+      </w:r>
+    </w:p>
+    <w:p>
+      <w:r>
+        <w:t xml:space="preserve">Not every sandpile can be </w:t>
+      </w:r>
+      <w:r>
+        <w:t>turned into another one</w:t>
+      </w:r>
+      <w:r>
+        <w:t xml:space="preserve"> </w:t>
+      </w:r>
+      <w:r>
+        <w:t xml:space="preserve">simply </w:t>
+      </w:r>
+      <w:r>
+        <w:t xml:space="preserve">by </w:t>
+      </w:r>
+      <w:r>
+        <w:t xml:space="preserve">adding grains and </w:t>
+      </w:r>
+      <w:r>
+        <w:t>toppling.</w:t>
+      </w:r>
+      <w:r>
+        <w:t xml:space="preserve"> However, </w:t>
+      </w:r>
+      <w:r>
+        <w:t xml:space="preserve">there </w:t>
+      </w:r>
+      <w:r>
+        <w:t xml:space="preserve">is a special </w:t>
+      </w:r>
+      <w:r>
+        <w:t>family of sandpiles</w:t>
+      </w:r>
+      <w:r>
+        <w:t xml:space="preserve"> (called</w:t>
+      </w:r>
+      <w:r>
+        <w:t xml:space="preserve"> &lt;em&gt;recurrent configurations&lt;/em&gt;, see &lt;em&gt;All the details&lt;/em&gt;</w:t>
+      </w:r>
+      <w:r>
+        <w:t>)</w:t>
+      </w:r>
+      <w:r>
+        <w:t xml:space="preserve"> where every member can </w:t>
+      </w:r>
+      <w:r>
+        <w:t xml:space="preserve">reach </w:t>
+      </w:r>
+      <w:r>
+        <w:t xml:space="preserve">any other in </w:t>
+      </w:r>
+      <w:r>
+        <w:t>this way.</w:t>
+      </w:r>
+      <w:r>
+        <w:t xml:space="preserve"> </w:t>
+      </w:r>
+      <w:r>
+        <w:t>Withi</w:t>
+      </w:r>
+      <w:r>
+        <w:t>n this family is a special sandpile</w:t>
+      </w:r>
+      <w:r>
+        <w:t xml:space="preserve"> called</w:t>
+      </w:r>
+      <w:r>
+        <w:t xml:space="preserve"> t</w:t>
+      </w:r>
+      <w:r>
+        <w:t xml:space="preserve">he </w:t>
+      </w:r>
+      <w:r>
+        <w:t xml:space="preserve">&lt;strong&gt;identity&lt;/strong&gt;. </w:t>
+      </w:r>
+      <w:r>
         <w:t>A</w:t>
       </w:r>
       <w:r>
-        <w:rPr/>
-        <w:t xml:space="preserve"> </w:t>
-      </w:r>
-      <w:r>
-        <w:rPr/>
-        <w:t>cell is</w:t>
-      </w:r>
-      <w:r>
-        <w:rPr/>
-        <w:t xml:space="preserve"> </w:t>
-      </w:r>
-      <w:r>
-        <w:rPr/>
-        <w:t>&lt;strong&gt;stable&lt;/strong&gt;</w:t>
-      </w:r>
-      <w:r>
-        <w:rPr/>
-        <w:t xml:space="preserve"> </w:t>
-      </w:r>
-      <w:r>
-        <w:rPr/>
-        <w:t xml:space="preserve">once it </w:t>
-      </w:r>
-      <w:r>
-        <w:rPr/>
-        <w:t>has</w:t>
-      </w:r>
-      <w:r>
-        <w:rPr/>
-        <w:t xml:space="preserve"> fewer grains</w:t>
-      </w:r>
-      <w:r>
-        <w:rPr/>
-        <w:t xml:space="preserve"> than it has neighbors</w:t>
-      </w:r>
-      <w:r>
-        <w:rPr/>
+        <w:t>dd it to any</w:t>
+      </w:r>
+      <w:r>
+        <w:t xml:space="preserve"> other</w:t>
+      </w:r>
+      <w:r>
+        <w:t xml:space="preserve"> sandpile</w:t>
+      </w:r>
+      <w:r>
+        <w:t xml:space="preserve"> in this family and </w:t>
+      </w:r>
+      <w:r>
+        <w:t xml:space="preserve">let the </w:t>
+      </w:r>
+      <w:r>
+        <w:t xml:space="preserve">result </w:t>
+      </w:r>
+      <w:r>
+        <w:t>stabilize</w:t>
+      </w:r>
+      <w:r>
+        <w:t xml:space="preserve">: you’ll get back the </w:t>
+      </w:r>
+      <w:r>
+        <w:t>original sandpile</w:t>
+      </w:r>
+      <w:r>
+        <w:t>!</w:t>
+      </w:r>
+      <w:r>
+        <w:t xml:space="preserve"> </w:t>
+      </w:r>
+      <w:r>
+        <w:t xml:space="preserve">Any table which has at least 1 sink cell will have its own </w:t>
+      </w:r>
+      <w:r>
+        <w:t xml:space="preserve">unique </w:t>
+      </w:r>
+      <w:r>
+        <w:t xml:space="preserve">identity. </w:t>
+      </w:r>
+      <w:r>
+        <w:t xml:space="preserve">Thankfully, there is a way </w:t>
+      </w:r>
+      <w:r>
+        <w:t>to calculate</w:t>
+      </w:r>
+      <w:r>
+        <w:t xml:space="preserve"> </w:t>
+      </w:r>
+      <w:r>
+        <w:t>it</w:t>
+      </w:r>
+      <w:r>
+        <w:t>. T</w:t>
+      </w:r>
+      <w:r>
+        <w:t>ry</w:t>
+      </w:r>
+      <w:r>
+        <w:t xml:space="preserve"> </w:t>
+      </w:r>
+      <w:r>
+        <w:t>start</w:t>
+      </w:r>
+      <w:r>
+        <w:t>ing with</w:t>
+      </w:r>
+      <w:r>
+        <w:t xml:space="preserve"> </w:t>
+      </w:r>
+      <w:r>
+        <w:t>&lt;strong&gt;Identity&lt;/strong&gt;</w:t>
+      </w:r>
+      <w:r>
+        <w:t xml:space="preserve"> </w:t>
+      </w:r>
+      <w:r>
+        <w:t xml:space="preserve">to </w:t>
+      </w:r>
+      <w:r>
+        <w:t xml:space="preserve">watch it </w:t>
+      </w:r>
+      <w:r>
+        <w:t>topple into place</w:t>
+      </w:r>
+      <w:r>
+        <w:t>!</w:t>
+      </w:r>
+    </w:p>
+    <w:p>
+      <w:r>
+        <w:t>&lt;/p&gt;</w:t>
+      </w:r>
+    </w:p>
+    <w:p>
+      <w:r>
+        <w:t>&lt;p&gt;</w:t>
+      </w:r>
+    </w:p>
+    <w:p>
+      <w:r>
+        <w:t>This model was</w:t>
+      </w:r>
+      <w:r>
+        <w:t xml:space="preserve"> first</w:t>
+      </w:r>
+      <w:r>
+        <w:t xml:space="preserve"> introduced and studied by Per Bak, Chao Tang, and Kurt Wiesenfeld in 1987. They </w:t>
+      </w:r>
+      <w:r>
+        <w:t xml:space="preserve">were </w:t>
+      </w:r>
+      <w:r>
+        <w:t>interested</w:t>
+      </w:r>
+      <w:r>
+        <w:t xml:space="preserve"> in a phenomenon</w:t>
+      </w:r>
+      <w:r>
+        <w:t xml:space="preserve"> called </w:t>
+      </w:r>
+      <w:r>
+        <w:t>&lt;strong&gt;self-organized criticality&lt;/strong&gt;</w:t>
+      </w:r>
+      <w:r>
+        <w:t>: how can a syst</w:t>
+      </w:r>
+      <w:r>
+        <w:t>em naturally reach a critical state</w:t>
+      </w:r>
+      <w:r>
+        <w:t>?</w:t>
+      </w:r>
+      <w:r>
+        <w:t xml:space="preserve"> </w:t>
+      </w:r>
+      <w:r>
+        <w:t xml:space="preserve">In </w:t>
+      </w:r>
+      <w:r>
+        <w:t>the sandpile model</w:t>
+      </w:r>
+      <w:r>
+        <w:t>, th</w:t>
+      </w:r>
+      <w:r>
+        <w:t xml:space="preserve">is means frequent </w:t>
+      </w:r>
+      <w:r>
+        <w:t>avalanches</w:t>
+      </w:r>
+      <w:r>
+        <w:t xml:space="preserve"> which vary </w:t>
+      </w:r>
+      <w:r>
+        <w:t>wildly in size</w:t>
+      </w:r>
+      <w:r>
+        <w:t xml:space="preserve">. </w:t>
+      </w:r>
+      <w:r>
+        <w:t>Also, w</w:t>
+      </w:r>
+      <w:r>
+        <w:t xml:space="preserve">hen adding grains randomly, it’s almost impossible to predict </w:t>
+      </w:r>
+      <w:r>
+        <w:t xml:space="preserve">when a single grain </w:t>
+      </w:r>
+      <w:r>
+        <w:t>will cause a</w:t>
+      </w:r>
+      <w:r>
+        <w:t xml:space="preserve">n avalanche, let alone </w:t>
+      </w:r>
+      <w:r>
+        <w:t xml:space="preserve">how </w:t>
+      </w:r>
+      <w:r>
+        <w:t xml:space="preserve">large </w:t>
+      </w:r>
+      <w:r>
+        <w:t>it will be</w:t>
+      </w:r>
+      <w:r>
+        <w:t xml:space="preserve">. </w:t>
+      </w:r>
+      <w:r>
+        <w:t xml:space="preserve">Related </w:t>
+      </w:r>
+      <w:r>
+        <w:t>types of critical behavior have been seen in m</w:t>
+      </w:r>
+      <w:r>
+        <w:t xml:space="preserve">any </w:t>
+      </w:r>
+      <w:r>
+        <w:t>real-world</w:t>
+      </w:r>
+      <w:r>
+        <w:t xml:space="preserve"> systems, including </w:t>
+      </w:r>
+      <w:r>
+        <w:t>weather systems, e</w:t>
+      </w:r>
+      <w:r>
+        <w:t>arthquakes, forest fires, financial markets,</w:t>
+      </w:r>
+      <w:r>
+        <w:t xml:space="preserve"> </w:t>
+      </w:r>
+      <w:r>
+        <w:t>electrical activity in the brain</w:t>
+      </w:r>
+      <w:r>
+        <w:t>,</w:t>
+      </w:r>
+      <w:r>
+        <w:t xml:space="preserve"> and</w:t>
+      </w:r>
+      <w:r>
+        <w:t xml:space="preserve"> </w:t>
+      </w:r>
+      <w:r>
+        <w:t>an argument can be made that</w:t>
+      </w:r>
+      <w:r>
+        <w:t xml:space="preserve"> even</w:t>
+      </w:r>
+      <w:r>
+        <w:t xml:space="preserve"> </w:t>
+      </w:r>
+      <w:r>
+        <w:t xml:space="preserve">culture </w:t>
+      </w:r>
+      <w:r>
+        <w:t>at large</w:t>
+      </w:r>
+      <w:r>
+        <w:t xml:space="preserve"> is a critical system</w:t>
+      </w:r>
+      <w:r>
+        <w:t>!</w:t>
+      </w:r>
+    </w:p>
+    <w:p>
+      <w:r>
+        <w:t>&lt;/p&gt;</w:t>
+      </w:r>
+    </w:p>
+    <w:p>
+      <w:r>
+        <w:t>&lt;p&gt;</w:t>
+      </w:r>
+    </w:p>
+    <w:p>
+      <w:r>
+        <w:t xml:space="preserve">To watch the critical state form, start with an </w:t>
+      </w:r>
+      <w:r>
+        <w:t xml:space="preserve">empty </w:t>
+      </w:r>
+      <w:r>
+        <w:t xml:space="preserve">table. Then, turn the storm on by </w:t>
+      </w:r>
+      <w:r>
+        <w:t>&lt;strong&gt;dropping grains on random cells&lt;/strong&gt;,</w:t>
+      </w:r>
+      <w:r>
+        <w:t xml:space="preserve"> and make sure the simulation </w:t>
+      </w:r>
+      <w:r>
+        <w:t xml:space="preserve">&lt;strong&gt;waits until the sandpile is stable&lt;/strong&gt; </w:t>
+      </w:r>
+      <w:r>
+        <w:t xml:space="preserve">before dropping more. </w:t>
+      </w:r>
+      <w:r>
+        <w:t>Early on, sand slowly accumulates, and</w:t>
+      </w:r>
+      <w:r>
+        <w:t xml:space="preserve"> avalanches are </w:t>
+      </w:r>
+      <w:r>
+        <w:t>small and infrequent,</w:t>
+      </w:r>
+      <w:r>
+        <w:t xml:space="preserve"> but</w:t>
+      </w:r>
+      <w:r>
+        <w:t xml:space="preserve"> as</w:t>
+      </w:r>
+      <w:r>
+        <w:t xml:space="preserve"> the critical state </w:t>
+      </w:r>
+      <w:r>
+        <w:t>approaches, avalanches come faster and larger. Watch how the behavior changes!</w:t>
+      </w:r>
+    </w:p>
+    <w:p>
+      <w:r>
+        <w:t>&lt;/p&gt;</w:t>
+      </w:r>
+    </w:p>
+    <w:p/>
+    <w:p/>
+    <w:p>
+      <w:r>
+        <w:t>Eden Growth</w:t>
+      </w:r>
+    </w:p>
+    <w:p>
+      <w:r>
+        <w:t>&lt;p&gt;</w:t>
+      </w:r>
+    </w:p>
+    <w:p>
+      <w:r>
+        <w:t>The origins of this model are in bacterial growth</w:t>
+      </w:r>
+      <w:r>
+        <w:t>, the allusion drawn is that a bacterial colony will grow in size at its boundary</w:t>
+      </w:r>
+      <w:r>
+        <w:t xml:space="preserve">, spreading outwards roughly equally in all directions. We abstract that with a simple grid, </w:t>
+      </w:r>
+      <w:r>
+        <w:t xml:space="preserve">giving each cell a 0 or a 1 depending  on if there are bacteria present in that cell. At each time step, the bacteria duplicates </w:t>
+      </w:r>
+      <w:r>
+        <w:t>into a cell without bacteria, turning one of the 0’s on the boundary into a 1.</w:t>
+      </w:r>
+      <w:r>
+        <w:t xml:space="preserve"> This model is called the eden model; at every step, the current patch grows by 1, cell, somewhere at random on its boundary.</w:t>
+      </w:r>
+    </w:p>
+    <w:p>
+      <w:r>
+        <w:t>Abstracted, each cell has a 0 or a 1, representing if a cell is occupied or not</w:t>
+      </w:r>
+      <w:r>
+        <w:t>, the bacterial cluster is all cells with a 1</w:t>
+      </w:r>
+      <w:r>
+        <w:t xml:space="preserve">. The </w:t>
+      </w:r>
+      <w:r>
+        <w:t>“</w:t>
+      </w:r>
+      <w:r>
+        <w:t>boundary</w:t>
+      </w:r>
+      <w:r>
+        <w:t xml:space="preserve">”of the cluster is </w:t>
+      </w:r>
+      <w:r>
+        <w:t>all the</w:t>
+      </w:r>
+      <w:r>
+        <w:t xml:space="preserve"> occupied</w:t>
+      </w:r>
+      <w:r>
+        <w:t xml:space="preserve"> </w:t>
+      </w:r>
+      <w:r>
+        <w:t>cells</w:t>
+      </w:r>
+      <w:r>
+        <w:t>, with value 1,</w:t>
+      </w:r>
+      <w:r>
+        <w:t xml:space="preserve"> which have an unoccupied neighbor</w:t>
+      </w:r>
+      <w:r>
+        <w:t>, with value 0</w:t>
+      </w:r>
+      <w:r>
+        <w:t xml:space="preserve">. They usually occur at the edge of the cluster, </w:t>
+      </w:r>
+      <w:r>
+        <w:t>but watch out, holes can form</w:t>
+      </w:r>
+      <w:r>
+        <w:t xml:space="preserve"> inside your cluster!</w:t>
+      </w:r>
+      <w:r>
+        <w:t>When I first heard of this model, I immediately aske</w:t>
+      </w:r>
+      <w:r>
+        <w:t xml:space="preserve">d: What if you also counted </w:t>
+      </w:r>
+      <w:r>
+        <w:t>the number of bacteria</w:t>
+      </w:r>
+      <w:r>
+        <w:t xml:space="preserve"> in each cell?</w:t>
+      </w:r>
+      <w:r>
+        <w:t xml:space="preserve"> </w:t>
+      </w:r>
+      <w:r>
+        <w:t>Th</w:t>
+      </w:r>
+      <w:r>
+        <w:t>is leads to two generalizations of the Eden model.</w:t>
+      </w:r>
+    </w:p>
+    <w:p>
+      <w:r>
+        <w:t>The first allows each cell’s value to be 0,1,2,3</w:t>
+      </w:r>
+      <w:r>
+        <w:t>,</w:t>
+      </w:r>
+      <w:r>
+        <w:t xml:space="preserve">… </w:t>
+      </w:r>
+      <w:r>
         <w:t>.</w:t>
       </w:r>
-    </w:p>
-    <w:p>
-      <w:r>
-        <w:rPr/>
+      <w:r>
+        <w:t xml:space="preserve"> Here, </w:t>
+      </w:r>
+      <w:r>
+        <w:t>each bacteria either sends its duplicate (/duplicates itself?) into an unoccupied cell at the boundary or into its own cell</w:t>
+      </w:r>
+      <w:r>
+        <w:t xml:space="preserve">, so the number represents how many bacteria are at each cell. </w:t>
+      </w:r>
+      <w:r>
+        <w:t xml:space="preserve">However, here the analogy falls short, since </w:t>
+      </w:r>
+      <w:r>
+        <w:t>the next bacteria is born into a cell independent of how many bacteria are currently at that cell.</w:t>
+      </w:r>
+      <w:r>
+        <w:t xml:space="preserve"> </w:t>
+      </w:r>
+      <w:r>
+        <w:t xml:space="preserve">Maybe I should add a count^s weight where my uniform model is a limit as s tends to 0. </w:t>
+      </w:r>
+      <w:r>
+        <w:t>If</w:t>
+      </w:r>
+      <w:r>
+        <w:t xml:space="preserve"> a cell is inside the cluster, then</w:t>
+      </w:r>
+      <w:r>
+        <w:t xml:space="preserve"> </w:t>
+      </w:r>
+      <w:r>
+        <w:t>i</w:t>
+      </w:r>
+      <w:r>
+        <w:t>t can accumulate</w:t>
+      </w:r>
+      <w:r>
+        <w:t xml:space="preserve"> as </w:t>
+      </w:r>
+      <w:r>
+        <w:t xml:space="preserve">many bacteria </w:t>
+      </w:r>
+      <w:r>
+        <w:t>as</w:t>
+      </w:r>
+      <w:r>
+        <w:t xml:space="preserve"> &lt;strong&gt;max</w:t>
+      </w:r>
+      <w:r>
+        <w:t xml:space="preserve"> height</w:t>
+      </w:r>
+      <w:r>
+        <w:t>&lt;strong&gt;</w:t>
+      </w:r>
+      <w:r>
+        <w:t xml:space="preserve"> will allow.</w:t>
+      </w:r>
+      <w:r>
+        <w:t xml:space="preserve"> </w:t>
+      </w:r>
+      <w:r>
+        <w:t>Setting the max height to infinity allows this model to as high as it grows outwards, I.e. unbounded.</w:t>
+      </w:r>
+    </w:p>
+    <w:p>
+      <w:r>
+        <w:t xml:space="preserve"> The next generalization revolves around</w:t>
+      </w:r>
+      <w:r>
+        <w:t xml:space="preserve"> how the boundary is meant to grow. </w:t>
+      </w:r>
+      <w:r>
+        <w:t xml:space="preserve">Since a cell is either occupied, an empty boundary cell, or far from the current cluster, </w:t>
+      </w:r>
+      <w:r>
+        <w:t xml:space="preserve">a cell’s update to be an empty boundary cell doesn’t have to follow a strict four-neighbor rule. </w:t>
+      </w:r>
+      <w:r>
+        <w:t xml:space="preserve">It could follow an eight-neighbor rule, or really, since all but finitely many cells start unoccupied, a new cell gains its first grain at a finite time, so its neighborhood can be updated to be unoccupied boundary cells precisely when it first gains its bacteria grain. </w:t>
+      </w:r>
+      <w:r>
+        <w:t>This leads to the tile, the shape, which represents which cells are added to the boundary at the time that the center cell first gains its first bacteria.</w:t>
+      </w:r>
+    </w:p>
+    <w:p/>
+    <w:p/>
+    <w:p>
+      <w:r>
         <w:t>&lt;/p&gt;</w:t>
       </w:r>
     </w:p>
-    <w:p>
-      <w:r>
-        <w:rPr/>
-        <w:t>&lt;p&gt;</w:t>
-      </w:r>
-    </w:p>
-    <w:p>
-      <w:pPr>
-        <w:pStyle w:val="Normal"/>
-        <w:suppressLineNumbers w:val="0"/>
-        <w:bidi w:val="0"/>
-        <w:spacing w:before="0" w:beforeAutospacing="off" w:after="160" w:afterAutospacing="off" w:line="278" w:lineRule="auto"/>
-        <w:ind w:left="0" w:right="0"/>
-        <w:jc w:val="left"/>
-      </w:pPr>
-      <w:r>
-        <w:rPr/>
-        <w:t>T</w:t>
-      </w:r>
-      <w:r>
-        <w:rPr/>
-        <w:t xml:space="preserve">oppling one cell </w:t>
-      </w:r>
-      <w:r>
-        <w:rPr/>
-        <w:t xml:space="preserve">can cause </w:t>
-      </w:r>
-      <w:r>
-        <w:rPr/>
-        <w:t xml:space="preserve">some of its </w:t>
-      </w:r>
-      <w:r>
-        <w:rPr/>
-        <w:t>neighbor</w:t>
-      </w:r>
-      <w:r>
-        <w:rPr/>
-        <w:t xml:space="preserve">s </w:t>
-      </w:r>
-      <w:r>
-        <w:rPr/>
-        <w:t>to become</w:t>
-      </w:r>
-      <w:r>
-        <w:rPr/>
-        <w:t xml:space="preserve"> </w:t>
-      </w:r>
-      <w:r>
-        <w:rPr/>
-        <w:t xml:space="preserve">unstable, which </w:t>
-      </w:r>
-      <w:r>
-        <w:rPr/>
-        <w:t xml:space="preserve">will </w:t>
-      </w:r>
-      <w:r>
-        <w:rPr/>
-        <w:t>also have to topple</w:t>
-      </w:r>
-      <w:r>
-        <w:rPr/>
-        <w:t xml:space="preserve"> in turn</w:t>
-      </w:r>
-      <w:r>
-        <w:rPr/>
-        <w:t xml:space="preserve">. </w:t>
-      </w:r>
-      <w:r>
-        <w:rPr/>
-        <w:t>These</w:t>
-      </w:r>
-      <w:r>
-        <w:rPr/>
-        <w:t xml:space="preserve"> toppling chains</w:t>
-      </w:r>
-      <w:r>
-        <w:rPr/>
-        <w:t xml:space="preserve"> are called</w:t>
-      </w:r>
-      <w:r>
-        <w:rPr/>
-        <w:t xml:space="preserve"> &lt;strong&gt;avalanches&lt;/strong&gt;</w:t>
-      </w:r>
-      <w:r>
-        <w:rPr/>
-        <w:t>. They c</w:t>
-      </w:r>
-      <w:r>
-        <w:rPr/>
-        <w:t xml:space="preserve">an </w:t>
-      </w:r>
-      <w:r>
-        <w:rPr/>
-        <w:t xml:space="preserve">be small, spreading to only a few </w:t>
-      </w:r>
-      <w:r>
-        <w:rPr/>
-        <w:t>cells</w:t>
-      </w:r>
-      <w:r>
-        <w:rPr/>
-        <w:t xml:space="preserve">, or </w:t>
-      </w:r>
-      <w:r>
-        <w:rPr/>
-        <w:t xml:space="preserve">they </w:t>
-      </w:r>
-      <w:r>
-        <w:rPr/>
-        <w:t>can span the entire</w:t>
-      </w:r>
-      <w:r>
-        <w:rPr/>
-        <w:t xml:space="preserve"> </w:t>
-      </w:r>
-      <w:r>
-        <w:rPr/>
-        <w:t>table</w:t>
-      </w:r>
-      <w:r>
-        <w:rPr/>
-        <w:t>!</w:t>
-      </w:r>
-      <w:r>
-        <w:rPr/>
-        <w:t xml:space="preserve"> </w:t>
-      </w:r>
-      <w:r>
-        <w:rPr/>
-        <w:t xml:space="preserve">If all cells eventually </w:t>
-      </w:r>
-      <w:r>
-        <w:rPr/>
-        <w:t xml:space="preserve">become </w:t>
-      </w:r>
-      <w:r>
-        <w:rPr/>
-        <w:t>stable, t</w:t>
-      </w:r>
-      <w:r>
-        <w:rPr/>
-        <w:t>he model stops</w:t>
-      </w:r>
-      <w:r>
-        <w:rPr/>
-        <w:t>;</w:t>
-      </w:r>
-      <w:r>
-        <w:rPr/>
-        <w:t xml:space="preserve"> </w:t>
-      </w:r>
-      <w:r>
-        <w:rPr/>
-        <w:t xml:space="preserve">the whole </w:t>
-      </w:r>
-      <w:r>
-        <w:rPr/>
-        <w:t>sandpile</w:t>
-      </w:r>
-      <w:r>
-        <w:rPr/>
-        <w:t xml:space="preserve"> is then called stable</w:t>
-      </w:r>
-      <w:r>
-        <w:rPr/>
-        <w:t>.</w:t>
-      </w:r>
-      <w:r>
-        <w:rPr/>
-        <w:t xml:space="preserve"> </w:t>
-      </w:r>
-      <w:r>
-        <w:rPr/>
-        <w:t>Remarkably</w:t>
-      </w:r>
-      <w:r>
-        <w:rPr/>
-        <w:t>, the order</w:t>
-      </w:r>
-      <w:r>
-        <w:rPr/>
-        <w:t xml:space="preserve"> in</w:t>
-      </w:r>
-      <w:r>
-        <w:rPr/>
-        <w:t xml:space="preserve"> which each cell</w:t>
-      </w:r>
-      <w:r>
-        <w:rPr/>
-        <w:t xml:space="preserve"> </w:t>
-      </w:r>
-      <w:r>
-        <w:rPr/>
-        <w:t xml:space="preserve">topple </w:t>
-      </w:r>
-      <w:r>
-        <w:rPr/>
-        <w:t>does not matter</w:t>
-      </w:r>
-      <w:r>
-        <w:rPr/>
-        <w:t>: t</w:t>
-      </w:r>
-      <w:r>
-        <w:rPr/>
-        <w:t>he</w:t>
-      </w:r>
-      <w:r>
-        <w:rPr/>
-        <w:t xml:space="preserve"> exact</w:t>
-      </w:r>
-      <w:r>
-        <w:rPr/>
-        <w:t xml:space="preserve"> same final stable </w:t>
-      </w:r>
-      <w:r>
-        <w:rPr/>
-        <w:t>sandpile</w:t>
-      </w:r>
-      <w:r>
-        <w:rPr/>
-        <w:t xml:space="preserve"> is</w:t>
-      </w:r>
-      <w:r>
-        <w:rPr/>
-        <w:t xml:space="preserve"> always</w:t>
-      </w:r>
-      <w:r>
-        <w:rPr/>
-        <w:t xml:space="preserve"> reached</w:t>
-      </w:r>
-      <w:r>
-        <w:rPr/>
-        <w:t>.</w:t>
-      </w:r>
-      <w:r>
-        <w:rPr/>
-        <w:t xml:space="preserve"> This is why </w:t>
-      </w:r>
-      <w:r>
-        <w:rPr/>
-        <w:t xml:space="preserve">clicking </w:t>
-      </w:r>
-      <w:r>
-        <w:rPr/>
-        <w:t>&lt;strong&gt;Jump to the end&lt;/strong&gt;</w:t>
-      </w:r>
-      <w:r>
-        <w:rPr/>
-        <w:t xml:space="preserve"> can </w:t>
-      </w:r>
-      <w:r>
-        <w:rPr/>
-        <w:t>safely</w:t>
-      </w:r>
-      <w:r>
-        <w:rPr/>
-        <w:t xml:space="preserve"> skip</w:t>
-      </w:r>
-      <w:r>
-        <w:rPr/>
-        <w:t xml:space="preserve"> </w:t>
-      </w:r>
-      <w:r>
-        <w:rPr/>
-        <w:t xml:space="preserve">straight to </w:t>
-      </w:r>
-      <w:r>
-        <w:rPr/>
-        <w:t>the final state</w:t>
-      </w:r>
-      <w:r>
-        <w:rPr/>
-        <w:t>.</w:t>
-      </w:r>
-    </w:p>
-    <w:p>
-      <w:pPr>
-        <w:pStyle w:val="Normal"/>
-        <w:spacing w:before="0" w:beforeAutospacing="off" w:after="160" w:afterAutospacing="off" w:line="278" w:lineRule="auto"/>
-        <w:ind w:left="0" w:right="0"/>
-        <w:jc w:val="left"/>
-      </w:pPr>
-      <w:r>
-        <w:rPr/>
-        <w:t>&lt;/p&gt;</w:t>
-      </w:r>
-    </w:p>
-    <w:p>
-      <w:pPr>
-        <w:pStyle w:val="Normal"/>
-        <w:spacing w:before="0" w:beforeAutospacing="off" w:after="160" w:afterAutospacing="off" w:line="278" w:lineRule="auto"/>
-        <w:ind w:left="0" w:right="0"/>
-        <w:jc w:val="left"/>
-      </w:pPr>
-      <w:r>
-        <w:rPr/>
-        <w:t>&lt;p&gt;</w:t>
-      </w:r>
-    </w:p>
-    <w:p>
-      <w:pPr>
-        <w:pStyle w:val="Normal"/>
-        <w:suppressLineNumbers w:val="0"/>
-        <w:bidi w:val="0"/>
-        <w:spacing w:before="0" w:beforeAutospacing="off" w:after="160" w:afterAutospacing="off" w:line="278" w:lineRule="auto"/>
-        <w:ind w:left="0" w:right="0"/>
-        <w:jc w:val="left"/>
-      </w:pPr>
-      <w:r>
-        <w:rPr/>
-        <w:t xml:space="preserve">Notice that what happens on the </w:t>
-      </w:r>
-      <w:r>
-        <w:rPr/>
-        <w:t>boundaries</w:t>
-      </w:r>
-      <w:r>
-        <w:rPr/>
-        <w:t xml:space="preserve"> matters! </w:t>
-      </w:r>
-      <w:r>
-        <w:rPr/>
-        <w:t>O</w:t>
-      </w:r>
-      <w:r>
-        <w:rPr/>
-        <w:t>n the torus, where each side wraps around, there is no</w:t>
-      </w:r>
-      <w:r>
-        <w:rPr/>
-        <w:t xml:space="preserve"> edge and therefore no</w:t>
-      </w:r>
-      <w:r>
-        <w:rPr/>
-        <w:t xml:space="preserve"> </w:t>
-      </w:r>
-      <w:r>
-        <w:rPr/>
-        <w:t>sink</w:t>
-      </w:r>
-      <w:r>
-        <w:rPr/>
-        <w:t xml:space="preserve"> </w:t>
-      </w:r>
-      <w:r>
-        <w:rPr/>
-        <w:t>for grains to escape through</w:t>
-      </w:r>
-      <w:r>
-        <w:rPr/>
-        <w:t>.</w:t>
-      </w:r>
-      <w:r>
-        <w:rPr/>
-        <w:t xml:space="preserve"> </w:t>
-      </w:r>
-      <w:r>
-        <w:rPr/>
-        <w:t>Without a sink, the sand accumulates</w:t>
-      </w:r>
-      <w:r>
-        <w:rPr/>
-        <w:t xml:space="preserve"> everywhere, and</w:t>
-      </w:r>
-      <w:r>
-        <w:rPr/>
-        <w:t xml:space="preserve"> with enough grains on the table, </w:t>
-      </w:r>
-      <w:r>
-        <w:rPr/>
-        <w:t>you’ll</w:t>
-      </w:r>
-      <w:r>
-        <w:rPr/>
-        <w:t xml:space="preserve"> </w:t>
-      </w:r>
-      <w:r>
-        <w:rPr/>
-        <w:t>develop</w:t>
-      </w:r>
-      <w:r>
-        <w:rPr/>
-        <w:t xml:space="preserve"> a forever </w:t>
-      </w:r>
-      <w:r>
-        <w:rPr/>
-        <w:t>avalanche</w:t>
-      </w:r>
-      <w:r>
-        <w:rPr/>
-        <w:t xml:space="preserve">, </w:t>
-      </w:r>
-      <w:r>
-        <w:rPr/>
-        <w:t xml:space="preserve">endlessly </w:t>
-      </w:r>
-      <w:r>
-        <w:rPr/>
-        <w:t xml:space="preserve">passing </w:t>
-      </w:r>
-      <w:r>
-        <w:rPr/>
-        <w:t xml:space="preserve">grains of </w:t>
-      </w:r>
-      <w:r>
-        <w:rPr/>
-        <w:t xml:space="preserve">sand </w:t>
-      </w:r>
-      <w:r>
-        <w:rPr/>
-        <w:t>around</w:t>
-      </w:r>
-      <w:r>
-        <w:rPr/>
-        <w:t>, unable to relax</w:t>
-      </w:r>
-      <w:r>
-        <w:rPr/>
-        <w:t xml:space="preserve">. You can </w:t>
-      </w:r>
-      <w:r>
-        <w:rPr/>
-        <w:t>turn</w:t>
-      </w:r>
-      <w:r>
-        <w:rPr/>
-        <w:t xml:space="preserve"> some cells </w:t>
-      </w:r>
-      <w:r>
-        <w:rPr/>
-        <w:t xml:space="preserve">into </w:t>
-      </w:r>
-      <w:r>
-        <w:rPr/>
-        <w:t>sinks</w:t>
-      </w:r>
-      <w:r>
-        <w:rPr/>
-        <w:t xml:space="preserve">, which </w:t>
-      </w:r>
-      <w:r>
-        <w:rPr/>
-        <w:t xml:space="preserve">allows </w:t>
-      </w:r>
-      <w:r>
-        <w:rPr/>
-        <w:t xml:space="preserve">the sandpile </w:t>
-      </w:r>
-      <w:r>
-        <w:rPr/>
-        <w:t>to stabilize</w:t>
-      </w:r>
-      <w:r>
-        <w:rPr/>
-        <w:t>.</w:t>
-      </w:r>
-    </w:p>
-    <w:p>
-      <w:pPr>
-        <w:pStyle w:val="Normal"/>
-        <w:suppressLineNumbers w:val="0"/>
-        <w:bidi w:val="0"/>
-        <w:spacing w:before="0" w:beforeAutospacing="off" w:after="160" w:afterAutospacing="off" w:line="278" w:lineRule="auto"/>
-        <w:ind w:left="0" w:right="0"/>
-        <w:jc w:val="left"/>
-      </w:pPr>
-      <w:r>
-        <w:rPr/>
-        <w:t>&lt;/p&gt;</w:t>
-      </w:r>
-    </w:p>
-    <w:p>
-      <w:pPr>
-        <w:pStyle w:val="Normal"/>
-        <w:suppressLineNumbers w:val="0"/>
-        <w:bidi w:val="0"/>
-        <w:spacing w:before="0" w:beforeAutospacing="off" w:after="160" w:afterAutospacing="off" w:line="278" w:lineRule="auto"/>
-        <w:ind w:left="0" w:right="0"/>
-        <w:jc w:val="left"/>
-      </w:pPr>
-      <w:r>
-        <w:rPr/>
-        <w:t>&lt;p&gt;</w:t>
-      </w:r>
-    </w:p>
-    <w:p>
-      <w:pPr>
-        <w:pStyle w:val="Normal"/>
-        <w:suppressLineNumbers w:val="0"/>
-        <w:bidi w:val="0"/>
-        <w:spacing w:before="0" w:beforeAutospacing="off" w:after="160" w:afterAutospacing="off" w:line="278" w:lineRule="auto"/>
-        <w:ind w:left="0" w:right="0"/>
-        <w:jc w:val="left"/>
-      </w:pPr>
-      <w:r>
-        <w:rPr/>
-        <w:t xml:space="preserve">Not every sandpile can be </w:t>
-      </w:r>
-      <w:r>
-        <w:rPr/>
-        <w:t>turned into another one</w:t>
-      </w:r>
-      <w:r>
-        <w:rPr/>
-        <w:t xml:space="preserve"> </w:t>
-      </w:r>
-      <w:r>
-        <w:rPr/>
-        <w:t xml:space="preserve">simply </w:t>
-      </w:r>
-      <w:r>
-        <w:rPr/>
-        <w:t xml:space="preserve">by </w:t>
-      </w:r>
-      <w:r>
-        <w:rPr/>
-        <w:t xml:space="preserve">adding grains and </w:t>
-      </w:r>
-      <w:r>
-        <w:rPr/>
-        <w:t>toppling</w:t>
-      </w:r>
-      <w:r>
-        <w:rPr/>
-        <w:t>.</w:t>
-      </w:r>
-      <w:r>
-        <w:rPr/>
-        <w:t xml:space="preserve"> However, </w:t>
-      </w:r>
-      <w:r>
-        <w:rPr/>
-        <w:t xml:space="preserve">there </w:t>
-      </w:r>
-      <w:r>
-        <w:rPr/>
-        <w:t xml:space="preserve">is a special </w:t>
-      </w:r>
-      <w:r>
-        <w:rPr/>
-        <w:t>family of sandpiles</w:t>
-      </w:r>
-      <w:r>
-        <w:rPr/>
-        <w:t xml:space="preserve"> (called</w:t>
-      </w:r>
-      <w:r>
-        <w:rPr/>
-        <w:t xml:space="preserve"> &lt;</w:t>
-      </w:r>
-      <w:r>
-        <w:rPr/>
-        <w:t>em</w:t>
-      </w:r>
-      <w:r>
-        <w:rPr/>
-        <w:t>&gt;recurrent configurations&lt;/</w:t>
-      </w:r>
-      <w:r>
-        <w:rPr/>
-        <w:t>em</w:t>
-      </w:r>
-      <w:r>
-        <w:rPr/>
-        <w:t>&gt;, see &lt;</w:t>
-      </w:r>
-      <w:r>
-        <w:rPr/>
-        <w:t>em</w:t>
-      </w:r>
-      <w:r>
-        <w:rPr/>
-        <w:t>&gt;All the details&lt;/</w:t>
-      </w:r>
-      <w:r>
-        <w:rPr/>
-        <w:t>em</w:t>
-      </w:r>
-      <w:r>
-        <w:rPr/>
-        <w:t>&gt;</w:t>
-      </w:r>
-      <w:r>
-        <w:rPr/>
-        <w:t>)</w:t>
-      </w:r>
-      <w:r>
-        <w:rPr/>
-        <w:t xml:space="preserve"> where every member can </w:t>
-      </w:r>
-      <w:r>
-        <w:rPr/>
-        <w:t xml:space="preserve">reach </w:t>
-      </w:r>
-      <w:r>
-        <w:rPr/>
-        <w:t xml:space="preserve">any other in </w:t>
-      </w:r>
-      <w:r>
-        <w:rPr/>
-        <w:t>this way.</w:t>
-      </w:r>
-      <w:r>
-        <w:rPr/>
-        <w:t xml:space="preserve"> </w:t>
-      </w:r>
-      <w:r>
-        <w:rPr/>
-        <w:t>Withi</w:t>
-      </w:r>
-      <w:r>
-        <w:rPr/>
-        <w:t>n this family is a special sandpile</w:t>
-      </w:r>
-      <w:r>
-        <w:rPr/>
-        <w:t xml:space="preserve"> called</w:t>
-      </w:r>
-      <w:r>
-        <w:rPr/>
-        <w:t xml:space="preserve"> t</w:t>
-      </w:r>
-      <w:r>
-        <w:rPr/>
-        <w:t xml:space="preserve">he </w:t>
-      </w:r>
-      <w:r>
-        <w:rPr/>
-        <w:t xml:space="preserve">&lt;strong&gt;identity&lt;/strong&gt;. </w:t>
-      </w:r>
-      <w:r>
-        <w:rPr/>
-        <w:t>A</w:t>
-      </w:r>
-      <w:r>
-        <w:rPr/>
-        <w:t>dd it to any</w:t>
-      </w:r>
-      <w:r>
-        <w:rPr/>
-        <w:t xml:space="preserve"> other</w:t>
-      </w:r>
-      <w:r>
-        <w:rPr/>
-        <w:t xml:space="preserve"> sandpile</w:t>
-      </w:r>
-      <w:r>
-        <w:rPr/>
-        <w:t xml:space="preserve"> in this family and </w:t>
-      </w:r>
-      <w:r>
-        <w:rPr/>
-        <w:t xml:space="preserve">let the </w:t>
-      </w:r>
-      <w:r>
-        <w:rPr/>
-        <w:t xml:space="preserve">result </w:t>
-      </w:r>
-      <w:r>
-        <w:rPr/>
-        <w:t>stabilize</w:t>
-      </w:r>
-      <w:r>
-        <w:rPr/>
-        <w:t xml:space="preserve">: </w:t>
-      </w:r>
-      <w:r>
-        <w:rPr/>
-        <w:t>you’ll</w:t>
-      </w:r>
-      <w:r>
-        <w:rPr/>
-        <w:t xml:space="preserve"> get </w:t>
-      </w:r>
-      <w:r>
-        <w:rPr/>
-        <w:t>back</w:t>
-      </w:r>
-      <w:r>
-        <w:rPr/>
-        <w:t xml:space="preserve"> the </w:t>
-      </w:r>
-      <w:r>
-        <w:rPr/>
-        <w:t>original sandpile</w:t>
-      </w:r>
-      <w:r>
-        <w:rPr/>
-        <w:t>!</w:t>
-      </w:r>
-      <w:r>
-        <w:rPr/>
-        <w:t xml:space="preserve"> </w:t>
-      </w:r>
-      <w:r>
-        <w:rPr/>
-        <w:t xml:space="preserve">Any table which has at least 1 sink cell will have its own </w:t>
-      </w:r>
-      <w:r>
-        <w:rPr/>
-        <w:t xml:space="preserve">unique </w:t>
-      </w:r>
-      <w:r>
-        <w:rPr/>
-        <w:t xml:space="preserve">identity. </w:t>
-      </w:r>
-      <w:r>
-        <w:rPr/>
-        <w:t xml:space="preserve">Thankfully, there is a way </w:t>
-      </w:r>
-      <w:r>
-        <w:rPr/>
-        <w:t>to calculate</w:t>
-      </w:r>
-      <w:r>
-        <w:rPr/>
-        <w:t xml:space="preserve"> </w:t>
-      </w:r>
-      <w:r>
-        <w:rPr/>
-        <w:t>it</w:t>
-      </w:r>
-      <w:r>
-        <w:rPr/>
-        <w:t>. T</w:t>
-      </w:r>
-      <w:r>
-        <w:rPr/>
-        <w:t>ry</w:t>
-      </w:r>
-      <w:r>
-        <w:rPr/>
-        <w:t xml:space="preserve"> </w:t>
-      </w:r>
-      <w:r>
-        <w:rPr/>
-        <w:t>start</w:t>
-      </w:r>
-      <w:r>
-        <w:rPr/>
-        <w:t>ing with</w:t>
-      </w:r>
-      <w:r>
-        <w:rPr/>
-        <w:t xml:space="preserve"> </w:t>
-      </w:r>
-      <w:r>
-        <w:rPr/>
-        <w:t>&lt;strong&gt;Identity&lt;/strong&gt;</w:t>
-      </w:r>
-      <w:r>
-        <w:rPr/>
-        <w:t xml:space="preserve"> </w:t>
-      </w:r>
-      <w:r>
-        <w:rPr/>
-        <w:t xml:space="preserve">to </w:t>
-      </w:r>
-      <w:r>
-        <w:rPr/>
-        <w:t xml:space="preserve">watch it </w:t>
-      </w:r>
-      <w:r>
-        <w:rPr/>
-        <w:t>topple into place</w:t>
-      </w:r>
-      <w:r>
-        <w:rPr/>
-        <w:t>!</w:t>
-      </w:r>
-    </w:p>
-    <w:p>
-      <w:pPr>
-        <w:pStyle w:val="Normal"/>
-        <w:suppressLineNumbers w:val="0"/>
-        <w:bidi w:val="0"/>
-        <w:spacing w:before="0" w:beforeAutospacing="off" w:after="160" w:afterAutospacing="off" w:line="278" w:lineRule="auto"/>
-        <w:ind w:left="0" w:right="0"/>
-        <w:jc w:val="left"/>
-      </w:pPr>
-      <w:r>
-        <w:rPr/>
-        <w:t>&lt;/p&gt;</w:t>
-      </w:r>
-    </w:p>
-    <w:p>
-      <w:pPr>
-        <w:pStyle w:val="Normal"/>
-        <w:suppressLineNumbers w:val="0"/>
-        <w:bidi w:val="0"/>
-        <w:spacing w:before="0" w:beforeAutospacing="off" w:after="160" w:afterAutospacing="off" w:line="278" w:lineRule="auto"/>
-        <w:ind w:left="0" w:right="0"/>
-        <w:jc w:val="left"/>
-      </w:pPr>
-      <w:r>
-        <w:rPr/>
-        <w:t>&lt;p&gt;</w:t>
-      </w:r>
-    </w:p>
-    <w:p>
-      <w:pPr>
-        <w:pStyle w:val="Normal"/>
-        <w:suppressLineNumbers w:val="0"/>
-        <w:bidi w:val="0"/>
-        <w:spacing w:before="0" w:beforeAutospacing="off" w:after="160" w:afterAutospacing="off" w:line="278" w:lineRule="auto"/>
-        <w:ind w:left="0" w:right="0"/>
-        <w:jc w:val="left"/>
-      </w:pPr>
-      <w:r>
-        <w:rPr/>
-        <w:t>This model was</w:t>
-      </w:r>
-      <w:r>
-        <w:rPr/>
-        <w:t xml:space="preserve"> first</w:t>
-      </w:r>
-      <w:r>
-        <w:rPr/>
-        <w:t xml:space="preserve"> introduced and studied by Per Bak, Chao Tang, and Kurt Wiesenfeld in 1987. They </w:t>
-      </w:r>
-      <w:r>
-        <w:rPr/>
-        <w:t xml:space="preserve">were </w:t>
-      </w:r>
-      <w:r>
-        <w:rPr/>
-        <w:t>interested</w:t>
-      </w:r>
-      <w:r>
-        <w:rPr/>
-        <w:t xml:space="preserve"> in a phenomenon</w:t>
-      </w:r>
-      <w:r>
-        <w:rPr/>
-        <w:t xml:space="preserve"> called </w:t>
-      </w:r>
-      <w:r>
-        <w:rPr/>
-        <w:t>&lt;strong&gt;self-organized criticality&lt;/strong&gt;</w:t>
-      </w:r>
-      <w:r>
-        <w:rPr/>
-        <w:t>:</w:t>
-      </w:r>
-      <w:r>
-        <w:rPr/>
-        <w:t xml:space="preserve"> how can a syst</w:t>
-      </w:r>
-      <w:r>
-        <w:rPr/>
-        <w:t>em naturally reach a critical state</w:t>
-      </w:r>
-      <w:r>
-        <w:rPr/>
-        <w:t>?</w:t>
-      </w:r>
-      <w:r>
-        <w:rPr/>
-        <w:t xml:space="preserve"> </w:t>
-      </w:r>
-      <w:r>
-        <w:rPr/>
-        <w:t xml:space="preserve">In </w:t>
-      </w:r>
-      <w:r>
-        <w:rPr/>
-        <w:t>the sandpile model</w:t>
-      </w:r>
-      <w:r>
-        <w:rPr/>
-        <w:t>, th</w:t>
-      </w:r>
-      <w:r>
-        <w:rPr/>
-        <w:t xml:space="preserve">is means frequent </w:t>
-      </w:r>
-      <w:r>
-        <w:rPr/>
-        <w:t>avalanches</w:t>
-      </w:r>
-      <w:r>
-        <w:rPr/>
-        <w:t xml:space="preserve"> which vary </w:t>
-      </w:r>
-      <w:r>
-        <w:rPr/>
-        <w:t>wildly in size</w:t>
-      </w:r>
-      <w:r>
-        <w:rPr/>
-        <w:t xml:space="preserve">. </w:t>
-      </w:r>
-      <w:r>
-        <w:rPr/>
-        <w:t>Also, w</w:t>
-      </w:r>
-      <w:r>
-        <w:rPr/>
-        <w:t xml:space="preserve">hen adding grains randomly, </w:t>
-      </w:r>
-      <w:r>
-        <w:rPr/>
-        <w:t>it’s</w:t>
-      </w:r>
-      <w:r>
-        <w:rPr/>
-        <w:t xml:space="preserve"> almost impossible to predict </w:t>
-      </w:r>
-      <w:r>
-        <w:rPr/>
-        <w:t xml:space="preserve">when a single grain </w:t>
-      </w:r>
-      <w:r>
-        <w:rPr/>
-        <w:t>will cause a</w:t>
-      </w:r>
-      <w:r>
-        <w:rPr/>
-        <w:t xml:space="preserve">n avalanche, let alone </w:t>
-      </w:r>
-      <w:r>
-        <w:rPr/>
-        <w:t xml:space="preserve">how </w:t>
-      </w:r>
-      <w:r>
-        <w:rPr/>
-        <w:t xml:space="preserve">large </w:t>
-      </w:r>
-      <w:r>
-        <w:rPr/>
-        <w:t>it will be</w:t>
-      </w:r>
-      <w:r>
-        <w:rPr/>
-        <w:t>.</w:t>
-      </w:r>
-      <w:r>
-        <w:rPr/>
-        <w:t xml:space="preserve"> </w:t>
-      </w:r>
-      <w:r>
-        <w:rPr/>
-        <w:t xml:space="preserve">Related </w:t>
-      </w:r>
-      <w:r>
-        <w:rPr/>
-        <w:t xml:space="preserve">types of critical behavior </w:t>
-      </w:r>
-      <w:r>
-        <w:rPr/>
-        <w:t xml:space="preserve">have </w:t>
-      </w:r>
-      <w:r>
-        <w:rPr/>
-        <w:t>been seen in m</w:t>
-      </w:r>
-      <w:r>
-        <w:rPr/>
-        <w:t xml:space="preserve">any </w:t>
-      </w:r>
-      <w:r>
-        <w:rPr/>
-        <w:t>real-world</w:t>
-      </w:r>
-      <w:r>
-        <w:rPr/>
-        <w:t xml:space="preserve"> systems</w:t>
-      </w:r>
-      <w:r>
-        <w:rPr/>
-        <w:t xml:space="preserve">, including </w:t>
-      </w:r>
-      <w:r>
-        <w:rPr/>
-        <w:t>weather systems, e</w:t>
-      </w:r>
-      <w:r>
-        <w:rPr/>
-        <w:t>arthquakes, forest fires, financial markets,</w:t>
-      </w:r>
-      <w:r>
-        <w:rPr/>
-        <w:t xml:space="preserve"> </w:t>
-      </w:r>
-      <w:r>
-        <w:rPr/>
-        <w:t>electrical activity in the brain</w:t>
-      </w:r>
-      <w:r>
-        <w:rPr/>
-        <w:t>,</w:t>
-      </w:r>
-      <w:r>
-        <w:rPr/>
-        <w:t xml:space="preserve"> and</w:t>
-      </w:r>
-      <w:r>
-        <w:rPr/>
-        <w:t xml:space="preserve"> </w:t>
-      </w:r>
-      <w:r>
-        <w:rPr/>
-        <w:t>an argument can be made that</w:t>
-      </w:r>
-      <w:r>
-        <w:rPr/>
-        <w:t xml:space="preserve"> even</w:t>
-      </w:r>
-      <w:r>
-        <w:rPr/>
-        <w:t xml:space="preserve"> </w:t>
-      </w:r>
-      <w:r>
-        <w:rPr/>
-        <w:t xml:space="preserve">culture </w:t>
-      </w:r>
-      <w:r>
-        <w:rPr/>
-        <w:t>at large</w:t>
-      </w:r>
-      <w:r>
-        <w:rPr/>
-        <w:t xml:space="preserve"> is a critical system</w:t>
-      </w:r>
-      <w:r>
-        <w:rPr/>
-        <w:t>!</w:t>
-      </w:r>
-    </w:p>
-    <w:p>
-      <w:pPr>
-        <w:pStyle w:val="Normal"/>
-        <w:suppressLineNumbers w:val="0"/>
-        <w:bidi w:val="0"/>
-        <w:spacing w:before="0" w:beforeAutospacing="off" w:after="160" w:afterAutospacing="off" w:line="278" w:lineRule="auto"/>
-        <w:ind w:left="0" w:right="0"/>
-        <w:jc w:val="left"/>
-      </w:pPr>
-      <w:r>
-        <w:rPr/>
-        <w:t>&lt;/p&gt;</w:t>
-      </w:r>
-    </w:p>
-    <w:p>
-      <w:pPr>
-        <w:pStyle w:val="Normal"/>
-        <w:suppressLineNumbers w:val="0"/>
-        <w:bidi w:val="0"/>
-        <w:spacing w:before="0" w:beforeAutospacing="off" w:after="160" w:afterAutospacing="off" w:line="278" w:lineRule="auto"/>
-        <w:ind w:left="0" w:right="0"/>
-        <w:jc w:val="left"/>
-      </w:pPr>
-      <w:r>
-        <w:rPr/>
-        <w:t>&lt;p&gt;</w:t>
-      </w:r>
-    </w:p>
-    <w:p>
-      <w:pPr>
-        <w:pStyle w:val="Normal"/>
-        <w:bidi w:val="0"/>
-      </w:pPr>
-      <w:r>
-        <w:rPr/>
-        <w:t xml:space="preserve">To watch the critical state form, start with an </w:t>
-      </w:r>
-      <w:r>
-        <w:rPr/>
-        <w:t xml:space="preserve">empty </w:t>
-      </w:r>
-      <w:r>
-        <w:rPr/>
-        <w:t xml:space="preserve">table. Then, </w:t>
-      </w:r>
-      <w:r>
-        <w:rPr/>
-        <w:t xml:space="preserve">turn the storm on by </w:t>
-      </w:r>
-      <w:r>
-        <w:rPr/>
-        <w:t>&lt;strong&gt;dropping grains on random cells&lt;/strong&gt;,</w:t>
-      </w:r>
-      <w:r>
-        <w:rPr/>
-        <w:t xml:space="preserve"> and make sure the simulation </w:t>
-      </w:r>
-      <w:r>
-        <w:rPr/>
-        <w:t xml:space="preserve">&lt;strong&gt;waits until the sandpile is stable&lt;/strong&gt; </w:t>
-      </w:r>
-      <w:r>
-        <w:rPr/>
-        <w:t xml:space="preserve">before dropping more. </w:t>
-      </w:r>
-      <w:r>
-        <w:rPr/>
-        <w:t>Early on, sand slowly accumulates, and</w:t>
-      </w:r>
-      <w:r>
-        <w:rPr/>
-        <w:t xml:space="preserve"> avalanches are </w:t>
-      </w:r>
-      <w:r>
-        <w:rPr/>
-        <w:t>small and infrequent,</w:t>
-      </w:r>
-      <w:r>
-        <w:rPr/>
-        <w:t xml:space="preserve"> but</w:t>
-      </w:r>
-      <w:r>
-        <w:rPr/>
-        <w:t xml:space="preserve"> as</w:t>
-      </w:r>
-      <w:r>
-        <w:rPr/>
-        <w:t xml:space="preserve"> the critical state </w:t>
-      </w:r>
-      <w:r>
-        <w:rPr/>
-        <w:t>approaches, avalanches come faster and larger. Watch how the behavior changes!</w:t>
-      </w:r>
-    </w:p>
-    <w:p>
-      <w:pPr>
-        <w:pStyle w:val="Normal"/>
-        <w:bidi w:val="0"/>
-      </w:pPr>
-      <w:r>
-        <w:rPr/>
-        <w:t>&lt;/p&gt;</w:t>
-      </w:r>
-    </w:p>
+    <w:p/>
+    <w:p/>
+    <w:p/>
+    <w:p/>
+    <w:p/>
+    <w:p/>
+    <w:p/>
     <w:sectPr>
-      <w:pgSz w:w="12240" w:h="15840" w:orient="portrait"/>
+      <w:pgSz w:w="12240" w:h="15840"/>
       <w:pgMar w:top="1440" w:right="1440" w:bottom="1440" w:left="1440" w:header="720" w:footer="720" w:gutter="0"/>
       <w:cols w:space="720"/>
       <w:docGrid w:linePitch="360"/>
@@ -1794,11 +1491,11 @@
 </file>
 
 <file path=word/styles.xml><?xml version="1.0" encoding="utf-8"?>
-<w:styles xmlns:wp14="http://schemas.microsoft.com/office/word/2010/wordprocessingDrawing" xmlns:mc="http://schemas.openxmlformats.org/markup-compatibility/2006" xmlns:r="http://schemas.openxmlformats.org/officeDocument/2006/relationships" xmlns:w="http://schemas.openxmlformats.org/wordprocessingml/2006/main" xmlns:w14="http://schemas.microsoft.com/office/word/2010/wordml" xmlns:w15="http://schemas.microsoft.com/office/word/2012/wordml" xmlns:w16cex="http://schemas.microsoft.com/office/word/2018/wordml/cex" xmlns:w16cid="http://schemas.microsoft.com/office/word/2016/wordml/cid" xmlns:w16="http://schemas.microsoft.com/office/word/2018/wordml" xmlns:w16du="http://schemas.microsoft.com/office/word/2023/wordml/word16du" xmlns:w16sdtdh="http://schemas.microsoft.com/office/word/2020/wordml/sdtdatahash" xmlns:w16sdtfl="http://schemas.microsoft.com/office/word/2024/wordml/sdtformatlock" xmlns:w16se="http://schemas.microsoft.com/office/word/2015/wordml/symex" mc:Ignorable="w14 w15 w16se w16cid w16 w16cex w16sdtdh w16sdtfl w16du wp14">
+<w:styles xmlns:mc="http://schemas.openxmlformats.org/markup-compatibility/2006" xmlns:r="http://schemas.openxmlformats.org/officeDocument/2006/relationships" xmlns:w="http://schemas.openxmlformats.org/wordprocessingml/2006/main" xmlns:w14="http://schemas.microsoft.com/office/word/2010/wordml" xmlns:w15="http://schemas.microsoft.com/office/word/2012/wordml" xmlns:w16cex="http://schemas.microsoft.com/office/word/2018/wordml/cex" xmlns:w16cid="http://schemas.microsoft.com/office/word/2016/wordml/cid" xmlns:w16="http://schemas.microsoft.com/office/word/2018/wordml" xmlns:w16du="http://schemas.microsoft.com/office/word/2023/wordml/word16du" xmlns:w16sdtdh="http://schemas.microsoft.com/office/word/2020/wordml/sdtdatahash" xmlns:w16sdtfl="http://schemas.microsoft.com/office/word/2024/wordml/sdtformatlock" xmlns:w16se="http://schemas.microsoft.com/office/word/2015/wordml/symex" mc:Ignorable="w14 w15 w16se w16cid w16 w16cex w16sdtdh w16sdtfl w16du">
   <w:docDefaults>
     <w:rPrDefault>
       <w:rPr>
-        <w:rFonts w:asciiTheme="minorHAnsi" w:hAnsiTheme="minorHAnsi" w:eastAsiaTheme="minorHAnsi" w:cstheme="minorBidi"/>
+        <w:rFonts w:asciiTheme="minorHAnsi" w:eastAsiaTheme="minorHAnsi" w:hAnsiTheme="minorHAnsi" w:cstheme="minorBidi"/>
         <w:kern w:val="2"/>
         <w:sz w:val="24"/>
         <w:szCs w:val="24"/>
@@ -1815,14 +1512,14 @@
   <w:latentStyles w:defLockedState="0" w:defUIPriority="99" w:defSemiHidden="0" w:defUnhideWhenUsed="0" w:defQFormat="0" w:count="376">
     <w:lsdException w:name="Normal" w:uiPriority="0" w:qFormat="1"/>
     <w:lsdException w:name="heading 1" w:uiPriority="9" w:qFormat="1"/>
-    <w:lsdException w:name="heading 2" w:uiPriority="9" w:semiHidden="1" w:unhideWhenUsed="1" w:qFormat="1"/>
-    <w:lsdException w:name="heading 3" w:uiPriority="9" w:semiHidden="1" w:unhideWhenUsed="1" w:qFormat="1"/>
-    <w:lsdException w:name="heading 4" w:uiPriority="9" w:semiHidden="1" w:unhideWhenUsed="1" w:qFormat="1"/>
-    <w:lsdException w:name="heading 5" w:uiPriority="9" w:semiHidden="1" w:unhideWhenUsed="1" w:qFormat="1"/>
-    <w:lsdException w:name="heading 6" w:uiPriority="9" w:semiHidden="1" w:unhideWhenUsed="1" w:qFormat="1"/>
-    <w:lsdException w:name="heading 7" w:uiPriority="9" w:semiHidden="1" w:unhideWhenUsed="1" w:qFormat="1"/>
-    <w:lsdException w:name="heading 8" w:uiPriority="9" w:semiHidden="1" w:unhideWhenUsed="1" w:qFormat="1"/>
-    <w:lsdException w:name="heading 9" w:uiPriority="9" w:semiHidden="1" w:unhideWhenUsed="1" w:qFormat="1"/>
+    <w:lsdException w:name="heading 2" w:semiHidden="1" w:uiPriority="9" w:unhideWhenUsed="1" w:qFormat="1"/>
+    <w:lsdException w:name="heading 3" w:semiHidden="1" w:uiPriority="9" w:unhideWhenUsed="1" w:qFormat="1"/>
+    <w:lsdException w:name="heading 4" w:semiHidden="1" w:uiPriority="9" w:unhideWhenUsed="1" w:qFormat="1"/>
+    <w:lsdException w:name="heading 5" w:semiHidden="1" w:uiPriority="9" w:unhideWhenUsed="1" w:qFormat="1"/>
+    <w:lsdException w:name="heading 6" w:semiHidden="1" w:uiPriority="9" w:unhideWhenUsed="1" w:qFormat="1"/>
+    <w:lsdException w:name="heading 7" w:semiHidden="1" w:uiPriority="9" w:unhideWhenUsed="1" w:qFormat="1"/>
+    <w:lsdException w:name="heading 8" w:semiHidden="1" w:uiPriority="9" w:unhideWhenUsed="1" w:qFormat="1"/>
+    <w:lsdException w:name="heading 9" w:semiHidden="1" w:uiPriority="9" w:unhideWhenUsed="1" w:qFormat="1"/>
     <w:lsdException w:name="index 1" w:semiHidden="1" w:unhideWhenUsed="1"/>
     <w:lsdException w:name="index 2" w:semiHidden="1" w:unhideWhenUsed="1"/>
     <w:lsdException w:name="index 3" w:semiHidden="1" w:unhideWhenUsed="1"/>
@@ -1832,22 +1529,22 @@
     <w:lsdException w:name="index 7" w:semiHidden="1" w:unhideWhenUsed="1"/>
     <w:lsdException w:name="index 8" w:semiHidden="1" w:unhideWhenUsed="1"/>
     <w:lsdException w:name="index 9" w:semiHidden="1" w:unhideWhenUsed="1"/>
-    <w:lsdException w:name="toc 1" w:uiPriority="39" w:semiHidden="1" w:unhideWhenUsed="1"/>
-    <w:lsdException w:name="toc 2" w:uiPriority="39" w:semiHidden="1" w:unhideWhenUsed="1"/>
-    <w:lsdException w:name="toc 3" w:uiPriority="39" w:semiHidden="1" w:unhideWhenUsed="1"/>
-    <w:lsdException w:name="toc 4" w:uiPriority="39" w:semiHidden="1" w:unhideWhenUsed="1"/>
-    <w:lsdException w:name="toc 5" w:uiPriority="39" w:semiHidden="1" w:unhideWhenUsed="1"/>
-    <w:lsdException w:name="toc 6" w:uiPriority="39" w:semiHidden="1" w:unhideWhenUsed="1"/>
-    <w:lsdException w:name="toc 7" w:uiPriority="39" w:semiHidden="1" w:unhideWhenUsed="1"/>
-    <w:lsdException w:name="toc 8" w:uiPriority="39" w:semiHidden="1" w:unhideWhenUsed="1"/>
-    <w:lsdException w:name="toc 9" w:uiPriority="39" w:semiHidden="1" w:unhideWhenUsed="1"/>
+    <w:lsdException w:name="toc 1" w:semiHidden="1" w:uiPriority="39" w:unhideWhenUsed="1"/>
+    <w:lsdException w:name="toc 2" w:semiHidden="1" w:uiPriority="39" w:unhideWhenUsed="1"/>
+    <w:lsdException w:name="toc 3" w:semiHidden="1" w:uiPriority="39" w:unhideWhenUsed="1"/>
+    <w:lsdException w:name="toc 4" w:semiHidden="1" w:uiPriority="39" w:unhideWhenUsed="1"/>
+    <w:lsdException w:name="toc 5" w:semiHidden="1" w:uiPriority="39" w:unhideWhenUsed="1"/>
+    <w:lsdException w:name="toc 6" w:semiHidden="1" w:uiPriority="39" w:unhideWhenUsed="1"/>
+    <w:lsdException w:name="toc 7" w:semiHidden="1" w:uiPriority="39" w:unhideWhenUsed="1"/>
+    <w:lsdException w:name="toc 8" w:semiHidden="1" w:uiPriority="39" w:unhideWhenUsed="1"/>
+    <w:lsdException w:name="toc 9" w:semiHidden="1" w:uiPriority="39" w:unhideWhenUsed="1"/>
     <w:lsdException w:name="Normal Indent" w:semiHidden="1" w:unhideWhenUsed="1"/>
     <w:lsdException w:name="footnote text" w:semiHidden="1" w:unhideWhenUsed="1"/>
     <w:lsdException w:name="annotation text" w:semiHidden="1" w:unhideWhenUsed="1"/>
     <w:lsdException w:name="header" w:semiHidden="1" w:unhideWhenUsed="1"/>
     <w:lsdException w:name="footer" w:semiHidden="1" w:unhideWhenUsed="1"/>
     <w:lsdException w:name="index heading" w:semiHidden="1" w:unhideWhenUsed="1"/>
-    <w:lsdException w:name="caption" w:uiPriority="35" w:semiHidden="1" w:unhideWhenUsed="1" w:qFormat="1"/>
+    <w:lsdException w:name="caption" w:semiHidden="1" w:uiPriority="35" w:unhideWhenUsed="1" w:qFormat="1"/>
     <w:lsdException w:name="table of figures" w:semiHidden="1" w:unhideWhenUsed="1"/>
     <w:lsdException w:name="envelope address" w:semiHidden="1" w:unhideWhenUsed="1"/>
     <w:lsdException w:name="envelope return" w:semiHidden="1" w:unhideWhenUsed="1"/>
@@ -1878,7 +1575,7 @@
     <w:lsdException w:name="Title" w:uiPriority="10" w:qFormat="1"/>
     <w:lsdException w:name="Closing" w:semiHidden="1" w:unhideWhenUsed="1"/>
     <w:lsdException w:name="Signature" w:semiHidden="1" w:unhideWhenUsed="1"/>
-    <w:lsdException w:name="Default Paragraph Font" w:uiPriority="1" w:semiHidden="1" w:unhideWhenUsed="1"/>
+    <w:lsdException w:name="Default Paragraph Font" w:semiHidden="1" w:uiPriority="1" w:unhideWhenUsed="1"/>
     <w:lsdException w:name="Body Text" w:semiHidden="1" w:unhideWhenUsed="1"/>
     <w:lsdException w:name="Body Text Indent" w:semiHidden="1" w:unhideWhenUsed="1"/>
     <w:lsdException w:name="List Continue" w:semiHidden="1" w:unhideWhenUsed="1"/>
@@ -2078,8 +1775,8 @@
     <w:lsdException w:name="Subtle Reference" w:uiPriority="31" w:qFormat="1"/>
     <w:lsdException w:name="Intense Reference" w:uiPriority="32" w:qFormat="1"/>
     <w:lsdException w:name="Book Title" w:uiPriority="33" w:qFormat="1"/>
-    <w:lsdException w:name="Bibliography" w:uiPriority="37" w:semiHidden="1" w:unhideWhenUsed="1"/>
-    <w:lsdException w:name="TOC Heading" w:uiPriority="39" w:semiHidden="1" w:unhideWhenUsed="1" w:qFormat="1"/>
+    <w:lsdException w:name="Bibliography" w:semiHidden="1" w:uiPriority="37" w:unhideWhenUsed="1"/>
+    <w:lsdException w:name="TOC Heading" w:semiHidden="1" w:uiPriority="39" w:unhideWhenUsed="1" w:qFormat="1"/>
     <w:lsdException w:name="Plain Table 1" w:uiPriority="41"/>
     <w:lsdException w:name="Plain Table 2" w:uiPriority="42"/>
     <w:lsdException w:name="Plain Table 3" w:uiPriority="43"/>
@@ -2190,7 +1887,7 @@
     <w:lsdException w:name="Unresolved Mention" w:semiHidden="1" w:unhideWhenUsed="1"/>
     <w:lsdException w:name="Smart Link" w:semiHidden="1" w:unhideWhenUsed="1"/>
   </w:latentStyles>
-  <w:style w:type="paragraph" w:styleId="Normal" w:default="1">
+  <w:style w:type="paragraph" w:default="1" w:styleId="Normal">
     <w:name w:val="Normal"/>
     <w:qFormat/>
   </w:style>
@@ -2209,7 +1906,7 @@
       <w:outlineLvl w:val="0"/>
     </w:pPr>
     <w:rPr>
-      <w:rFonts w:asciiTheme="majorHAnsi" w:hAnsiTheme="majorHAnsi" w:eastAsiaTheme="majorEastAsia" w:cstheme="majorBidi"/>
+      <w:rFonts w:asciiTheme="majorHAnsi" w:eastAsiaTheme="majorEastAsia" w:hAnsiTheme="majorHAnsi" w:cstheme="majorBidi"/>
       <w:color w:val="0F4761" w:themeColor="accent1" w:themeShade="BF"/>
       <w:sz w:val="40"/>
       <w:szCs w:val="40"/>
@@ -2232,7 +1929,7 @@
       <w:outlineLvl w:val="1"/>
     </w:pPr>
     <w:rPr>
-      <w:rFonts w:asciiTheme="majorHAnsi" w:hAnsiTheme="majorHAnsi" w:eastAsiaTheme="majorEastAsia" w:cstheme="majorBidi"/>
+      <w:rFonts w:asciiTheme="majorHAnsi" w:eastAsiaTheme="majorEastAsia" w:hAnsiTheme="majorHAnsi" w:cstheme="majorBidi"/>
       <w:color w:val="0F4761" w:themeColor="accent1" w:themeShade="BF"/>
       <w:sz w:val="32"/>
       <w:szCs w:val="32"/>
@@ -2393,13 +2090,13 @@
       <w:color w:val="272727" w:themeColor="text1" w:themeTint="D8"/>
     </w:rPr>
   </w:style>
-  <w:style w:type="character" w:styleId="DefaultParagraphFont" w:default="1">
+  <w:style w:type="character" w:default="1" w:styleId="DefaultParagraphFont">
     <w:name w:val="Default Paragraph Font"/>
     <w:uiPriority w:val="1"/>
     <w:semiHidden/>
     <w:unhideWhenUsed/>
   </w:style>
-  <w:style w:type="table" w:styleId="TableNormal" w:default="1">
+  <w:style w:type="table" w:default="1" w:styleId="TableNormal">
     <w:name w:val="Normal Table"/>
     <w:uiPriority w:val="99"/>
     <w:semiHidden/>
@@ -2414,26 +2111,26 @@
       </w:tblCellMar>
     </w:tblPr>
   </w:style>
-  <w:style w:type="numbering" w:styleId="NoList" w:default="1">
+  <w:style w:type="numbering" w:default="1" w:styleId="NoList">
     <w:name w:val="No List"/>
     <w:uiPriority w:val="99"/>
     <w:semiHidden/>
     <w:unhideWhenUsed/>
   </w:style>
-  <w:style w:type="character" w:styleId="Heading1Char" w:customStyle="1">
+  <w:style w:type="character" w:customStyle="1" w:styleId="Heading1Char">
     <w:name w:val="Heading 1 Char"/>
     <w:basedOn w:val="DefaultParagraphFont"/>
     <w:link w:val="Heading1"/>
     <w:uiPriority w:val="9"/>
     <w:rsid w:val="00E020DC"/>
     <w:rPr>
-      <w:rFonts w:asciiTheme="majorHAnsi" w:hAnsiTheme="majorHAnsi" w:eastAsiaTheme="majorEastAsia" w:cstheme="majorBidi"/>
+      <w:rFonts w:asciiTheme="majorHAnsi" w:eastAsiaTheme="majorEastAsia" w:hAnsiTheme="majorHAnsi" w:cstheme="majorBidi"/>
       <w:color w:val="0F4761" w:themeColor="accent1" w:themeShade="BF"/>
       <w:sz w:val="40"/>
       <w:szCs w:val="40"/>
     </w:rPr>
   </w:style>
-  <w:style w:type="character" w:styleId="Heading2Char" w:customStyle="1">
+  <w:style w:type="character" w:customStyle="1" w:styleId="Heading2Char">
     <w:name w:val="Heading 2 Char"/>
     <w:basedOn w:val="DefaultParagraphFont"/>
     <w:link w:val="Heading2"/>
@@ -2441,13 +2138,13 @@
     <w:semiHidden/>
     <w:rsid w:val="00E020DC"/>
     <w:rPr>
-      <w:rFonts w:asciiTheme="majorHAnsi" w:hAnsiTheme="majorHAnsi" w:eastAsiaTheme="majorEastAsia" w:cstheme="majorBidi"/>
+      <w:rFonts w:asciiTheme="majorHAnsi" w:eastAsiaTheme="majorEastAsia" w:hAnsiTheme="majorHAnsi" w:cstheme="majorBidi"/>
       <w:color w:val="0F4761" w:themeColor="accent1" w:themeShade="BF"/>
       <w:sz w:val="32"/>
       <w:szCs w:val="32"/>
     </w:rPr>
   </w:style>
-  <w:style w:type="character" w:styleId="Heading3Char" w:customStyle="1">
+  <w:style w:type="character" w:customStyle="1" w:styleId="Heading3Char">
     <w:name w:val="Heading 3 Char"/>
     <w:basedOn w:val="DefaultParagraphFont"/>
     <w:link w:val="Heading3"/>
@@ -2461,7 +2158,7 @@
       <w:szCs w:val="28"/>
     </w:rPr>
   </w:style>
-  <w:style w:type="character" w:styleId="Heading4Char" w:customStyle="1">
+  <w:style w:type="character" w:customStyle="1" w:styleId="Heading4Char">
     <w:name w:val="Heading 4 Char"/>
     <w:basedOn w:val="DefaultParagraphFont"/>
     <w:link w:val="Heading4"/>
@@ -2475,7 +2172,7 @@
       <w:color w:val="0F4761" w:themeColor="accent1" w:themeShade="BF"/>
     </w:rPr>
   </w:style>
-  <w:style w:type="character" w:styleId="Heading5Char" w:customStyle="1">
+  <w:style w:type="character" w:customStyle="1" w:styleId="Heading5Char">
     <w:name w:val="Heading 5 Char"/>
     <w:basedOn w:val="DefaultParagraphFont"/>
     <w:link w:val="Heading5"/>
@@ -2487,7 +2184,7 @@
       <w:color w:val="0F4761" w:themeColor="accent1" w:themeShade="BF"/>
     </w:rPr>
   </w:style>
-  <w:style w:type="character" w:styleId="Heading6Char" w:customStyle="1">
+  <w:style w:type="character" w:customStyle="1" w:styleId="Heading6Char">
     <w:name w:val="Heading 6 Char"/>
     <w:basedOn w:val="DefaultParagraphFont"/>
     <w:link w:val="Heading6"/>
@@ -2501,7 +2198,7 @@
       <w:color w:val="595959" w:themeColor="text1" w:themeTint="A6"/>
     </w:rPr>
   </w:style>
-  <w:style w:type="character" w:styleId="Heading7Char" w:customStyle="1">
+  <w:style w:type="character" w:customStyle="1" w:styleId="Heading7Char">
     <w:name w:val="Heading 7 Char"/>
     <w:basedOn w:val="DefaultParagraphFont"/>
     <w:link w:val="Heading7"/>
@@ -2513,7 +2210,7 @@
       <w:color w:val="595959" w:themeColor="text1" w:themeTint="A6"/>
     </w:rPr>
   </w:style>
-  <w:style w:type="character" w:styleId="Heading8Char" w:customStyle="1">
+  <w:style w:type="character" w:customStyle="1" w:styleId="Heading8Char">
     <w:name w:val="Heading 8 Char"/>
     <w:basedOn w:val="DefaultParagraphFont"/>
     <w:link w:val="Heading8"/>
@@ -2527,7 +2224,7 @@
       <w:color w:val="272727" w:themeColor="text1" w:themeTint="D8"/>
     </w:rPr>
   </w:style>
-  <w:style w:type="character" w:styleId="Heading9Char" w:customStyle="1">
+  <w:style w:type="character" w:customStyle="1" w:styleId="Heading9Char">
     <w:name w:val="Heading 9 Char"/>
     <w:basedOn w:val="DefaultParagraphFont"/>
     <w:link w:val="Heading9"/>
@@ -2552,21 +2249,21 @@
       <w:contextualSpacing/>
     </w:pPr>
     <w:rPr>
-      <w:rFonts w:asciiTheme="majorHAnsi" w:hAnsiTheme="majorHAnsi" w:eastAsiaTheme="majorEastAsia" w:cstheme="majorBidi"/>
+      <w:rFonts w:asciiTheme="majorHAnsi" w:eastAsiaTheme="majorEastAsia" w:hAnsiTheme="majorHAnsi" w:cstheme="majorBidi"/>
       <w:spacing w:val="-10"/>
       <w:kern w:val="28"/>
       <w:sz w:val="56"/>
       <w:szCs w:val="56"/>
     </w:rPr>
   </w:style>
-  <w:style w:type="character" w:styleId="TitleChar" w:customStyle="1">
+  <w:style w:type="character" w:customStyle="1" w:styleId="TitleChar">
     <w:name w:val="Title Char"/>
     <w:basedOn w:val="DefaultParagraphFont"/>
     <w:link w:val="Title"/>
     <w:uiPriority w:val="10"/>
     <w:rsid w:val="00E020DC"/>
     <w:rPr>
-      <w:rFonts w:asciiTheme="majorHAnsi" w:hAnsiTheme="majorHAnsi" w:eastAsiaTheme="majorEastAsia" w:cstheme="majorBidi"/>
+      <w:rFonts w:asciiTheme="majorHAnsi" w:eastAsiaTheme="majorEastAsia" w:hAnsiTheme="majorHAnsi" w:cstheme="majorBidi"/>
       <w:spacing w:val="-10"/>
       <w:kern w:val="28"/>
       <w:sz w:val="56"/>
@@ -2594,7 +2291,7 @@
       <w:szCs w:val="28"/>
     </w:rPr>
   </w:style>
-  <w:style w:type="character" w:styleId="SubtitleChar" w:customStyle="1">
+  <w:style w:type="character" w:customStyle="1" w:styleId="SubtitleChar">
     <w:name w:val="Subtitle Char"/>
     <w:basedOn w:val="DefaultParagraphFont"/>
     <w:link w:val="Subtitle"/>
@@ -2626,7 +2323,7 @@
       <w:color w:val="404040" w:themeColor="text1" w:themeTint="BF"/>
     </w:rPr>
   </w:style>
-  <w:style w:type="character" w:styleId="QuoteChar" w:customStyle="1">
+  <w:style w:type="character" w:customStyle="1" w:styleId="QuoteChar">
     <w:name w:val="Quote Char"/>
     <w:basedOn w:val="DefaultParagraphFont"/>
     <w:link w:val="Quote"/>
@@ -2671,8 +2368,8 @@
     <w:rsid w:val="00E020DC"/>
     <w:pPr>
       <w:pBdr>
-        <w:top w:val="single" w:color="0F4761" w:themeColor="accent1" w:themeShade="BF" w:sz="4" w:space="10"/>
-        <w:bottom w:val="single" w:color="0F4761" w:themeColor="accent1" w:themeShade="BF" w:sz="4" w:space="10"/>
+        <w:top w:val="single" w:sz="4" w:space="10" w:color="0F4761" w:themeColor="accent1" w:themeShade="BF"/>
+        <w:bottom w:val="single" w:sz="4" w:space="10" w:color="0F4761" w:themeColor="accent1" w:themeShade="BF"/>
       </w:pBdr>
       <w:spacing w:before="360" w:after="360"/>
       <w:ind w:left="864" w:right="864"/>
@@ -2684,7 +2381,7 @@
       <w:color w:val="0F4761" w:themeColor="accent1" w:themeShade="BF"/>
     </w:rPr>
   </w:style>
-  <w:style w:type="character" w:styleId="IntenseQuoteChar" w:customStyle="1">
+  <w:style w:type="character" w:customStyle="1" w:styleId="IntenseQuoteChar">
     <w:name w:val="Intense Quote Char"/>
     <w:basedOn w:val="DefaultParagraphFont"/>
     <w:link w:val="IntenseQuote"/>
@@ -2714,7 +2411,7 @@
 </file>
 
 <file path=word/theme/theme1.xml><?xml version="1.0" encoding="utf-8"?>
-<a:theme xmlns:a="http://schemas.openxmlformats.org/drawingml/2006/main" xmlns:thm15="http://schemas.microsoft.com/office/thememl/2012/main" name="Office Theme">
+<a:theme xmlns:a="http://schemas.openxmlformats.org/drawingml/2006/main" name="Office Theme">
   <a:themeElements>
     <a:clrScheme name="Office">
       <a:dk1>

--- a/Writing.docx
+++ b/Writing.docx
@@ -34,7 +34,15 @@
         <w:t xml:space="preserve"> overview of myself, as well as</w:t>
       </w:r>
       <w:r>
-        <w:t xml:space="preserve"> the research I’ve engaged in</w:t>
+        <w:t xml:space="preserve"> the </w:t>
+      </w:r>
+      <w:proofErr w:type="gramStart"/>
+      <w:r>
+        <w:t>research</w:t>
+      </w:r>
+      <w:proofErr w:type="gramEnd"/>
+      <w:r>
+        <w:t xml:space="preserve"> I’ve engaged in</w:t>
       </w:r>
       <w:r>
         <w:t>, i.e.</w:t>
@@ -100,12 +108,28 @@
         <w:t>,</w:t>
       </w:r>
       <w:r>
-        <w:t xml:space="preserve"> probability theory, all animated and interactive.</w:t>
-      </w:r>
-    </w:p>
-    <w:p>
-      <w:r>
-        <w:t xml:space="preserve">My whole life I’ve been drawing on graphs, and in an effort to save the trees, I’ve implemented an online alternative. The graph </w:t>
+        <w:t xml:space="preserve"> probability theory, </w:t>
+      </w:r>
+      <w:proofErr w:type="gramStart"/>
+      <w:r>
+        <w:t>all</w:t>
+      </w:r>
+      <w:proofErr w:type="gramEnd"/>
+      <w:r>
+        <w:t xml:space="preserve"> animated and interactive.</w:t>
+      </w:r>
+    </w:p>
+    <w:p>
+      <w:r>
+        <w:t xml:space="preserve">My whole life I’ve been drawing on graphs, and </w:t>
+      </w:r>
+      <w:proofErr w:type="gramStart"/>
+      <w:r>
+        <w:t>in an effort to</w:t>
+      </w:r>
+      <w:proofErr w:type="gramEnd"/>
+      <w:r>
+        <w:t xml:space="preserve"> save the trees, I’ve implemented an online alternative. The graph </w:t>
       </w:r>
       <w:r>
         <w:t>drawing</w:t>
@@ -260,7 +284,15 @@
         <w:t xml:space="preserve"> pure</w:t>
       </w:r>
       <w:r>
-        <w:t xml:space="preserve"> written word and more to engaging directly with</w:t>
+        <w:t xml:space="preserve"> written </w:t>
+      </w:r>
+      <w:proofErr w:type="gramStart"/>
+      <w:r>
+        <w:t>word</w:t>
+      </w:r>
+      <w:proofErr w:type="gramEnd"/>
+      <w:r>
+        <w:t xml:space="preserve"> and more to engaging directly with</w:t>
       </w:r>
       <w:r>
         <w:t>, say</w:t>
@@ -295,7 +327,15 @@
     </w:p>
     <w:p>
       <w:r>
-        <w:t>For now I</w:t>
+        <w:t xml:space="preserve">For </w:t>
+      </w:r>
+      <w:proofErr w:type="gramStart"/>
+      <w:r>
+        <w:t>now</w:t>
+      </w:r>
+      <w:proofErr w:type="gramEnd"/>
+      <w:r>
+        <w:t xml:space="preserve"> I</w:t>
       </w:r>
       <w:r>
         <w:t xml:space="preserve"> won’t spiel </w:t>
@@ -342,6 +382,7 @@
     </w:p>
     <w:p>
       <w:r>
+        <w:lastRenderedPageBreak/>
         <w:t>Random Walk Coloring</w:t>
       </w:r>
     </w:p>
@@ -365,14 +406,310 @@
         <w:t xml:space="preserve">. </w:t>
       </w:r>
     </w:p>
+    <w:p>
+      <w:r>
+        <w:br w:type="page"/>
+      </w:r>
+    </w:p>
+    <w:p>
+      <w:r>
+        <w:lastRenderedPageBreak/>
+        <w:t>Every cell holds some grains of sand. A cell with</w:t>
+      </w:r>
+    </w:p>
+    <w:p>
+      <w:r>
+        <w:t xml:space="preserve">          &lt;strong&gt;4 or more grains&lt;/strong&gt; (8 with 8 neighbors) is too tall:</w:t>
+      </w:r>
+    </w:p>
+    <w:p>
+      <w:r>
+        <w:t xml:space="preserve">          it &lt;strong&gt;topples&lt;/strong&gt;, giving one grain to each of its</w:t>
+      </w:r>
+    </w:p>
+    <w:p>
+      <w:r>
+        <w:t xml:space="preserve">          neighbors. That can make the neighbors topple too, in an avalanche.</w:t>
+      </w:r>
+    </w:p>
+    <w:p>
+      <w:r>
+        <w:t xml:space="preserve">          Grains that fall off the edge of the table are lost. When no cell</w:t>
+      </w:r>
+    </w:p>
+    <w:p>
+      <w:r>
+        <w:t xml:space="preserve">          can topple, the pile is &lt;strong&gt;stable&lt;/strong&gt;.</w:t>
+      </w:r>
+    </w:p>
+    <w:p>
+      <w:r>
+        <w:t xml:space="preserve">          </w:t>
+      </w:r>
+    </w:p>
+    <w:p>
+      <w:r>
+        <w:t xml:space="preserve">        &lt;/p&gt;</w:t>
+      </w:r>
+    </w:p>
+    <w:p>
+      <w:r>
+        <w:t xml:space="preserve">        &lt;p&gt;</w:t>
+      </w:r>
+    </w:p>
+    <w:p>
+      <w:r>
+        <w:t xml:space="preserve">          The next cell to topple is picked at random, but the</w:t>
+      </w:r>
+    </w:p>
+    <w:p>
+      <w:r>
+        <w:t xml:space="preserve">          &lt;strong&gt;final pile is always the same&lt;/strong&gt;, whatever the order.</w:t>
+      </w:r>
+    </w:p>
+    <w:p>
+      <w:r>
+        <w:t xml:space="preserve">          That is why "Jump to the end" can skip straight to it.</w:t>
+      </w:r>
+    </w:p>
+    <w:p>
+      <w:r>
+        <w:t xml:space="preserve">          </w:t>
+      </w:r>
+    </w:p>
+    <w:p>
+      <w:r>
+        <w:t xml:space="preserve">        &lt;/p&gt;</w:t>
+      </w:r>
+    </w:p>
+    <w:p>
+      <w:r>
+        <w:t xml:space="preserve">        &lt;p&gt;</w:t>
+      </w:r>
+    </w:p>
+    <w:p>
+      <w:r>
+        <w:t xml:space="preserve">          On a torus there is no edge. With one &lt;strong&gt;sink cell&lt;/strong&gt;,</w:t>
+      </w:r>
+    </w:p>
+    <w:p>
+      <w:r>
+        <w:t xml:space="preserve">          that cell eats every grain it gets. With &lt;strong&gt;no sink&lt;/strong&gt;,</w:t>
+      </w:r>
+    </w:p>
+    <w:p>
+      <w:r>
+        <w:t xml:space="preserve">          grains can never </w:t>
+      </w:r>
+      <w:proofErr w:type="gramStart"/>
+      <w:r>
+        <w:t>leave:</w:t>
+      </w:r>
+      <w:proofErr w:type="gramEnd"/>
+      <w:r>
+        <w:t xml:space="preserve"> with too many grains the pile topples</w:t>
+      </w:r>
+    </w:p>
+    <w:p>
+      <w:r>
+        <w:t xml:space="preserve">          forever, and the sim says so.</w:t>
+      </w:r>
+    </w:p>
+    <w:p>
+      <w:r>
+        <w:t xml:space="preserve">          </w:t>
+      </w:r>
+    </w:p>
+    <w:p>
+      <w:r>
+        <w:t xml:space="preserve">        &lt;/p&gt;</w:t>
+      </w:r>
+    </w:p>
+    <w:p>
+      <w:r>
+        <w:t xml:space="preserve">        &lt;p&gt;</w:t>
+      </w:r>
+    </w:p>
+    <w:p>
+      <w:r>
+        <w:t xml:space="preserve">          The &lt;strong&gt;identity&lt;/strong&gt; is a special stable pile: adding it</w:t>
+      </w:r>
+    </w:p>
+    <w:p>
+      <w:r>
+        <w:t xml:space="preserve">          to any pile that a long storm can make, and toppling, gives that</w:t>
+      </w:r>
+    </w:p>
+    <w:p>
+      <w:r>
+        <w:t xml:space="preserve">          pile back. Every table with a sink has one, often </w:t>
+      </w:r>
+      <w:proofErr w:type="gramStart"/>
+      <w:r>
+        <w:t>a beautiful</w:t>
+      </w:r>
+      <w:proofErr w:type="gramEnd"/>
+    </w:p>
+    <w:p>
+      <w:r>
+        <w:t xml:space="preserve">          picture. "Show the identity" shows it, and the start "Identity</w:t>
+      </w:r>
+    </w:p>
+    <w:p>
+      <w:r>
+        <w:lastRenderedPageBreak/>
+        <w:t xml:space="preserve">          (watch it form)" lets you watch it topple into place.</w:t>
+      </w:r>
+    </w:p>
+    <w:p>
+      <w:r>
+        <w:t xml:space="preserve">          </w:t>
+      </w:r>
+    </w:p>
+    <w:p>
+      <w:r>
+        <w:t xml:space="preserve">        &lt;/p&gt;</w:t>
+      </w:r>
+    </w:p>
+    <w:p>
+      <w:r>
+        <w:t xml:space="preserve">        &lt;p&gt;</w:t>
+      </w:r>
+    </w:p>
+    <w:p>
+      <w:r>
+        <w:t xml:space="preserve">          &lt;strong&gt;Things to try:&lt;/strong&gt; slide n for the center pile with</w:t>
+      </w:r>
+    </w:p>
+    <w:p>
+      <w:r>
+        <w:t xml:space="preserve">          "Jump to the end whenever a setting changes" ticked; start a storm</w:t>
+      </w:r>
+    </w:p>
+    <w:p>
+      <w:r>
+        <w:t xml:space="preserve">          and watch the avalanches; draw your own table and show its</w:t>
+      </w:r>
+    </w:p>
+    <w:p>
+      <w:r>
+        <w:t xml:space="preserve">          identity. Zoom in on the fractal with the mouse wheel, a pinch, or the</w:t>
+      </w:r>
+    </w:p>
+    <w:p>
+      <w:r>
+        <w:t xml:space="preserve">          + and &amp;minus; </w:t>
+      </w:r>
+      <w:proofErr w:type="gramStart"/>
+      <w:r>
+        <w:t>buttons, and</w:t>
+      </w:r>
+      <w:proofErr w:type="gramEnd"/>
+      <w:r>
+        <w:t xml:space="preserve"> drag the picture to look around. Or pick</w:t>
+      </w:r>
+    </w:p>
+    <w:p>
+      <w:r>
+        <w:t xml:space="preserve">          Hyperbolic plane or tree: the table is then a ball of a hyperbolic</w:t>
+      </w:r>
+    </w:p>
+    <w:p>
+      <w:r>
+        <w:t xml:space="preserve">          tiling or a tree, a cell </w:t>
+      </w:r>
+      <w:proofErr w:type="gramStart"/>
+      <w:r>
+        <w:t>with &lt;</w:t>
+      </w:r>
+      <w:proofErr w:type="spellStart"/>
+      <w:r>
+        <w:t>em</w:t>
+      </w:r>
+      <w:proofErr w:type="spellEnd"/>
+      <w:r>
+        <w:t>&gt;p&lt;/</w:t>
+      </w:r>
+      <w:proofErr w:type="spellStart"/>
+      <w:r>
+        <w:t>em</w:t>
+      </w:r>
+      <w:proofErr w:type="spellEnd"/>
+      <w:r>
+        <w:t>&gt;</w:t>
+      </w:r>
+      <w:proofErr w:type="gramEnd"/>
+      <w:r>
+        <w:t xml:space="preserve"> neighbors </w:t>
+      </w:r>
+      <w:proofErr w:type="gramStart"/>
+      <w:r>
+        <w:t>topples</w:t>
+      </w:r>
+      <w:proofErr w:type="gramEnd"/>
+      <w:r>
+        <w:t xml:space="preserve"> at</w:t>
+      </w:r>
+    </w:p>
+    <w:p>
+      <w:r>
+        <w:t xml:space="preserve">          &lt;</w:t>
+      </w:r>
+      <w:proofErr w:type="spellStart"/>
+      <w:r>
+        <w:t>em</w:t>
+      </w:r>
+      <w:proofErr w:type="spellEnd"/>
+      <w:r>
+        <w:t>&gt;p&lt;/</w:t>
+      </w:r>
+      <w:proofErr w:type="spellStart"/>
+      <w:r>
+        <w:t>em</w:t>
+      </w:r>
+      <w:proofErr w:type="spellEnd"/>
+      <w:r>
+        <w:t>&gt; grains, and grains fall off the ball's edge (drag to move</w:t>
+      </w:r>
+    </w:p>
+    <w:p>
+      <w:r>
+        <w:t xml:space="preserve">          around the </w:t>
+      </w:r>
+      <w:proofErr w:type="gramStart"/>
+      <w:r>
+        <w:t>plane, or</w:t>
+      </w:r>
+      <w:proofErr w:type="gramEnd"/>
+      <w:r>
+        <w:t xml:space="preserve"> press Slide to slide the whole picture).</w:t>
+      </w:r>
+    </w:p>
+    <w:p>
+      <w:r>
+        <w:t xml:space="preserve">          </w:t>
+      </w:r>
+    </w:p>
+    <w:p>
+      <w:r>
+        <w:t xml:space="preserve">        &lt;/p&gt;</w:t>
+      </w:r>
+    </w:p>
+    <w:p>
+      <w:r>
+        <w:t xml:space="preserve">        &lt;p&gt;</w:t>
+      </w:r>
+    </w:p>
     <w:p/>
     <w:p>
+      <w:proofErr w:type="gramStart"/>
       <w:r>
         <w:t>Sandpiles</w:t>
       </w:r>
       <w:r>
         <w:t xml:space="preserve"> simple</w:t>
       </w:r>
+      <w:proofErr w:type="gramEnd"/>
     </w:p>
     <w:p>
       <w:r>
@@ -568,6 +905,7 @@
     </w:p>
     <w:p>
       <w:r>
+        <w:lastRenderedPageBreak/>
         <w:t>T</w:t>
       </w:r>
       <w:r>
@@ -772,13 +1110,29 @@
     </w:p>
     <w:p>
       <w:r>
-        <w:t xml:space="preserve">Notice that what happens on the boundaries matters! </w:t>
+        <w:t xml:space="preserve">Notice that what happens on the </w:t>
+      </w:r>
+      <w:proofErr w:type="gramStart"/>
+      <w:r>
+        <w:t>boundaries</w:t>
+      </w:r>
+      <w:proofErr w:type="gramEnd"/>
+      <w:r>
+        <w:t xml:space="preserve"> matters! </w:t>
       </w:r>
       <w:r>
         <w:t>O</w:t>
       </w:r>
       <w:r>
-        <w:t>n the torus, where each side wraps around, there is no</w:t>
+        <w:t xml:space="preserve">n the </w:t>
+      </w:r>
+      <w:proofErr w:type="gramStart"/>
+      <w:r>
+        <w:t>torus</w:t>
+      </w:r>
+      <w:proofErr w:type="gramEnd"/>
+      <w:r>
+        <w:t>, where each side wraps around, there is no</w:t>
       </w:r>
       <w:r>
         <w:t xml:space="preserve"> edge and therefore no</w:t>
@@ -919,7 +1273,39 @@
         <w:t xml:space="preserve"> (called</w:t>
       </w:r>
       <w:r>
-        <w:t xml:space="preserve"> &lt;em&gt;recurrent configurations&lt;/em&gt;, see &lt;em&gt;All the details&lt;/em&gt;</w:t>
+        <w:t xml:space="preserve"> &lt;</w:t>
+      </w:r>
+      <w:proofErr w:type="spellStart"/>
+      <w:r>
+        <w:t>em</w:t>
+      </w:r>
+      <w:proofErr w:type="spellEnd"/>
+      <w:r>
+        <w:t>&gt;recurrent configurations&lt;/</w:t>
+      </w:r>
+      <w:proofErr w:type="spellStart"/>
+      <w:r>
+        <w:t>em</w:t>
+      </w:r>
+      <w:proofErr w:type="spellEnd"/>
+      <w:r>
+        <w:t>&gt;, see &lt;</w:t>
+      </w:r>
+      <w:proofErr w:type="spellStart"/>
+      <w:r>
+        <w:t>em</w:t>
+      </w:r>
+      <w:proofErr w:type="spellEnd"/>
+      <w:r>
+        <w:t>&gt;All the details&lt;/</w:t>
+      </w:r>
+      <w:proofErr w:type="spellStart"/>
+      <w:r>
+        <w:t>em</w:t>
+      </w:r>
+      <w:proofErr w:type="spellEnd"/>
+      <w:r>
+        <w:t>&gt;</w:t>
       </w:r>
       <w:r>
         <w:t>)</w:t>
@@ -1209,6 +1595,7 @@
     </w:p>
     <w:p>
       <w:r>
+        <w:lastRenderedPageBreak/>
         <w:t>&lt;/p&gt;</w:t>
       </w:r>
     </w:p>
@@ -1268,206 +1655,689 @@
     </w:p>
     <w:p/>
     <w:p/>
-    <w:p>
-      <w:r>
-        <w:t>Eden Growth</w:t>
-      </w:r>
-    </w:p>
-    <w:p>
-      <w:r>
-        <w:t>&lt;p&gt;</w:t>
-      </w:r>
-    </w:p>
-    <w:p>
-      <w:r>
-        <w:t>The origins of this model are in bacterial growth</w:t>
-      </w:r>
-      <w:r>
-        <w:t>, the allusion drawn is that a bacterial colony will grow in size at its boundary</w:t>
-      </w:r>
-      <w:r>
-        <w:t xml:space="preserve">, spreading outwards roughly equally in all directions. We abstract that with a simple grid, </w:t>
-      </w:r>
-      <w:r>
-        <w:t xml:space="preserve">giving each cell a 0 or a 1 depending  on if there are bacteria present in that cell. At each time step, the bacteria duplicates </w:t>
-      </w:r>
-      <w:r>
-        <w:t>into a cell without bacteria, turning one of the 0’s on the boundary into a 1.</w:t>
-      </w:r>
-      <w:r>
-        <w:t xml:space="preserve"> This model is called the eden model; at every step, the current patch grows by 1, cell, somewhere at random on its boundary.</w:t>
-      </w:r>
-    </w:p>
-    <w:p>
-      <w:r>
-        <w:t>Abstracted, each cell has a 0 or a 1, representing if a cell is occupied or not</w:t>
-      </w:r>
-      <w:r>
-        <w:t>, the bacterial cluster is all cells with a 1</w:t>
-      </w:r>
-      <w:r>
-        <w:t xml:space="preserve">. The </w:t>
-      </w:r>
-      <w:r>
-        <w:t>“</w:t>
-      </w:r>
-      <w:r>
-        <w:t>boundary</w:t>
-      </w:r>
-      <w:r>
-        <w:t xml:space="preserve">”of the cluster is </w:t>
-      </w:r>
-      <w:r>
-        <w:t>all the</w:t>
-      </w:r>
-      <w:r>
-        <w:t xml:space="preserve"> occupied</w:t>
-      </w:r>
-      <w:r>
-        <w:t xml:space="preserve"> </w:t>
-      </w:r>
-      <w:r>
-        <w:t>cells</w:t>
-      </w:r>
-      <w:r>
-        <w:t>, with value 1,</w:t>
-      </w:r>
-      <w:r>
-        <w:t xml:space="preserve"> which have an unoccupied neighbor</w:t>
-      </w:r>
-      <w:r>
-        <w:t>, with value 0</w:t>
-      </w:r>
-      <w:r>
-        <w:t xml:space="preserve">. They usually occur at the edge of the cluster, </w:t>
-      </w:r>
-      <w:r>
-        <w:t>but watch out, holes can form</w:t>
-      </w:r>
-      <w:r>
-        <w:t xml:space="preserve"> inside your cluster!</w:t>
-      </w:r>
-      <w:r>
-        <w:t>When I first heard of this model, I immediately aske</w:t>
-      </w:r>
-      <w:r>
-        <w:t xml:space="preserve">d: What if you also counted </w:t>
-      </w:r>
-      <w:r>
-        <w:t>the number of bacteria</w:t>
-      </w:r>
-      <w:r>
-        <w:t xml:space="preserve"> in each cell?</w:t>
-      </w:r>
-      <w:r>
-        <w:t xml:space="preserve"> </w:t>
-      </w:r>
-      <w:r>
-        <w:t>Th</w:t>
-      </w:r>
-      <w:r>
-        <w:t>is leads to two generalizations of the Eden model.</w:t>
-      </w:r>
-    </w:p>
-    <w:p>
-      <w:r>
-        <w:t>The first allows each cell’s value to be 0,1,2,3</w:t>
-      </w:r>
-      <w:r>
-        <w:t>,</w:t>
-      </w:r>
-      <w:r>
-        <w:t xml:space="preserve">… </w:t>
-      </w:r>
-      <w:r>
-        <w:t>.</w:t>
-      </w:r>
-      <w:r>
-        <w:t xml:space="preserve"> Here, </w:t>
-      </w:r>
-      <w:r>
-        <w:t>each bacteria either sends its duplicate (/duplicates itself?) into an unoccupied cell at the boundary or into its own cell</w:t>
-      </w:r>
-      <w:r>
-        <w:t xml:space="preserve">, so the number represents how many bacteria are at each cell. </w:t>
-      </w:r>
-      <w:r>
-        <w:t xml:space="preserve">However, here the analogy falls short, since </w:t>
-      </w:r>
-      <w:r>
-        <w:t>the next bacteria is born into a cell independent of how many bacteria are currently at that cell.</w:t>
-      </w:r>
-      <w:r>
-        <w:t xml:space="preserve"> </w:t>
-      </w:r>
-      <w:r>
-        <w:t xml:space="preserve">Maybe I should add a count^s weight where my uniform model is a limit as s tends to 0. </w:t>
-      </w:r>
-      <w:r>
-        <w:t>If</w:t>
-      </w:r>
-      <w:r>
-        <w:t xml:space="preserve"> a cell is inside the cluster, then</w:t>
-      </w:r>
-      <w:r>
-        <w:t xml:space="preserve"> </w:t>
-      </w:r>
-      <w:r>
-        <w:t>i</w:t>
-      </w:r>
-      <w:r>
-        <w:t>t can accumulate</w:t>
-      </w:r>
-      <w:r>
-        <w:t xml:space="preserve"> as </w:t>
-      </w:r>
-      <w:r>
-        <w:t xml:space="preserve">many bacteria </w:t>
-      </w:r>
-      <w:r>
-        <w:t>as</w:t>
-      </w:r>
-      <w:r>
-        <w:t xml:space="preserve"> &lt;strong&gt;max</w:t>
-      </w:r>
-      <w:r>
-        <w:t xml:space="preserve"> height</w:t>
-      </w:r>
-      <w:r>
-        <w:t>&lt;strong&gt;</w:t>
-      </w:r>
-      <w:r>
-        <w:t xml:space="preserve"> will allow.</w:t>
-      </w:r>
-      <w:r>
-        <w:t xml:space="preserve"> </w:t>
-      </w:r>
-      <w:r>
-        <w:t>Setting the max height to infinity allows this model to as high as it grows outwards, I.e. unbounded.</w:t>
-      </w:r>
-    </w:p>
-    <w:p>
-      <w:r>
-        <w:t xml:space="preserve"> The next generalization revolves around</w:t>
-      </w:r>
-      <w:r>
-        <w:t xml:space="preserve"> how the boundary is meant to grow. </w:t>
-      </w:r>
-      <w:r>
-        <w:t xml:space="preserve">Since a cell is either occupied, an empty boundary cell, or far from the current cluster, </w:t>
-      </w:r>
-      <w:r>
-        <w:t xml:space="preserve">a cell’s update to be an empty boundary cell doesn’t have to follow a strict four-neighbor rule. </w:t>
-      </w:r>
-      <w:r>
-        <w:t xml:space="preserve">It could follow an eight-neighbor rule, or really, since all but finitely many cells start unoccupied, a new cell gains its first grain at a finite time, so its neighborhood can be updated to be unoccupied boundary cells precisely when it first gains its bacteria grain. </w:t>
-      </w:r>
-      <w:r>
-        <w:t>This leads to the tile, the shape, which represents which cells are added to the boundary at the time that the center cell first gains its first bacteria.</w:t>
-      </w:r>
-    </w:p>
     <w:p/>
     <w:p/>
+    <w:p/>
+    <w:p/>
+    <w:p>
+      <w:r>
+        <w:t>Eden Growth</w:t>
+      </w:r>
+    </w:p>
+    <w:p>
+      <w:r>
+        <w:t>&lt;p&gt;</w:t>
+      </w:r>
+    </w:p>
+    <w:p>
+      <w:r>
+        <w:t xml:space="preserve">The origins of this model are in </w:t>
+      </w:r>
+      <w:r>
+        <w:t xml:space="preserve">studying </w:t>
+      </w:r>
+      <w:r>
+        <w:t xml:space="preserve">bacterial </w:t>
+      </w:r>
+      <w:r>
+        <w:t>colonies</w:t>
+      </w:r>
+      <w:r>
+        <w:t xml:space="preserve">, growing outwards at </w:t>
+      </w:r>
+      <w:r>
+        <w:t>their boundaries into the empty surroundings</w:t>
+      </w:r>
+      <w:r>
+        <w:t>.</w:t>
+      </w:r>
+      <w:r>
+        <w:t xml:space="preserve"> </w:t>
+      </w:r>
+      <w:r>
+        <w:t>To simpl</w:t>
+      </w:r>
+      <w:r>
+        <w:t>ify</w:t>
+      </w:r>
+      <w:r>
+        <w:t xml:space="preserve">, we cut </w:t>
+      </w:r>
+      <w:r>
+        <w:t xml:space="preserve">up </w:t>
+      </w:r>
+      <w:r>
+        <w:t xml:space="preserve">space into a </w:t>
+      </w:r>
+      <w:r>
+        <w:t>grid and</w:t>
+      </w:r>
+      <w:r>
+        <w:t xml:space="preserve"> </w:t>
+      </w:r>
+      <w:r>
+        <w:t>giv</w:t>
+      </w:r>
+      <w:r>
+        <w:t>e</w:t>
+      </w:r>
+      <w:r>
+        <w:t xml:space="preserve"> each cell a</w:t>
+      </w:r>
+      <w:r>
+        <w:t xml:space="preserve"> 1 if it contains bacteria, or a</w:t>
+      </w:r>
+      <w:r>
+        <w:t xml:space="preserve"> 0</w:t>
+      </w:r>
+      <w:r>
+        <w:t xml:space="preserve"> if it’s empty.</w:t>
+      </w:r>
+      <w:r>
+        <w:t xml:space="preserve"> </w:t>
+      </w:r>
+      <w:r>
+        <w:t>T</w:t>
+      </w:r>
+      <w:r>
+        <w:t>he &lt;strong&gt;boundary&lt;/strong&gt;</w:t>
+      </w:r>
+      <w:r>
+        <w:t xml:space="preserve"> is</w:t>
+      </w:r>
+      <w:r>
+        <w:t xml:space="preserve"> all the empty</w:t>
+      </w:r>
+      <w:r>
+        <w:t xml:space="preserve"> cells </w:t>
+      </w:r>
+      <w:r>
+        <w:t>directly</w:t>
+      </w:r>
+      <w:r>
+        <w:t xml:space="preserve"> next to an occupied one</w:t>
+      </w:r>
+      <w:r>
+        <w:t xml:space="preserve">. </w:t>
+      </w:r>
+      <w:r>
+        <w:t>At each step</w:t>
+      </w:r>
+      <w:r>
+        <w:t xml:space="preserve">, </w:t>
+      </w:r>
+      <w:r>
+        <w:t>the colony expands</w:t>
+      </w:r>
+      <w:r>
+        <w:t xml:space="preserve"> by picking a boundary cell</w:t>
+      </w:r>
+      <w:r>
+        <w:t xml:space="preserve"> at random </w:t>
+      </w:r>
+      <w:r>
+        <w:t xml:space="preserve">and </w:t>
+      </w:r>
+      <w:r>
+        <w:t>filling</w:t>
+      </w:r>
+      <w:r>
+        <w:t xml:space="preserve"> it, adding</w:t>
+      </w:r>
+      <w:r>
+        <w:t xml:space="preserve"> </w:t>
+      </w:r>
+      <w:r>
+        <w:t xml:space="preserve">it </w:t>
+      </w:r>
+      <w:r>
+        <w:t>to the current cluster</w:t>
+      </w:r>
+      <w:r>
+        <w:t>.</w:t>
+      </w:r>
+      <w:r>
+        <w:t xml:space="preserve"> </w:t>
+      </w:r>
+      <w:r>
+        <w:t xml:space="preserve">This </w:t>
+      </w:r>
+      <w:r>
+        <w:t xml:space="preserve">is </w:t>
+      </w:r>
+      <w:r>
+        <w:t>t</w:t>
+      </w:r>
+      <w:r>
+        <w:t xml:space="preserve">he </w:t>
+      </w:r>
+      <w:r>
+        <w:t>&lt;strong&gt;</w:t>
+      </w:r>
+      <w:r>
+        <w:t>Eden model</w:t>
+      </w:r>
+      <w:r>
+        <w:t>&lt;/strong&gt;, introduced by Murray Eden in 1961</w:t>
+      </w:r>
+      <w:r>
+        <w:t>, and it’s about as simple as growth gets</w:t>
+      </w:r>
+      <w:r>
+        <w:t>.</w:t>
+      </w:r>
+      <w:r>
+        <w:t xml:space="preserve"> </w:t>
+      </w:r>
+      <w:r>
+        <w:t>But d</w:t>
+      </w:r>
+      <w:r>
+        <w:t>on’t let its simpl</w:t>
+      </w:r>
+      <w:r>
+        <w:t>icity</w:t>
+      </w:r>
+      <w:r>
+        <w:t xml:space="preserve"> fool you</w:t>
+      </w:r>
+      <w:r>
+        <w:t>!</w:t>
+      </w:r>
+      <w:r>
+        <w:t xml:space="preserve"> These basic rules create a model which is </w:t>
+      </w:r>
+      <w:r>
+        <w:t>notoriously difficult to study</w:t>
+      </w:r>
+      <w:r>
+        <w:t>.</w:t>
+      </w:r>
+    </w:p>
+    <w:p>
+      <w:r>
+        <w:t>&lt;/p&gt;</w:t>
+      </w:r>
+    </w:p>
+    <w:p>
+      <w:r>
+        <w:t>&lt;p&gt;</w:t>
+      </w:r>
+    </w:p>
+    <w:p>
+      <w:r>
+        <w:t>The</w:t>
+      </w:r>
+      <w:r>
+        <w:t>re are two</w:t>
+      </w:r>
+      <w:r>
+        <w:t xml:space="preserve"> things to watch</w:t>
+      </w:r>
+      <w:r>
+        <w:t xml:space="preserve">. First, </w:t>
+      </w:r>
+      <w:r>
+        <w:t xml:space="preserve">the shape. </w:t>
+      </w:r>
+      <w:r>
+        <w:t xml:space="preserve">Although the cluster grows at random, </w:t>
+      </w:r>
+      <w:r>
+        <w:t xml:space="preserve">this randomness </w:t>
+      </w:r>
+      <w:r>
+        <w:t xml:space="preserve">naturally averages out along </w:t>
+      </w:r>
+      <w:r>
+        <w:t>the boundary</w:t>
+      </w:r>
+      <w:r>
+        <w:t>.</w:t>
+      </w:r>
+      <w:r>
+        <w:t xml:space="preserve"> If it </w:t>
+      </w:r>
+      <w:r>
+        <w:t>is allowed to grow</w:t>
+      </w:r>
+      <w:r>
+        <w:t xml:space="preserve"> for long enough</w:t>
+      </w:r>
+      <w:r>
+        <w:t>,</w:t>
+      </w:r>
+      <w:r>
+        <w:t xml:space="preserve"> then</w:t>
+      </w:r>
+      <w:r>
+        <w:t xml:space="preserve"> t</w:t>
+      </w:r>
+      <w:r>
+        <w:t xml:space="preserve">he cluster forms into a </w:t>
+      </w:r>
+      <w:r>
+        <w:t>&lt;strong&gt;limit shape&lt;/strong&gt;</w:t>
+      </w:r>
+      <w:r>
+        <w:t xml:space="preserve">, a </w:t>
+      </w:r>
+      <w:r>
+        <w:t>round-</w:t>
+      </w:r>
+      <w:proofErr w:type="spellStart"/>
+      <w:r>
+        <w:t>ish</w:t>
+      </w:r>
+      <w:proofErr w:type="spellEnd"/>
+      <w:r>
+        <w:t xml:space="preserve"> blob</w:t>
+      </w:r>
+      <w:r>
+        <w:t>.</w:t>
+      </w:r>
+      <w:r>
+        <w:t xml:space="preserve"> Surprisingly, nobody knows exactly what this shape is</w:t>
+      </w:r>
+      <w:r>
+        <w:t xml:space="preserve">! Simulations </w:t>
+      </w:r>
+      <w:r>
+        <w:t>suggest it’s</w:t>
+      </w:r>
+      <w:r>
+        <w:t xml:space="preserve"> not </w:t>
+      </w:r>
+      <w:r>
+        <w:t>quite a</w:t>
+      </w:r>
+      <w:r>
+        <w:t xml:space="preserve"> circle</w:t>
+      </w:r>
+      <w:r>
+        <w:t>, but no one has proved it yet.</w:t>
+      </w:r>
+      <w:r>
+        <w:t xml:space="preserve"> </w:t>
+      </w:r>
+      <w:r>
+        <w:t xml:space="preserve">Secondly, the holes. </w:t>
+      </w:r>
+      <w:r>
+        <w:t xml:space="preserve">Sometimes, the cluster </w:t>
+      </w:r>
+      <w:r>
+        <w:t>wraps</w:t>
+      </w:r>
+      <w:r>
+        <w:t xml:space="preserve"> </w:t>
+      </w:r>
+      <w:r>
+        <w:lastRenderedPageBreak/>
+        <w:t>around an empty pocket</w:t>
+      </w:r>
+      <w:r>
+        <w:t>,</w:t>
+      </w:r>
+      <w:r>
+        <w:t xml:space="preserve"> leav</w:t>
+      </w:r>
+      <w:r>
+        <w:t>ing</w:t>
+      </w:r>
+      <w:r>
+        <w:t xml:space="preserve"> it uncovered</w:t>
+      </w:r>
+      <w:r>
+        <w:t xml:space="preserve"> before</w:t>
+      </w:r>
+      <w:r>
+        <w:t xml:space="preserve"> coming back</w:t>
+      </w:r>
+      <w:r>
+        <w:t xml:space="preserve"> in later</w:t>
+      </w:r>
+      <w:r>
+        <w:t xml:space="preserve"> to fill</w:t>
+      </w:r>
+      <w:r>
+        <w:t xml:space="preserve"> it</w:t>
+      </w:r>
+      <w:r>
+        <w:t>.</w:t>
+      </w:r>
+      <w:r>
+        <w:t xml:space="preserve"> Turn</w:t>
+      </w:r>
+      <w:r>
+        <w:t xml:space="preserve"> on</w:t>
+      </w:r>
+      <w:r>
+        <w:t xml:space="preserve"> &lt;strong&gt;Shade the holes&lt;/strong&gt;</w:t>
+      </w:r>
+      <w:r>
+        <w:t xml:space="preserve"> </w:t>
+      </w:r>
+      <w:r>
+        <w:t>to watch them come and go.</w:t>
+      </w:r>
+    </w:p>
+    <w:p>
+      <w:r>
+        <w:t>&lt;/p&gt;</w:t>
+      </w:r>
+    </w:p>
+    <w:p>
+      <w:r>
+        <w:t>&lt;p&gt;</w:t>
+      </w:r>
+    </w:p>
+    <w:p>
+      <w:r>
+        <w:t>W</w:t>
+      </w:r>
+      <w:r>
+        <w:t xml:space="preserve">hat if </w:t>
+      </w:r>
+      <w:r>
+        <w:t xml:space="preserve">each cell </w:t>
+      </w:r>
+      <w:r>
+        <w:t xml:space="preserve">counted </w:t>
+      </w:r>
+      <w:r>
+        <w:t>the number of bacteria</w:t>
+      </w:r>
+      <w:r>
+        <w:t xml:space="preserve"> i</w:t>
+      </w:r>
+      <w:r>
+        <w:t>t held</w:t>
+      </w:r>
+      <w:r>
+        <w:t>?</w:t>
+      </w:r>
+      <w:r>
+        <w:t xml:space="preserve"> </w:t>
+      </w:r>
+      <w:r>
+        <w:t xml:space="preserve">Instead of </w:t>
+      </w:r>
+      <w:r>
+        <w:t xml:space="preserve">a simple </w:t>
+      </w:r>
+      <w:r>
+        <w:t>0</w:t>
+      </w:r>
+      <w:r>
+        <w:t xml:space="preserve"> or 1,</w:t>
+      </w:r>
+      <w:r>
+        <w:t xml:space="preserve"> </w:t>
+      </w:r>
+      <w:r>
+        <w:t xml:space="preserve">each cell can </w:t>
+      </w:r>
+      <w:r>
+        <w:t xml:space="preserve">pile up </w:t>
+      </w:r>
+      <w:r>
+        <w:t>bacteria</w:t>
+      </w:r>
+      <w:r>
+        <w:t xml:space="preserve">, until it reaches </w:t>
+      </w:r>
+      <w:r>
+        <w:t xml:space="preserve">the </w:t>
+      </w:r>
+      <w:r>
+        <w:t>&lt;</w:t>
+      </w:r>
+      <w:r>
+        <w:t>strong&gt;</w:t>
+      </w:r>
+      <w:r>
+        <w:t xml:space="preserve">Max </w:t>
+      </w:r>
+      <w:r>
+        <w:t>Capacity</w:t>
+      </w:r>
+      <w:r>
+        <w:t>&lt;/strong&gt;</w:t>
+      </w:r>
+      <w:r>
+        <w:t xml:space="preserve">. </w:t>
+      </w:r>
+      <w:r>
+        <w:t>When in the</w:t>
+      </w:r>
+      <w:r>
+        <w:t xml:space="preserve"> &lt;strong&gt;3D&lt;/strong&gt; view, each block represents a bacterium. </w:t>
+      </w:r>
+      <w:r>
+        <w:t>Once each cell can have more than 1 bacterium, t</w:t>
+      </w:r>
+      <w:r>
+        <w:t xml:space="preserve">he </w:t>
+      </w:r>
+      <w:r>
+        <w:t>weight slider</w:t>
+      </w:r>
+      <w:r>
+        <w:t xml:space="preserve"> </w:t>
+      </w:r>
+      <w:r>
+        <w:t>&lt;strong&gt;</w:t>
+      </w:r>
+      <w:r>
+        <w:t>s</w:t>
+      </w:r>
+      <w:r>
+        <w:t>&lt;/strong&gt;</w:t>
+      </w:r>
+      <w:r>
+        <w:t xml:space="preserve"> </w:t>
+      </w:r>
+      <w:r>
+        <w:t xml:space="preserve">comes </w:t>
+      </w:r>
+      <w:proofErr w:type="gramStart"/>
+      <w:r>
+        <w:t>in to</w:t>
+      </w:r>
+      <w:proofErr w:type="gramEnd"/>
+      <w:r>
+        <w:t xml:space="preserve"> </w:t>
+      </w:r>
+      <w:r>
+        <w:t>bias where the next bacterium is born</w:t>
+      </w:r>
+      <w:r>
+        <w:t>. A</w:t>
+      </w:r>
+      <w:r>
+        <w:t xml:space="preserve"> </w:t>
+      </w:r>
+      <w:r>
+        <w:t>positive</w:t>
+      </w:r>
+      <w:r>
+        <w:t xml:space="preserve"> </w:t>
+      </w:r>
+      <w:r>
+        <w:t xml:space="preserve">&lt;strong&gt;s&lt;/strong&gt; </w:t>
+      </w:r>
+      <w:r>
+        <w:t xml:space="preserve">favors crowded cells, </w:t>
+      </w:r>
+      <w:r>
+        <w:t>leading to dense colonies</w:t>
+      </w:r>
+      <w:r>
+        <w:t>;</w:t>
+      </w:r>
+      <w:r>
+        <w:t xml:space="preserve"> </w:t>
+      </w:r>
+      <w:r>
+        <w:t xml:space="preserve">a </w:t>
+      </w:r>
+      <w:r>
+        <w:t xml:space="preserve">negative </w:t>
+      </w:r>
+      <w:r>
+        <w:t>&lt;strong&gt;s&lt;/strong</w:t>
+      </w:r>
+      <w:proofErr w:type="gramStart"/>
+      <w:r>
+        <w:t xml:space="preserve">&gt; </w:t>
+      </w:r>
+      <w:r>
+        <w:t xml:space="preserve"> favors</w:t>
+      </w:r>
+      <w:proofErr w:type="gramEnd"/>
+      <w:r>
+        <w:t xml:space="preserve"> emptier </w:t>
+      </w:r>
+      <w:r>
+        <w:t>ones</w:t>
+      </w:r>
+      <w:r>
+        <w:t xml:space="preserve">, </w:t>
+      </w:r>
+      <w:r>
+        <w:t>spreading the colony out faster</w:t>
+      </w:r>
+      <w:r>
+        <w:t>;</w:t>
+      </w:r>
+      <w:r>
+        <w:t xml:space="preserve"> setting</w:t>
+      </w:r>
+      <w:r>
+        <w:t xml:space="preserve"> </w:t>
+      </w:r>
+      <w:r>
+        <w:t xml:space="preserve">&lt;strong&gt;s&lt;/strong&gt; </w:t>
+      </w:r>
+      <w:r>
+        <w:t xml:space="preserve">back </w:t>
+      </w:r>
+      <w:r>
+        <w:t>to 0 removes the bias</w:t>
+      </w:r>
+      <w:r>
+        <w:t>.</w:t>
+      </w:r>
+    </w:p>
+    <w:p>
+      <w:r>
+        <w:t>&lt;/p&gt;</w:t>
+      </w:r>
+    </w:p>
+    <w:p>
+      <w:r>
+        <w:t>&lt;p&gt;</w:t>
+      </w:r>
+    </w:p>
+    <w:p>
+      <w:r>
+        <w:t>What counts as a neighbor?</w:t>
+      </w:r>
+      <w:r>
+        <w:t xml:space="preserve"> Usually</w:t>
+      </w:r>
+      <w:r>
+        <w:t>, two square</w:t>
+      </w:r>
+      <w:r>
+        <w:t xml:space="preserve">s </w:t>
+      </w:r>
+      <w:r>
+        <w:t>are neighbors if the</w:t>
+      </w:r>
+      <w:r>
+        <w:t xml:space="preserve">y share an </w:t>
+      </w:r>
+      <w:r>
+        <w:t>edge</w:t>
+      </w:r>
+      <w:r>
+        <w:t xml:space="preserve">, but </w:t>
+      </w:r>
+      <w:r>
+        <w:t>m</w:t>
+      </w:r>
+      <w:r>
+        <w:t xml:space="preserve">any models </w:t>
+      </w:r>
+      <w:r>
+        <w:t>allow diagonal neighbors as well.</w:t>
+      </w:r>
+      <w:r>
+        <w:t xml:space="preserve"> The </w:t>
+      </w:r>
+      <w:r>
+        <w:t>&lt;strong&gt;</w:t>
+      </w:r>
+      <w:r>
+        <w:t>Tile</w:t>
+      </w:r>
+      <w:r>
+        <w:t>&lt;/strong&gt;</w:t>
+      </w:r>
+      <w:r>
+        <w:t xml:space="preserve"> lets you build your own neighborhood: </w:t>
+      </w:r>
+      <w:r>
+        <w:t xml:space="preserve">once a cell gains its first bacterium, </w:t>
+      </w:r>
+      <w:r>
+        <w:t>th</w:t>
+      </w:r>
+      <w:r>
+        <w:t>ose</w:t>
+      </w:r>
+      <w:r>
+        <w:t xml:space="preserve"> squares </w:t>
+      </w:r>
+      <w:r>
+        <w:t xml:space="preserve">around the </w:t>
+      </w:r>
+      <w:r>
+        <w:t>cell join the boundary</w:t>
+      </w:r>
+      <w:r>
+        <w:t xml:space="preserve">. </w:t>
+      </w:r>
+      <w:r>
+        <w:t>I</w:t>
+      </w:r>
+      <w:r>
+        <w:t xml:space="preserve">n 1973, </w:t>
+      </w:r>
+      <w:r>
+        <w:t xml:space="preserve">Daniel Richardson proved a beautiful theorem: </w:t>
+      </w:r>
+      <w:r>
+        <w:t>each</w:t>
+      </w:r>
+      <w:r>
+        <w:t xml:space="preserve"> custom</w:t>
+      </w:r>
+      <w:r>
+        <w:t xml:space="preserve"> tile </w:t>
+      </w:r>
+      <w:r>
+        <w:t xml:space="preserve">pushes the cluster into its own </w:t>
+      </w:r>
+      <w:r>
+        <w:t>limit shape!</w:t>
+      </w:r>
+      <w:r>
+        <w:t xml:space="preserve"> Draw your own and watch what shape it creates!</w:t>
+      </w:r>
+    </w:p>
     <w:p>
       <w:r>
         <w:t>&lt;/p&gt;</w:t>
@@ -2093,7 +2963,6 @@
   <w:style w:type="character" w:default="1" w:styleId="DefaultParagraphFont">
     <w:name w:val="Default Paragraph Font"/>
     <w:uiPriority w:val="1"/>
-    <w:semiHidden/>
     <w:unhideWhenUsed/>
   </w:style>
   <w:style w:type="table" w:default="1" w:styleId="TableNormal">

--- a/Writing.docx
+++ b/Writing.docx
@@ -34,15 +34,7 @@
         <w:t xml:space="preserve"> overview of myself, as well as</w:t>
       </w:r>
       <w:r>
-        <w:t xml:space="preserve"> the </w:t>
-      </w:r>
-      <w:proofErr w:type="gramStart"/>
-      <w:r>
-        <w:t>research</w:t>
-      </w:r>
-      <w:proofErr w:type="gramEnd"/>
-      <w:r>
-        <w:t xml:space="preserve"> I’ve engaged in</w:t>
+        <w:t xml:space="preserve"> the research I’ve engaged in</w:t>
       </w:r>
       <w:r>
         <w:t>, i.e.</w:t>
@@ -108,28 +100,12 @@
         <w:t>,</w:t>
       </w:r>
       <w:r>
-        <w:t xml:space="preserve"> probability theory, </w:t>
-      </w:r>
-      <w:proofErr w:type="gramStart"/>
-      <w:r>
-        <w:t>all</w:t>
-      </w:r>
-      <w:proofErr w:type="gramEnd"/>
-      <w:r>
-        <w:t xml:space="preserve"> animated and interactive.</w:t>
-      </w:r>
-    </w:p>
-    <w:p>
-      <w:r>
-        <w:t xml:space="preserve">My whole life I’ve been drawing on graphs, and </w:t>
-      </w:r>
-      <w:proofErr w:type="gramStart"/>
-      <w:r>
-        <w:t>in an effort to</w:t>
-      </w:r>
-      <w:proofErr w:type="gramEnd"/>
-      <w:r>
-        <w:t xml:space="preserve"> save the trees, I’ve implemented an online alternative. The graph </w:t>
+        <w:t xml:space="preserve"> probability theory, all animated and interactive.</w:t>
+      </w:r>
+    </w:p>
+    <w:p>
+      <w:r>
+        <w:t xml:space="preserve">My whole life I’ve been drawing on graphs, and in an effort to save the trees, I’ve implemented an online alternative. The graph </w:t>
       </w:r>
       <w:r>
         <w:t>drawing</w:t>
@@ -284,15 +260,7 @@
         <w:t xml:space="preserve"> pure</w:t>
       </w:r>
       <w:r>
-        <w:t xml:space="preserve"> written </w:t>
-      </w:r>
-      <w:proofErr w:type="gramStart"/>
-      <w:r>
-        <w:t>word</w:t>
-      </w:r>
-      <w:proofErr w:type="gramEnd"/>
-      <w:r>
-        <w:t xml:space="preserve"> and more to engaging directly with</w:t>
+        <w:t xml:space="preserve"> written word and more to engaging directly with</w:t>
       </w:r>
       <w:r>
         <w:t>, say</w:t>
@@ -327,15 +295,7 @@
     </w:p>
     <w:p>
       <w:r>
-        <w:t xml:space="preserve">For </w:t>
-      </w:r>
-      <w:proofErr w:type="gramStart"/>
-      <w:r>
-        <w:t>now</w:t>
-      </w:r>
-      <w:proofErr w:type="gramEnd"/>
-      <w:r>
-        <w:t xml:space="preserve"> I</w:t>
+        <w:t>For now I</w:t>
       </w:r>
       <w:r>
         <w:t xml:space="preserve"> won’t spiel </w:t>
@@ -388,6 +348,249 @@
     </w:p>
     <w:p>
       <w:r>
+        <w:t>&lt;em&gt;</w:t>
+      </w:r>
+      <w:r>
+        <w:t>R</w:t>
+      </w:r>
+      <w:r>
+        <w:t>andom walks</w:t>
+      </w:r>
+      <w:r>
+        <w:t>&lt;/em&gt;</w:t>
+      </w:r>
+      <w:r>
+        <w:t xml:space="preserve"> is the name for</w:t>
+      </w:r>
+      <w:r>
+        <w:t xml:space="preserve"> a family of some of the most </w:t>
+      </w:r>
+      <w:r>
+        <w:t>foundational models in Probability theory</w:t>
+      </w:r>
+      <w:r>
+        <w:t xml:space="preserve">; </w:t>
+      </w:r>
+      <w:r>
+        <w:t xml:space="preserve">the simplest versions </w:t>
+      </w:r>
+      <w:r>
+        <w:t xml:space="preserve">can be </w:t>
+      </w:r>
+      <w:r>
+        <w:t xml:space="preserve">introduced </w:t>
+      </w:r>
+      <w:r>
+        <w:t>in high school</w:t>
+      </w:r>
+      <w:r>
+        <w:t xml:space="preserve">, </w:t>
+      </w:r>
+      <w:r>
+        <w:t xml:space="preserve">but their study can lead to a lifetime of deep mathematics. </w:t>
+      </w:r>
+      <w:r>
+        <w:t xml:space="preserve">Each random walk model involves </w:t>
+      </w:r>
+      <w:r>
+        <w:t xml:space="preserve">the space which the walker inhabits, as well as the way each subsequent step is chosen. </w:t>
+      </w:r>
+      <w:r>
+        <w:t>Its ubiquity i</w:t>
+      </w:r>
+      <w:r>
+        <w:t>s to expected</w:t>
+      </w:r>
+      <w:r>
+        <w:t xml:space="preserve">; as the most basic model for uncertain or unpredictable movement, </w:t>
+      </w:r>
+      <w:r>
+        <w:t xml:space="preserve">random walks </w:t>
+      </w:r>
+      <w:r>
+        <w:t xml:space="preserve">has been </w:t>
+      </w:r>
+      <w:r>
+        <w:t xml:space="preserve">independently </w:t>
+      </w:r>
+      <w:r>
+        <w:t xml:space="preserve">developed </w:t>
+      </w:r>
+      <w:r>
+        <w:t xml:space="preserve">at several points in history. </w:t>
+      </w:r>
+      <w:r>
+        <w:t>T</w:t>
+      </w:r>
+      <w:r>
+        <w:t xml:space="preserve">he term random walk </w:t>
+      </w:r>
+      <w:r>
+        <w:t xml:space="preserve">was coined in 1905 by </w:t>
+      </w:r>
+      <w:r>
+        <w:t>Karl Pearson</w:t>
+      </w:r>
+      <w:r>
+        <w:t xml:space="preserve"> while studying</w:t>
+      </w:r>
+      <w:r>
+        <w:t xml:space="preserve"> how mosquito swarms spread</w:t>
+      </w:r>
+      <w:r>
+        <w:t xml:space="preserve">, </w:t>
+      </w:r>
+      <w:r>
+        <w:t xml:space="preserve">ideas relating to it </w:t>
+      </w:r>
+      <w:r>
+        <w:t xml:space="preserve">can be traced back to 1827 when </w:t>
+      </w:r>
+      <w:r>
+        <w:t>botanist Robert Brown studied the movement of pollen grains</w:t>
+      </w:r>
+      <w:r>
+        <w:t xml:space="preserve"> suspended in water</w:t>
+      </w:r>
+      <w:r>
+        <w:t>, and</w:t>
+      </w:r>
+      <w:r>
+        <w:t xml:space="preserve"> questions about random walks date</w:t>
+      </w:r>
+      <w:r>
+        <w:t xml:space="preserve"> even furt</w:t>
+      </w:r>
+      <w:r>
+        <w:t>h</w:t>
+      </w:r>
+      <w:r>
+        <w:t>er</w:t>
+      </w:r>
+      <w:r>
+        <w:t xml:space="preserve"> back to </w:t>
+      </w:r>
+      <w:r>
+        <w:t xml:space="preserve">1656 </w:t>
+      </w:r>
+      <w:r>
+        <w:t xml:space="preserve">when Blaise Pascal posed a problem </w:t>
+      </w:r>
+      <w:r>
+        <w:t xml:space="preserve">on biased random walks to </w:t>
+      </w:r>
+      <w:r>
+        <w:t>Pierre de Fermat</w:t>
+      </w:r>
+      <w:r>
+        <w:t>.</w:t>
+      </w:r>
+      <w:r>
+        <w:t xml:space="preserve"> </w:t>
+      </w:r>
+    </w:p>
+    <w:p>
+      <w:r>
+        <w:t xml:space="preserve">The simplest </w:t>
+      </w:r>
+      <w:r>
+        <w:t xml:space="preserve">form </w:t>
+      </w:r>
+      <w:r>
+        <w:t xml:space="preserve">this model </w:t>
+      </w:r>
+      <w:r>
+        <w:t xml:space="preserve">can </w:t>
+      </w:r>
+      <w:r>
+        <w:t>take</w:t>
+      </w:r>
+      <w:r>
+        <w:t xml:space="preserve"> begins with</w:t>
+      </w:r>
+      <w:r>
+        <w:t xml:space="preserve"> a walker on a</w:t>
+      </w:r>
+      <w:r>
+        <w:t xml:space="preserve"> straight line, square grid,</w:t>
+      </w:r>
+      <w:r>
+        <w:t xml:space="preserve"> </w:t>
+      </w:r>
+      <w:r>
+        <w:t xml:space="preserve">or their </w:t>
+      </w:r>
+      <w:r>
+        <w:t>&lt;a href=</w:t>
+      </w:r>
+      <w:hyperlink r:id="rId5" w:history="1">
+        <w:r>
+          <w:rPr>
+            <w:rStyle w:val="Hyperlink"/>
+          </w:rPr>
+          <w:t>https://en.wikipedia.org/wiki/Hypercube</w:t>
+        </w:r>
+      </w:hyperlink>
+      <w:r>
+        <w:t xml:space="preserve"> </w:t>
+      </w:r>
+      <w:r>
+        <w:t>target=_blank&gt;</w:t>
+      </w:r>
+      <w:r>
+        <w:t>higher dimensional analogues</w:t>
+      </w:r>
+      <w:r>
+        <w:t>&lt;/a&gt;</w:t>
+      </w:r>
+      <w:r>
+        <w:t>,</w:t>
+      </w:r>
+      <w:r>
+        <w:t xml:space="preserve"> taking </w:t>
+      </w:r>
+      <w:r>
+        <w:t xml:space="preserve">1 step </w:t>
+      </w:r>
+      <w:r>
+        <w:t xml:space="preserve">in </w:t>
+      </w:r>
+      <w:r>
+        <w:t xml:space="preserve">any cardinal direction, </w:t>
+      </w:r>
+      <w:r>
+        <w:t>with each direction equally likely</w:t>
+      </w:r>
+      <w:r>
+        <w:t xml:space="preserve">. This </w:t>
+      </w:r>
+      <w:r>
+        <w:t xml:space="preserve">model has been thoroughly studied, with questions </w:t>
+      </w:r>
+      <w:r>
+        <w:t>ranging from how often the walker finds itself back in the starting position</w:t>
+      </w:r>
+      <w:r>
+        <w:t>, if at all, to how long it takes to reach a certain distance from its starting point, to what kind of shapes its path takes.</w:t>
+      </w:r>
+      <w:r>
+        <w:t xml:space="preserve"> </w:t>
+      </w:r>
+    </w:p>
+    <w:p>
+      <w:pPr>
+        <w:pStyle w:val="ListParagraph"/>
+        <w:numPr>
+          <w:ilvl w:val="0"/>
+          <w:numId w:val="1"/>
+        </w:numPr>
+      </w:pPr>
+      <w:r>
+        <w:t>https://math.mit.edu/classes/18.366/lec05/lec01.pdf</w:t>
+      </w:r>
+    </w:p>
+    <w:p>
+      <w:r>
         <w:t xml:space="preserve">This model studies the dynamics of </w:t>
       </w:r>
       <w:r>
@@ -499,15 +702,7 @@
     </w:p>
     <w:p>
       <w:r>
-        <w:t xml:space="preserve">          grains can never </w:t>
-      </w:r>
-      <w:proofErr w:type="gramStart"/>
-      <w:r>
-        <w:t>leave:</w:t>
-      </w:r>
-      <w:proofErr w:type="gramEnd"/>
-      <w:r>
-        <w:t xml:space="preserve"> with too many grains the pile topples</w:t>
+        <w:t xml:space="preserve">          grains can never leave: with too many grains the pile topples</w:t>
       </w:r>
     </w:p>
     <w:p>
@@ -542,13 +737,8 @@
     </w:p>
     <w:p>
       <w:r>
-        <w:t xml:space="preserve">          pile back. Every table with a sink has one, often </w:t>
-      </w:r>
-      <w:proofErr w:type="gramStart"/>
-      <w:r>
-        <w:t>a beautiful</w:t>
-      </w:r>
-      <w:proofErr w:type="gramEnd"/>
+        <w:t xml:space="preserve">          pile back. Every table with a sink has one, often a beautiful</w:t>
+      </w:r>
     </w:p>
     <w:p>
       <w:r>
@@ -598,15 +788,7 @@
     </w:p>
     <w:p>
       <w:r>
-        <w:t xml:space="preserve">          + and &amp;minus; </w:t>
-      </w:r>
-      <w:proofErr w:type="gramStart"/>
-      <w:r>
-        <w:t>buttons, and</w:t>
-      </w:r>
-      <w:proofErr w:type="gramEnd"/>
-      <w:r>
-        <w:t xml:space="preserve"> drag the picture to look around. Or pick</w:t>
+        <w:t xml:space="preserve">          + and &amp;minus; buttons, and drag the picture to look around. Or pick</w:t>
       </w:r>
     </w:p>
     <w:p>
@@ -616,73 +798,17 @@
     </w:p>
     <w:p>
       <w:r>
-        <w:t xml:space="preserve">          tiling or a tree, a cell </w:t>
-      </w:r>
-      <w:proofErr w:type="gramStart"/>
-      <w:r>
-        <w:t>with &lt;</w:t>
-      </w:r>
-      <w:proofErr w:type="spellStart"/>
-      <w:r>
-        <w:t>em</w:t>
-      </w:r>
-      <w:proofErr w:type="spellEnd"/>
-      <w:r>
-        <w:t>&gt;p&lt;/</w:t>
-      </w:r>
-      <w:proofErr w:type="spellStart"/>
-      <w:r>
-        <w:t>em</w:t>
-      </w:r>
-      <w:proofErr w:type="spellEnd"/>
-      <w:r>
-        <w:t>&gt;</w:t>
-      </w:r>
-      <w:proofErr w:type="gramEnd"/>
-      <w:r>
-        <w:t xml:space="preserve"> neighbors </w:t>
-      </w:r>
-      <w:proofErr w:type="gramStart"/>
-      <w:r>
-        <w:t>topples</w:t>
-      </w:r>
-      <w:proofErr w:type="gramEnd"/>
-      <w:r>
-        <w:t xml:space="preserve"> at</w:t>
-      </w:r>
-    </w:p>
-    <w:p>
-      <w:r>
-        <w:t xml:space="preserve">          &lt;</w:t>
-      </w:r>
-      <w:proofErr w:type="spellStart"/>
-      <w:r>
-        <w:t>em</w:t>
-      </w:r>
-      <w:proofErr w:type="spellEnd"/>
-      <w:r>
-        <w:t>&gt;p&lt;/</w:t>
-      </w:r>
-      <w:proofErr w:type="spellStart"/>
-      <w:r>
-        <w:t>em</w:t>
-      </w:r>
-      <w:proofErr w:type="spellEnd"/>
-      <w:r>
-        <w:t>&gt; grains, and grains fall off the ball's edge (drag to move</w:t>
-      </w:r>
-    </w:p>
-    <w:p>
-      <w:r>
-        <w:t xml:space="preserve">          around the </w:t>
-      </w:r>
-      <w:proofErr w:type="gramStart"/>
-      <w:r>
-        <w:t>plane, or</w:t>
-      </w:r>
-      <w:proofErr w:type="gramEnd"/>
-      <w:r>
-        <w:t xml:space="preserve"> press Slide to slide the whole picture).</w:t>
+        <w:t xml:space="preserve">          tiling or a tree, a cell with &lt;em&gt;p&lt;/em&gt; neighbors topples at</w:t>
+      </w:r>
+    </w:p>
+    <w:p>
+      <w:r>
+        <w:t xml:space="preserve">          &lt;em&gt;p&lt;/em&gt; grains, and grains fall off the ball's edge (drag to move</w:t>
+      </w:r>
+    </w:p>
+    <w:p>
+      <w:r>
+        <w:t xml:space="preserve">          around the plane, or press Slide to slide the whole picture).</w:t>
       </w:r>
     </w:p>
     <w:p>
@@ -702,14 +828,12 @@
     </w:p>
     <w:p/>
     <w:p>
-      <w:proofErr w:type="gramStart"/>
       <w:r>
         <w:t>Sandpiles</w:t>
       </w:r>
       <w:r>
         <w:t xml:space="preserve"> simple</w:t>
       </w:r>
-      <w:proofErr w:type="gramEnd"/>
     </w:p>
     <w:p>
       <w:r>
@@ -1110,29 +1234,13 @@
     </w:p>
     <w:p>
       <w:r>
-        <w:t xml:space="preserve">Notice that what happens on the </w:t>
-      </w:r>
-      <w:proofErr w:type="gramStart"/>
-      <w:r>
-        <w:t>boundaries</w:t>
-      </w:r>
-      <w:proofErr w:type="gramEnd"/>
-      <w:r>
-        <w:t xml:space="preserve"> matters! </w:t>
+        <w:t xml:space="preserve">Notice that what happens on the boundaries matters! </w:t>
       </w:r>
       <w:r>
         <w:t>O</w:t>
       </w:r>
       <w:r>
-        <w:t xml:space="preserve">n the </w:t>
-      </w:r>
-      <w:proofErr w:type="gramStart"/>
-      <w:r>
-        <w:t>torus</w:t>
-      </w:r>
-      <w:proofErr w:type="gramEnd"/>
-      <w:r>
-        <w:t>, where each side wraps around, there is no</w:t>
+        <w:t>n the torus, where each side wraps around, there is no</w:t>
       </w:r>
       <w:r>
         <w:t xml:space="preserve"> edge and therefore no</w:t>
@@ -1273,39 +1381,7 @@
         <w:t xml:space="preserve"> (called</w:t>
       </w:r>
       <w:r>
-        <w:t xml:space="preserve"> &lt;</w:t>
-      </w:r>
-      <w:proofErr w:type="spellStart"/>
-      <w:r>
-        <w:t>em</w:t>
-      </w:r>
-      <w:proofErr w:type="spellEnd"/>
-      <w:r>
-        <w:t>&gt;recurrent configurations&lt;/</w:t>
-      </w:r>
-      <w:proofErr w:type="spellStart"/>
-      <w:r>
-        <w:t>em</w:t>
-      </w:r>
-      <w:proofErr w:type="spellEnd"/>
-      <w:r>
-        <w:t>&gt;, see &lt;</w:t>
-      </w:r>
-      <w:proofErr w:type="spellStart"/>
-      <w:r>
-        <w:t>em</w:t>
-      </w:r>
-      <w:proofErr w:type="spellEnd"/>
-      <w:r>
-        <w:t>&gt;All the details&lt;/</w:t>
-      </w:r>
-      <w:proofErr w:type="spellStart"/>
-      <w:r>
-        <w:t>em</w:t>
-      </w:r>
-      <w:proofErr w:type="spellEnd"/>
-      <w:r>
-        <w:t>&gt;</w:t>
+        <w:t xml:space="preserve"> &lt;em&gt;recurrent configurations&lt;/em&gt;, see &lt;em&gt;All the details&lt;/em&gt;</w:t>
       </w:r>
       <w:r>
         <w:t>)</w:t>
@@ -1923,15 +1999,7 @@
         <w:t xml:space="preserve">, a </w:t>
       </w:r>
       <w:r>
-        <w:t>round-</w:t>
-      </w:r>
-      <w:proofErr w:type="spellStart"/>
-      <w:r>
-        <w:t>ish</w:t>
-      </w:r>
-      <w:proofErr w:type="spellEnd"/>
-      <w:r>
-        <w:t xml:space="preserve"> blob</w:t>
+        <w:t>round-ish blob</w:t>
       </w:r>
       <w:r>
         <w:t>.</w:t>
@@ -2139,15 +2207,7 @@
         <w:t xml:space="preserve"> </w:t>
       </w:r>
       <w:r>
-        <w:t xml:space="preserve">comes </w:t>
-      </w:r>
-      <w:proofErr w:type="gramStart"/>
-      <w:r>
-        <w:t>in to</w:t>
-      </w:r>
-      <w:proofErr w:type="gramEnd"/>
-      <w:r>
-        <w:t xml:space="preserve"> </w:t>
+        <w:t xml:space="preserve">comes in to </w:t>
       </w:r>
       <w:r>
         <w:t>bias where the next bacterium is born</w:t>
@@ -2186,18 +2246,10 @@
         <w:t xml:space="preserve">negative </w:t>
       </w:r>
       <w:r>
-        <w:t>&lt;strong&gt;s&lt;/strong</w:t>
-      </w:r>
-      <w:proofErr w:type="gramStart"/>
-      <w:r>
-        <w:t xml:space="preserve">&gt; </w:t>
-      </w:r>
-      <w:r>
-        <w:t xml:space="preserve"> favors</w:t>
-      </w:r>
-      <w:proofErr w:type="gramEnd"/>
-      <w:r>
-        <w:t xml:space="preserve"> emptier </w:t>
+        <w:t xml:space="preserve">&lt;strong&gt;s&lt;/strong&gt; </w:t>
+      </w:r>
+      <w:r>
+        <w:t xml:space="preserve"> favors emptier </w:t>
       </w:r>
       <w:r>
         <w:t>ones</w:t>
@@ -2358,6 +2410,103 @@
     </w:sectPr>
   </w:body>
 </w:document>
+</file>
+
+<file path=word/numbering.xml><?xml version="1.0" encoding="utf-8"?>
+<w:numbering xmlns:wpc="http://schemas.microsoft.com/office/word/2010/wordprocessingCanvas" xmlns:cx="http://schemas.microsoft.com/office/drawing/2014/chartex" xmlns:cx1="http://schemas.microsoft.com/office/drawing/2015/9/8/chartex" xmlns:cx2="http://schemas.microsoft.com/office/drawing/2015/10/21/chartex" xmlns:cx3="http://schemas.microsoft.com/office/drawing/2016/5/9/chartex" xmlns:cx4="http://schemas.microsoft.com/office/drawing/2016/5/10/chartex" xmlns:cx5="http://schemas.microsoft.com/office/drawing/2016/5/11/chartex" xmlns:cx6="http://schemas.microsoft.com/office/drawing/2016/5/12/chartex" xmlns:cx7="http://schemas.microsoft.com/office/drawing/2016/5/13/chartex" xmlns:cx8="http://schemas.microsoft.com/office/drawing/2016/5/14/chartex" xmlns:mc="http://schemas.openxmlformats.org/markup-compatibility/2006" xmlns:aink="http://schemas.microsoft.com/office/drawing/2016/ink" xmlns:am3d="http://schemas.microsoft.com/office/drawing/2017/model3d" xmlns:o="urn:schemas-microsoft-com:office:office" xmlns:oel="http://schemas.microsoft.com/office/2019/extlst" xmlns:r="http://schemas.openxmlformats.org/officeDocument/2006/relationships" xmlns:m="http://schemas.openxmlformats.org/officeDocument/2006/math" xmlns:v="urn:schemas-microsoft-com:vml" xmlns:wp14="http://schemas.microsoft.com/office/word/2010/wordprocessingDrawing" xmlns:wp="http://schemas.openxmlformats.org/drawingml/2006/wordprocessingDrawing" xmlns:w10="urn:schemas-microsoft-com:office:word" xmlns:w="http://schemas.openxmlformats.org/wordprocessingml/2006/main" xmlns:w14="http://schemas.microsoft.com/office/word/2010/wordml" xmlns:w15="http://schemas.microsoft.com/office/word/2012/wordml" xmlns:w16cex="http://schemas.microsoft.com/office/word/2018/wordml/cex" xmlns:w16cid="http://schemas.microsoft.com/office/word/2016/wordml/cid" xmlns:w16="http://schemas.microsoft.com/office/word/2018/wordml" xmlns:w16du="http://schemas.microsoft.com/office/word/2023/wordml/word16du" xmlns:w16sdtdh="http://schemas.microsoft.com/office/word/2020/wordml/sdtdatahash" xmlns:w16sdtfl="http://schemas.microsoft.com/office/word/2024/wordml/sdtformatlock" xmlns:w16se="http://schemas.microsoft.com/office/word/2015/wordml/symex" xmlns:wpg="http://schemas.microsoft.com/office/word/2010/wordprocessingGroup" xmlns:wpi="http://schemas.microsoft.com/office/word/2010/wordprocessingInk" xmlns:wne="http://schemas.microsoft.com/office/word/2006/wordml" xmlns:wps="http://schemas.microsoft.com/office/word/2010/wordprocessingShape" mc:Ignorable="w14 w15 w16se w16cid w16 w16cex w16sdtdh w16sdtfl w16du wp14">
+  <w:abstractNum w:abstractNumId="0" w15:restartNumberingAfterBreak="0">
+    <w:nsid w:val="46EC0D91"/>
+    <w:multiLevelType w:val="hybridMultilevel"/>
+    <w:tmpl w:val="A22C0260"/>
+    <w:lvl w:ilvl="0" w:tplc="0409000F">
+      <w:start w:val="1"/>
+      <w:numFmt w:val="decimal"/>
+      <w:lvlText w:val="%1."/>
+      <w:lvlJc w:val="left"/>
+      <w:pPr>
+        <w:ind w:left="720" w:hanging="360"/>
+      </w:pPr>
+      <w:rPr>
+        <w:rFonts w:hint="default"/>
+      </w:rPr>
+    </w:lvl>
+    <w:lvl w:ilvl="1" w:tplc="04090019" w:tentative="1">
+      <w:start w:val="1"/>
+      <w:numFmt w:val="lowerLetter"/>
+      <w:lvlText w:val="%2."/>
+      <w:lvlJc w:val="left"/>
+      <w:pPr>
+        <w:ind w:left="1440" w:hanging="360"/>
+      </w:pPr>
+    </w:lvl>
+    <w:lvl w:ilvl="2" w:tplc="0409001B" w:tentative="1">
+      <w:start w:val="1"/>
+      <w:numFmt w:val="lowerRoman"/>
+      <w:lvlText w:val="%3."/>
+      <w:lvlJc w:val="right"/>
+      <w:pPr>
+        <w:ind w:left="2160" w:hanging="180"/>
+      </w:pPr>
+    </w:lvl>
+    <w:lvl w:ilvl="3" w:tplc="0409000F" w:tentative="1">
+      <w:start w:val="1"/>
+      <w:numFmt w:val="decimal"/>
+      <w:lvlText w:val="%4."/>
+      <w:lvlJc w:val="left"/>
+      <w:pPr>
+        <w:ind w:left="2880" w:hanging="360"/>
+      </w:pPr>
+    </w:lvl>
+    <w:lvl w:ilvl="4" w:tplc="04090019" w:tentative="1">
+      <w:start w:val="1"/>
+      <w:numFmt w:val="lowerLetter"/>
+      <w:lvlText w:val="%5."/>
+      <w:lvlJc w:val="left"/>
+      <w:pPr>
+        <w:ind w:left="3600" w:hanging="360"/>
+      </w:pPr>
+    </w:lvl>
+    <w:lvl w:ilvl="5" w:tplc="0409001B" w:tentative="1">
+      <w:start w:val="1"/>
+      <w:numFmt w:val="lowerRoman"/>
+      <w:lvlText w:val="%6."/>
+      <w:lvlJc w:val="right"/>
+      <w:pPr>
+        <w:ind w:left="4320" w:hanging="180"/>
+      </w:pPr>
+    </w:lvl>
+    <w:lvl w:ilvl="6" w:tplc="0409000F" w:tentative="1">
+      <w:start w:val="1"/>
+      <w:numFmt w:val="decimal"/>
+      <w:lvlText w:val="%7."/>
+      <w:lvlJc w:val="left"/>
+      <w:pPr>
+        <w:ind w:left="5040" w:hanging="360"/>
+      </w:pPr>
+    </w:lvl>
+    <w:lvl w:ilvl="7" w:tplc="04090019" w:tentative="1">
+      <w:start w:val="1"/>
+      <w:numFmt w:val="lowerLetter"/>
+      <w:lvlText w:val="%8."/>
+      <w:lvlJc w:val="left"/>
+      <w:pPr>
+        <w:ind w:left="5760" w:hanging="360"/>
+      </w:pPr>
+    </w:lvl>
+    <w:lvl w:ilvl="8" w:tplc="0409001B" w:tentative="1">
+      <w:start w:val="1"/>
+      <w:numFmt w:val="lowerRoman"/>
+      <w:lvlText w:val="%9."/>
+      <w:lvlJc w:val="right"/>
+      <w:pPr>
+        <w:ind w:left="6480" w:hanging="180"/>
+      </w:pPr>
+    </w:lvl>
+  </w:abstractNum>
+  <w:num w:numId="1" w16cid:durableId="1360933546">
+    <w:abstractNumId w:val="0"/>
+  </w:num>
+</w:numbering>
 </file>
 
 <file path=word/styles.xml><?xml version="1.0" encoding="utf-8"?>
@@ -2963,6 +3112,7 @@
   <w:style w:type="character" w:default="1" w:styleId="DefaultParagraphFont">
     <w:name w:val="Default Paragraph Font"/>
     <w:uiPriority w:val="1"/>
+    <w:semiHidden/>
     <w:unhideWhenUsed/>
   </w:style>
   <w:style w:type="table" w:default="1" w:styleId="TableNormal">
@@ -3276,6 +3426,29 @@
       <w:spacing w:val="5"/>
     </w:rPr>
   </w:style>
+  <w:style w:type="character" w:styleId="Hyperlink">
+    <w:name w:val="Hyperlink"/>
+    <w:basedOn w:val="DefaultParagraphFont"/>
+    <w:uiPriority w:val="99"/>
+    <w:unhideWhenUsed/>
+    <w:rsid w:val="002E5148"/>
+    <w:rPr>
+      <w:color w:val="467886" w:themeColor="hyperlink"/>
+      <w:u w:val="single"/>
+    </w:rPr>
+  </w:style>
+  <w:style w:type="character" w:styleId="UnresolvedMention">
+    <w:name w:val="Unresolved Mention"/>
+    <w:basedOn w:val="DefaultParagraphFont"/>
+    <w:uiPriority w:val="99"/>
+    <w:semiHidden/>
+    <w:unhideWhenUsed/>
+    <w:rsid w:val="002E5148"/>
+    <w:rPr>
+      <w:color w:val="605E5C"/>
+      <w:shd w:val="clear" w:color="auto" w:fill="E1DFDD"/>
+    </w:rPr>
+  </w:style>
 </w:styles>
 </file>
 
